--- a/DR/Тема_14_СП.docx
+++ b/DR/Тема_14_СП.docx
@@ -1,32 +1,30 @@
 
 <file path=word/document.xml><?xml version="1.0" encoding="utf-8"?>
-<w:document xmlns:wpc="http://schemas.microsoft.com/office/word/2010/wordprocessingCanvas" xmlns:mc="http://schemas.openxmlformats.org/markup-compatibility/2006" xmlns:o="urn:schemas-microsoft-com:office:office" xmlns:r="http://schemas.openxmlformats.org/officeDocument/2006/relationships" xmlns:m="http://schemas.openxmlformats.org/officeDocument/2006/math" xmlns:v="urn:schemas-microsoft-com:vml" xmlns:wp14="http://schemas.microsoft.com/office/word/2010/wordprocessingDrawing" xmlns:wp="http://schemas.openxmlformats.org/drawingml/2006/wordprocessingDrawing" xmlns:w10="urn:schemas-microsoft-com:office:word" xmlns:w="http://schemas.openxmlformats.org/wordprocessingml/2006/main" xmlns:w14="http://schemas.microsoft.com/office/word/2010/wordml" xmlns:wpg="http://schemas.microsoft.com/office/word/2010/wordprocessingGroup" xmlns:wpi="http://schemas.microsoft.com/office/word/2010/wordprocessingInk" xmlns:wne="http://schemas.microsoft.com/office/word/2006/wordml" xmlns:wps="http://schemas.microsoft.com/office/word/2010/wordprocessingShape" mc:Ignorable="w14 wp14">
+<w:document xmlns:wpc="http://schemas.microsoft.com/office/word/2010/wordprocessingCanvas" xmlns:cx="http://schemas.microsoft.com/office/drawing/2014/chartex" xmlns:mc="http://schemas.openxmlformats.org/markup-compatibility/2006" xmlns:o="urn:schemas-microsoft-com:office:office" xmlns:r="http://schemas.openxmlformats.org/officeDocument/2006/relationships" xmlns:m="http://schemas.openxmlformats.org/officeDocument/2006/math" xmlns:v="urn:schemas-microsoft-com:vml" xmlns:wp14="http://schemas.microsoft.com/office/word/2010/wordprocessingDrawing" xmlns:wp="http://schemas.openxmlformats.org/drawingml/2006/wordprocessingDrawing" xmlns:w10="urn:schemas-microsoft-com:office:word" xmlns:w="http://schemas.openxmlformats.org/wordprocessingml/2006/main" xmlns:w14="http://schemas.microsoft.com/office/word/2010/wordml" xmlns:w15="http://schemas.microsoft.com/office/word/2012/wordml" xmlns:w16se="http://schemas.microsoft.com/office/word/2015/wordml/symex" xmlns:wpg="http://schemas.microsoft.com/office/word/2010/wordprocessingGroup" xmlns:wpi="http://schemas.microsoft.com/office/word/2010/wordprocessingInk" xmlns:wne="http://schemas.microsoft.com/office/word/2006/wordml" xmlns:wps="http://schemas.microsoft.com/office/word/2010/wordprocessingShape" mc:Ignorable="w14 w15 w16se wp14">
   <w:body>
-    <w:p>
-      <w:bookmarkStart w:id="0" w:name="_GoBack"/>
-      <w:bookmarkEnd w:id="0"/>
-    </w:p>
+    <w:p/>
     <w:sdt>
       <w:sdtPr>
+        <w:rPr>
+          <w:rFonts w:ascii="Times New Roman" w:eastAsiaTheme="minorEastAsia" w:hAnsi="Times New Roman" w:cs="Times New Roman"/>
+          <w:b w:val="0"/>
+          <w:bCs w:val="0"/>
+          <w:smallCaps w:val="0"/>
+          <w:color w:val="auto"/>
+          <w:sz w:val="24"/>
+          <w:szCs w:val="24"/>
+        </w:rPr>
         <w:id w:val="1322470957"/>
         <w:docPartObj>
           <w:docPartGallery w:val="Table of Contents"/>
           <w:docPartUnique/>
         </w:docPartObj>
       </w:sdtPr>
-      <w:sdtEndPr>
-        <w:rPr>
-          <w:rFonts w:ascii="Times New Roman" w:eastAsiaTheme="minorEastAsia" w:hAnsi="Times New Roman" w:cs="Times New Roman"/>
-          <w:smallCaps w:val="0"/>
-          <w:color w:val="auto"/>
-          <w:sz w:val="24"/>
-          <w:szCs w:val="24"/>
-        </w:rPr>
-      </w:sdtEndPr>
+      <w:sdtEndPr/>
       <w:sdtContent>
         <w:p>
           <w:pPr>
-            <w:pStyle w:val="aff"/>
+            <w:pStyle w:val="TOCHeading"/>
             <w:numPr>
               <w:ilvl w:val="0"/>
               <w:numId w:val="0"/>
@@ -38,7 +36,7 @@
         </w:p>
         <w:p>
           <w:pPr>
-            <w:pStyle w:val="11"/>
+            <w:pStyle w:val="TOC1"/>
             <w:tabs>
               <w:tab w:val="left" w:pos="1320"/>
               <w:tab w:val="right" w:leader="dot" w:pos="9062"/>
@@ -62,7 +60,7 @@
           <w:hyperlink w:anchor="_Toc227537468" w:history="1">
             <w:r>
               <w:rPr>
-                <w:rStyle w:val="a7"/>
+                <w:rStyle w:val="Hyperlink"/>
                 <w:noProof/>
               </w:rPr>
               <w:t>1.</w:t>
@@ -78,7 +76,7 @@
             </w:r>
             <w:r>
               <w:rPr>
-                <w:rStyle w:val="a7"/>
+                <w:rStyle w:val="Hyperlink"/>
                 <w:noProof/>
               </w:rPr>
               <w:t>Увод</w:t>
@@ -135,7 +133,7 @@
         </w:p>
         <w:p>
           <w:pPr>
-            <w:pStyle w:val="11"/>
+            <w:pStyle w:val="TOC1"/>
             <w:tabs>
               <w:tab w:val="left" w:pos="1320"/>
               <w:tab w:val="right" w:leader="dot" w:pos="9062"/>
@@ -150,7 +148,7 @@
           <w:hyperlink w:anchor="_Toc227537469" w:history="1">
             <w:r>
               <w:rPr>
-                <w:rStyle w:val="a7"/>
+                <w:rStyle w:val="Hyperlink"/>
                 <w:noProof/>
               </w:rPr>
               <w:t>2.</w:t>
@@ -166,7 +164,7 @@
             </w:r>
             <w:r>
               <w:rPr>
-                <w:rStyle w:val="a7"/>
+                <w:rStyle w:val="Hyperlink"/>
                 <w:noProof/>
               </w:rPr>
               <w:t>Теоретична постановка и анализ</w:t>
@@ -223,7 +221,7 @@
         </w:p>
         <w:p>
           <w:pPr>
-            <w:pStyle w:val="21"/>
+            <w:pStyle w:val="TOC2"/>
             <w:tabs>
               <w:tab w:val="left" w:pos="1760"/>
               <w:tab w:val="right" w:leader="dot" w:pos="9062"/>
@@ -238,7 +236,7 @@
           <w:hyperlink w:anchor="_Toc227537470" w:history="1">
             <w:r>
               <w:rPr>
-                <w:rStyle w:val="a7"/>
+                <w:rStyle w:val="Hyperlink"/>
                 <w:noProof/>
               </w:rPr>
               <w:t>2.1</w:t>
@@ -254,7 +252,7 @@
             </w:r>
             <w:r>
               <w:rPr>
-                <w:rStyle w:val="a7"/>
+                <w:rStyle w:val="Hyperlink"/>
                 <w:noProof/>
               </w:rPr>
               <w:t>Концепцията за Умен дом (Smart Home) и интелигентно осветление</w:t>
@@ -311,7 +309,7 @@
         </w:p>
         <w:p>
           <w:pPr>
-            <w:pStyle w:val="21"/>
+            <w:pStyle w:val="TOC2"/>
             <w:tabs>
               <w:tab w:val="left" w:pos="1760"/>
               <w:tab w:val="right" w:leader="dot" w:pos="9062"/>
@@ -326,7 +324,7 @@
           <w:hyperlink w:anchor="_Toc227537471" w:history="1">
             <w:r>
               <w:rPr>
-                <w:rStyle w:val="a7"/>
+                <w:rStyle w:val="Hyperlink"/>
                 <w:noProof/>
               </w:rPr>
               <w:t>2.2</w:t>
@@ -342,7 +340,7 @@
             </w:r>
             <w:r>
               <w:rPr>
-                <w:rStyle w:val="a7"/>
+                <w:rStyle w:val="Hyperlink"/>
                 <w:noProof/>
               </w:rPr>
               <w:t>Цел и задачи на дипломния проект</w:t>
@@ -399,7 +397,7 @@
         </w:p>
         <w:p>
           <w:pPr>
-            <w:pStyle w:val="21"/>
+            <w:pStyle w:val="TOC2"/>
             <w:tabs>
               <w:tab w:val="left" w:pos="1760"/>
               <w:tab w:val="right" w:leader="dot" w:pos="9062"/>
@@ -414,7 +412,7 @@
           <w:hyperlink w:anchor="_Toc227537472" w:history="1">
             <w:r>
               <w:rPr>
-                <w:rStyle w:val="a7"/>
+                <w:rStyle w:val="Hyperlink"/>
                 <w:noProof/>
               </w:rPr>
               <w:t>2.3</w:t>
@@ -430,7 +428,7 @@
             </w:r>
             <w:r>
               <w:rPr>
-                <w:rStyle w:val="a7"/>
+                <w:rStyle w:val="Hyperlink"/>
                 <w:noProof/>
               </w:rPr>
               <w:t>Анализ на съществуващите решения за амбиентно осветление</w:t>
@@ -487,7 +485,7 @@
         </w:p>
         <w:p>
           <w:pPr>
-            <w:pStyle w:val="21"/>
+            <w:pStyle w:val="TOC2"/>
             <w:tabs>
               <w:tab w:val="left" w:pos="1760"/>
               <w:tab w:val="right" w:leader="dot" w:pos="9062"/>
@@ -502,7 +500,7 @@
           <w:hyperlink w:anchor="_Toc227537473" w:history="1">
             <w:r>
               <w:rPr>
-                <w:rStyle w:val="a7"/>
+                <w:rStyle w:val="Hyperlink"/>
                 <w:noProof/>
               </w:rPr>
               <w:t>2.4</w:t>
@@ -518,7 +516,7 @@
             </w:r>
             <w:r>
               <w:rPr>
-                <w:rStyle w:val="a7"/>
+                <w:rStyle w:val="Hyperlink"/>
                 <w:noProof/>
               </w:rPr>
               <w:t>Специфики на хардуерните и софтуерните протоколи</w:t>
@@ -575,7 +573,7 @@
         </w:p>
         <w:p>
           <w:pPr>
-            <w:pStyle w:val="31"/>
+            <w:pStyle w:val="TOC3"/>
             <w:tabs>
               <w:tab w:val="left" w:pos="2031"/>
               <w:tab w:val="right" w:leader="dot" w:pos="9062"/>
@@ -590,7 +588,7 @@
           <w:hyperlink w:anchor="_Toc227537474" w:history="1">
             <w:r>
               <w:rPr>
-                <w:rStyle w:val="a7"/>
+                <w:rStyle w:val="Hyperlink"/>
                 <w:noProof/>
               </w:rPr>
               <w:t>2.4.1</w:t>
@@ -606,7 +604,7 @@
             </w:r>
             <w:r>
               <w:rPr>
-                <w:rStyle w:val="a7"/>
+                <w:rStyle w:val="Hyperlink"/>
                 <w:noProof/>
               </w:rPr>
               <w:t>Хардуерен протокол за предаване на данни при WS2812B (NZR комуникация)</w:t>
@@ -663,7 +661,7 @@
         </w:p>
         <w:p>
           <w:pPr>
-            <w:pStyle w:val="31"/>
+            <w:pStyle w:val="TOC3"/>
             <w:tabs>
               <w:tab w:val="left" w:pos="2031"/>
               <w:tab w:val="right" w:leader="dot" w:pos="9062"/>
@@ -678,7 +676,7 @@
           <w:hyperlink w:anchor="_Toc227537475" w:history="1">
             <w:r>
               <w:rPr>
-                <w:rStyle w:val="a7"/>
+                <w:rStyle w:val="Hyperlink"/>
                 <w:noProof/>
               </w:rPr>
               <w:t>2.4.2</w:t>
@@ -694,7 +692,7 @@
             </w:r>
             <w:r>
               <w:rPr>
-                <w:rStyle w:val="a7"/>
+                <w:rStyle w:val="Hyperlink"/>
                 <w:noProof/>
               </w:rPr>
               <w:t>Софтуерна архитектура: REST API и Single Page Application (SPA)</w:t>
@@ -751,7 +749,7 @@
         </w:p>
         <w:p>
           <w:pPr>
-            <w:pStyle w:val="21"/>
+            <w:pStyle w:val="TOC2"/>
             <w:tabs>
               <w:tab w:val="left" w:pos="1760"/>
               <w:tab w:val="right" w:leader="dot" w:pos="9062"/>
@@ -766,7 +764,7 @@
           <w:hyperlink w:anchor="_Toc227537476" w:history="1">
             <w:r>
               <w:rPr>
-                <w:rStyle w:val="a7"/>
+                <w:rStyle w:val="Hyperlink"/>
                 <w:noProof/>
               </w:rPr>
               <w:t>2.5</w:t>
@@ -782,7 +780,7 @@
             </w:r>
             <w:r>
               <w:rPr>
-                <w:rStyle w:val="a7"/>
+                <w:rStyle w:val="Hyperlink"/>
                 <w:noProof/>
               </w:rPr>
               <w:t>Сравнителен анализ на Bluetooth стандартите в контекста на IoT</w:t>
@@ -839,7 +837,7 @@
         </w:p>
         <w:p>
           <w:pPr>
-            <w:pStyle w:val="31"/>
+            <w:pStyle w:val="TOC3"/>
             <w:tabs>
               <w:tab w:val="left" w:pos="2031"/>
               <w:tab w:val="right" w:leader="dot" w:pos="9062"/>
@@ -854,7 +852,7 @@
           <w:hyperlink w:anchor="_Toc227537477" w:history="1">
             <w:r>
               <w:rPr>
-                <w:rStyle w:val="a7"/>
+                <w:rStyle w:val="Hyperlink"/>
                 <w:noProof/>
               </w:rPr>
               <w:t>2.5.1</w:t>
@@ -870,7 +868,7 @@
             </w:r>
             <w:r>
               <w:rPr>
-                <w:rStyle w:val="a7"/>
+                <w:rStyle w:val="Hyperlink"/>
                 <w:noProof/>
               </w:rPr>
               <w:t>Класически Bluetooth и профилът SPP (Serial Port Profile)</w:t>
@@ -927,7 +925,7 @@
         </w:p>
         <w:p>
           <w:pPr>
-            <w:pStyle w:val="31"/>
+            <w:pStyle w:val="TOC3"/>
             <w:tabs>
               <w:tab w:val="left" w:pos="2031"/>
               <w:tab w:val="right" w:leader="dot" w:pos="9062"/>
@@ -942,7 +940,7 @@
           <w:hyperlink w:anchor="_Toc227537478" w:history="1">
             <w:r>
               <w:rPr>
-                <w:rStyle w:val="a7"/>
+                <w:rStyle w:val="Hyperlink"/>
                 <w:noProof/>
               </w:rPr>
               <w:t>2.5.2</w:t>
@@ -958,7 +956,7 @@
             </w:r>
             <w:r>
               <w:rPr>
-                <w:rStyle w:val="a7"/>
+                <w:rStyle w:val="Hyperlink"/>
                 <w:noProof/>
               </w:rPr>
               <w:t>Bluetooth Low Energy (BLE) и GATT архитектура</w:t>
@@ -1015,7 +1013,7 @@
         </w:p>
         <w:p>
           <w:pPr>
-            <w:pStyle w:val="31"/>
+            <w:pStyle w:val="TOC3"/>
             <w:tabs>
               <w:tab w:val="left" w:pos="2031"/>
               <w:tab w:val="right" w:leader="dot" w:pos="9062"/>
@@ -1030,7 +1028,7 @@
           <w:hyperlink w:anchor="_Toc227537479" w:history="1">
             <w:r>
               <w:rPr>
-                <w:rStyle w:val="a7"/>
+                <w:rStyle w:val="Hyperlink"/>
                 <w:noProof/>
               </w:rPr>
               <w:t>2.5.3</w:t>
@@ -1046,7 +1044,7 @@
             </w:r>
             <w:r>
               <w:rPr>
-                <w:rStyle w:val="a7"/>
+                <w:rStyle w:val="Hyperlink"/>
                 <w:noProof/>
               </w:rPr>
               <w:t>Софтуерна адаптация към BLE спецификата</w:t>
@@ -1103,7 +1101,7 @@
         </w:p>
         <w:p>
           <w:pPr>
-            <w:pStyle w:val="11"/>
+            <w:pStyle w:val="TOC1"/>
             <w:tabs>
               <w:tab w:val="left" w:pos="1320"/>
               <w:tab w:val="right" w:leader="dot" w:pos="9062"/>
@@ -1118,7 +1116,7 @@
           <w:hyperlink w:anchor="_Toc227537480" w:history="1">
             <w:r>
               <w:rPr>
-                <w:rStyle w:val="a7"/>
+                <w:rStyle w:val="Hyperlink"/>
                 <w:noProof/>
               </w:rPr>
               <w:t>3.</w:t>
@@ -1134,7 +1132,7 @@
             </w:r>
             <w:r>
               <w:rPr>
-                <w:rStyle w:val="a7"/>
+                <w:rStyle w:val="Hyperlink"/>
                 <w:noProof/>
               </w:rPr>
               <w:t>Архитектура и хардуерна реализация</w:t>
@@ -1191,7 +1189,7 @@
         </w:p>
         <w:p>
           <w:pPr>
-            <w:pStyle w:val="21"/>
+            <w:pStyle w:val="TOC2"/>
             <w:tabs>
               <w:tab w:val="left" w:pos="1760"/>
               <w:tab w:val="right" w:leader="dot" w:pos="9062"/>
@@ -1206,7 +1204,7 @@
           <w:hyperlink w:anchor="_Toc227537481" w:history="1">
             <w:r>
               <w:rPr>
-                <w:rStyle w:val="a7"/>
+                <w:rStyle w:val="Hyperlink"/>
                 <w:noProof/>
               </w:rPr>
               <w:t>3.1</w:t>
@@ -1222,7 +1220,7 @@
             </w:r>
             <w:r>
               <w:rPr>
-                <w:rStyle w:val="a7"/>
+                <w:rStyle w:val="Hyperlink"/>
                 <w:noProof/>
               </w:rPr>
               <w:t>Избор на хардуерни компоненти и тяхната аргументация</w:t>
@@ -1279,7 +1277,7 @@
         </w:p>
         <w:p>
           <w:pPr>
-            <w:pStyle w:val="31"/>
+            <w:pStyle w:val="TOC3"/>
             <w:tabs>
               <w:tab w:val="left" w:pos="2031"/>
               <w:tab w:val="right" w:leader="dot" w:pos="9062"/>
@@ -1294,7 +1292,7 @@
           <w:hyperlink w:anchor="_Toc227537482" w:history="1">
             <w:r>
               <w:rPr>
-                <w:rStyle w:val="a7"/>
+                <w:rStyle w:val="Hyperlink"/>
                 <w:noProof/>
               </w:rPr>
               <w:t>3.1.1</w:t>
@@ -1310,7 +1308,7 @@
             </w:r>
             <w:r>
               <w:rPr>
-                <w:rStyle w:val="a7"/>
+                <w:rStyle w:val="Hyperlink"/>
                 <w:noProof/>
               </w:rPr>
               <w:t>Микроконтролер Arduino Nano</w:t>
@@ -1367,7 +1365,7 @@
         </w:p>
         <w:p>
           <w:pPr>
-            <w:pStyle w:val="31"/>
+            <w:pStyle w:val="TOC3"/>
             <w:tabs>
               <w:tab w:val="left" w:pos="2031"/>
               <w:tab w:val="right" w:leader="dot" w:pos="9062"/>
@@ -1382,7 +1380,7 @@
           <w:hyperlink w:anchor="_Toc227537483" w:history="1">
             <w:r>
               <w:rPr>
-                <w:rStyle w:val="a7"/>
+                <w:rStyle w:val="Hyperlink"/>
                 <w:noProof/>
               </w:rPr>
               <w:t>3.1.2</w:t>
@@ -1398,7 +1396,7 @@
             </w:r>
             <w:r>
               <w:rPr>
-                <w:rStyle w:val="a7"/>
+                <w:rStyle w:val="Hyperlink"/>
                 <w:noProof/>
               </w:rPr>
               <w:t>Адресируема LED лента WS2812B</w:t>
@@ -1455,7 +1453,7 @@
         </w:p>
         <w:p>
           <w:pPr>
-            <w:pStyle w:val="31"/>
+            <w:pStyle w:val="TOC3"/>
             <w:tabs>
               <w:tab w:val="left" w:pos="2031"/>
               <w:tab w:val="right" w:leader="dot" w:pos="9062"/>
@@ -1470,7 +1468,7 @@
           <w:hyperlink w:anchor="_Toc227537484" w:history="1">
             <w:r>
               <w:rPr>
-                <w:rStyle w:val="a7"/>
+                <w:rStyle w:val="Hyperlink"/>
                 <w:noProof/>
               </w:rPr>
               <w:t>3.1.3</w:t>
@@ -1486,7 +1484,7 @@
             </w:r>
             <w:r>
               <w:rPr>
-                <w:rStyle w:val="a7"/>
+                <w:rStyle w:val="Hyperlink"/>
                 <w:noProof/>
                 <w:lang w:val="en-US"/>
               </w:rPr>
@@ -1494,7 +1492,7 @@
             </w:r>
             <w:r>
               <w:rPr>
-                <w:rStyle w:val="a7"/>
+                <w:rStyle w:val="Hyperlink"/>
                 <w:noProof/>
               </w:rPr>
               <w:t xml:space="preserve"> модул и силова част</w:t>
@@ -1551,7 +1549,7 @@
         </w:p>
         <w:p>
           <w:pPr>
-            <w:pStyle w:val="21"/>
+            <w:pStyle w:val="TOC2"/>
             <w:tabs>
               <w:tab w:val="left" w:pos="1760"/>
               <w:tab w:val="right" w:leader="dot" w:pos="9062"/>
@@ -1566,7 +1564,7 @@
           <w:hyperlink w:anchor="_Toc227537485" w:history="1">
             <w:r>
               <w:rPr>
-                <w:rStyle w:val="a7"/>
+                <w:rStyle w:val="Hyperlink"/>
                 <w:noProof/>
               </w:rPr>
               <w:t>3.2</w:t>
@@ -1582,7 +1580,7 @@
             </w:r>
             <w:r>
               <w:rPr>
-                <w:rStyle w:val="a7"/>
+                <w:rStyle w:val="Hyperlink"/>
                 <w:noProof/>
               </w:rPr>
               <w:t>Проектиране, свързване и захранване на системата</w:t>
@@ -1639,7 +1637,7 @@
         </w:p>
         <w:p>
           <w:pPr>
-            <w:pStyle w:val="21"/>
+            <w:pStyle w:val="TOC2"/>
             <w:tabs>
               <w:tab w:val="left" w:pos="1760"/>
               <w:tab w:val="right" w:leader="dot" w:pos="9062"/>
@@ -1654,7 +1652,7 @@
           <w:hyperlink w:anchor="_Toc227537486" w:history="1">
             <w:r>
               <w:rPr>
-                <w:rStyle w:val="a7"/>
+                <w:rStyle w:val="Hyperlink"/>
                 <w:noProof/>
               </w:rPr>
               <w:t>3.3</w:t>
@@ -1670,7 +1668,7 @@
             </w:r>
             <w:r>
               <w:rPr>
-                <w:rStyle w:val="a7"/>
+                <w:rStyle w:val="Hyperlink"/>
                 <w:noProof/>
               </w:rPr>
               <w:t>Програмиране на микроконтролера</w:t>
@@ -1727,7 +1725,7 @@
         </w:p>
         <w:p>
           <w:pPr>
-            <w:pStyle w:val="31"/>
+            <w:pStyle w:val="TOC3"/>
             <w:tabs>
               <w:tab w:val="left" w:pos="2031"/>
               <w:tab w:val="right" w:leader="dot" w:pos="9062"/>
@@ -1742,7 +1740,7 @@
           <w:hyperlink w:anchor="_Toc227537487" w:history="1">
             <w:r>
               <w:rPr>
-                <w:rStyle w:val="a7"/>
+                <w:rStyle w:val="Hyperlink"/>
                 <w:noProof/>
               </w:rPr>
               <w:t>3.3.1</w:t>
@@ -1758,7 +1756,7 @@
             </w:r>
             <w:r>
               <w:rPr>
-                <w:rStyle w:val="a7"/>
+                <w:rStyle w:val="Hyperlink"/>
                 <w:noProof/>
               </w:rPr>
               <w:t>Инициализация и комуникация чрез SoftwareSerial</w:t>
@@ -1815,7 +1813,7 @@
         </w:p>
         <w:p>
           <w:pPr>
-            <w:pStyle w:val="31"/>
+            <w:pStyle w:val="TOC3"/>
             <w:tabs>
               <w:tab w:val="left" w:pos="2031"/>
               <w:tab w:val="right" w:leader="dot" w:pos="9062"/>
@@ -1830,7 +1828,7 @@
           <w:hyperlink w:anchor="_Toc227537488" w:history="1">
             <w:r>
               <w:rPr>
-                <w:rStyle w:val="a7"/>
+                <w:rStyle w:val="Hyperlink"/>
                 <w:noProof/>
               </w:rPr>
               <w:t>3.3.2</w:t>
@@ -1846,7 +1844,7 @@
             </w:r>
             <w:r>
               <w:rPr>
-                <w:rStyle w:val="a7"/>
+                <w:rStyle w:val="Hyperlink"/>
                 <w:noProof/>
               </w:rPr>
               <w:t>Управление на LED лентата (FastLED / NeoPixel)</w:t>
@@ -1903,7 +1901,7 @@
         </w:p>
         <w:p>
           <w:pPr>
-            <w:pStyle w:val="11"/>
+            <w:pStyle w:val="TOC1"/>
             <w:tabs>
               <w:tab w:val="left" w:pos="1320"/>
               <w:tab w:val="right" w:leader="dot" w:pos="9062"/>
@@ -1918,7 +1916,7 @@
           <w:hyperlink w:anchor="_Toc227537489" w:history="1">
             <w:r>
               <w:rPr>
-                <w:rStyle w:val="a7"/>
+                <w:rStyle w:val="Hyperlink"/>
                 <w:noProof/>
               </w:rPr>
               <w:t>4.</w:t>
@@ -1934,7 +1932,7 @@
             </w:r>
             <w:r>
               <w:rPr>
-                <w:rStyle w:val="a7"/>
+                <w:rStyle w:val="Hyperlink"/>
                 <w:noProof/>
               </w:rPr>
               <w:t>Софтуерна реализация: комуникация и бекенд</w:t>
@@ -1991,7 +1989,7 @@
         </w:p>
         <w:p>
           <w:pPr>
-            <w:pStyle w:val="21"/>
+            <w:pStyle w:val="TOC2"/>
             <w:tabs>
               <w:tab w:val="left" w:pos="1760"/>
               <w:tab w:val="right" w:leader="dot" w:pos="9062"/>
@@ -2006,7 +2004,7 @@
           <w:hyperlink w:anchor="_Toc227537490" w:history="1">
             <w:r>
               <w:rPr>
-                <w:rStyle w:val="a7"/>
+                <w:rStyle w:val="Hyperlink"/>
                 <w:noProof/>
               </w:rPr>
               <w:t>4.1</w:t>
@@ -2022,7 +2020,7 @@
             </w:r>
             <w:r>
               <w:rPr>
-                <w:rStyle w:val="a7"/>
+                <w:rStyle w:val="Hyperlink"/>
                 <w:noProof/>
               </w:rPr>
               <w:t>Архитектура на комуникацията и системен интерфейс</w:t>
@@ -2079,7 +2077,7 @@
         </w:p>
         <w:p>
           <w:pPr>
-            <w:pStyle w:val="21"/>
+            <w:pStyle w:val="TOC2"/>
             <w:tabs>
               <w:tab w:val="left" w:pos="1760"/>
               <w:tab w:val="right" w:leader="dot" w:pos="9062"/>
@@ -2094,7 +2092,7 @@
           <w:hyperlink w:anchor="_Toc227537491" w:history="1">
             <w:r>
               <w:rPr>
-                <w:rStyle w:val="a7"/>
+                <w:rStyle w:val="Hyperlink"/>
                 <w:noProof/>
               </w:rPr>
               <w:t>4.2</w:t>
@@ -2110,7 +2108,7 @@
             </w:r>
             <w:r>
               <w:rPr>
-                <w:rStyle w:val="a7"/>
+                <w:rStyle w:val="Hyperlink"/>
                 <w:noProof/>
               </w:rPr>
               <w:t>Разработка на междинен слой за връзка (Тестов Python скрипт)</w:t>
@@ -2167,7 +2165,7 @@
         </w:p>
         <w:p>
           <w:pPr>
-            <w:pStyle w:val="21"/>
+            <w:pStyle w:val="TOC2"/>
             <w:tabs>
               <w:tab w:val="left" w:pos="1760"/>
               <w:tab w:val="right" w:leader="dot" w:pos="9062"/>
@@ -2182,7 +2180,7 @@
           <w:hyperlink w:anchor="_Toc227537492" w:history="1">
             <w:r>
               <w:rPr>
-                <w:rStyle w:val="a7"/>
+                <w:rStyle w:val="Hyperlink"/>
                 <w:noProof/>
               </w:rPr>
               <w:t>4.3</w:t>
@@ -2198,7 +2196,7 @@
             </w:r>
             <w:r>
               <w:rPr>
-                <w:rStyle w:val="a7"/>
+                <w:rStyle w:val="Hyperlink"/>
                 <w:noProof/>
               </w:rPr>
               <w:t>Изграждане на уеб сървър и API интерфейс (Django &amp; DRF)</w:t>
@@ -2255,7 +2253,7 @@
         </w:p>
         <w:p>
           <w:pPr>
-            <w:pStyle w:val="11"/>
+            <w:pStyle w:val="TOC1"/>
             <w:tabs>
               <w:tab w:val="left" w:pos="1320"/>
               <w:tab w:val="right" w:leader="dot" w:pos="9062"/>
@@ -2270,7 +2268,7 @@
           <w:hyperlink w:anchor="_Toc227537493" w:history="1">
             <w:r>
               <w:rPr>
-                <w:rStyle w:val="a7"/>
+                <w:rStyle w:val="Hyperlink"/>
                 <w:noProof/>
               </w:rPr>
               <w:t>5.</w:t>
@@ -2286,7 +2284,7 @@
             </w:r>
             <w:r>
               <w:rPr>
-                <w:rStyle w:val="a7"/>
+                <w:rStyle w:val="Hyperlink"/>
                 <w:noProof/>
               </w:rPr>
               <w:t>Софтуерна реализация: потребителски интерфейс и интеграция</w:t>
@@ -2343,7 +2341,7 @@
         </w:p>
         <w:p>
           <w:pPr>
-            <w:pStyle w:val="21"/>
+            <w:pStyle w:val="TOC2"/>
             <w:tabs>
               <w:tab w:val="left" w:pos="1760"/>
               <w:tab w:val="right" w:leader="dot" w:pos="9062"/>
@@ -2358,7 +2356,7 @@
           <w:hyperlink w:anchor="_Toc227537494" w:history="1">
             <w:r>
               <w:rPr>
-                <w:rStyle w:val="a7"/>
+                <w:rStyle w:val="Hyperlink"/>
                 <w:noProof/>
               </w:rPr>
               <w:t>5.1</w:t>
@@ -2374,7 +2372,7 @@
             </w:r>
             <w:r>
               <w:rPr>
-                <w:rStyle w:val="a7"/>
+                <w:rStyle w:val="Hyperlink"/>
                 <w:noProof/>
               </w:rPr>
               <w:t>Проектиране на фронтенд архитектурата с Vue.js</w:t>
@@ -2431,7 +2429,7 @@
         </w:p>
         <w:p>
           <w:pPr>
-            <w:pStyle w:val="21"/>
+            <w:pStyle w:val="TOC2"/>
             <w:tabs>
               <w:tab w:val="left" w:pos="1760"/>
               <w:tab w:val="right" w:leader="dot" w:pos="9062"/>
@@ -2446,7 +2444,7 @@
           <w:hyperlink w:anchor="_Toc227537495" w:history="1">
             <w:r>
               <w:rPr>
-                <w:rStyle w:val="a7"/>
+                <w:rStyle w:val="Hyperlink"/>
                 <w:noProof/>
               </w:rPr>
               <w:t>5.2</w:t>
@@ -2462,7 +2460,7 @@
             </w:r>
             <w:r>
               <w:rPr>
-                <w:rStyle w:val="a7"/>
+                <w:rStyle w:val="Hyperlink"/>
                 <w:noProof/>
               </w:rPr>
               <w:t>Реализация на Color Picker и изпращане на данни (Axios)</w:t>
@@ -2519,7 +2517,7 @@
         </w:p>
         <w:p>
           <w:pPr>
-            <w:pStyle w:val="21"/>
+            <w:pStyle w:val="TOC2"/>
             <w:tabs>
               <w:tab w:val="left" w:pos="1760"/>
               <w:tab w:val="right" w:leader="dot" w:pos="9062"/>
@@ -2534,7 +2532,7 @@
           <w:hyperlink w:anchor="_Toc227537496" w:history="1">
             <w:r>
               <w:rPr>
-                <w:rStyle w:val="a7"/>
+                <w:rStyle w:val="Hyperlink"/>
                 <w:noProof/>
               </w:rPr>
               <w:t>5.3</w:t>
@@ -2550,7 +2548,7 @@
             </w:r>
             <w:r>
               <w:rPr>
-                <w:rStyle w:val="a7"/>
+                <w:rStyle w:val="Hyperlink"/>
                 <w:noProof/>
               </w:rPr>
               <w:t>Интеграция на системата, възникнали проблеми и тяхното отстраняване</w:t>
@@ -2607,7 +2605,7 @@
         </w:p>
         <w:p>
           <w:pPr>
-            <w:pStyle w:val="11"/>
+            <w:pStyle w:val="TOC1"/>
             <w:tabs>
               <w:tab w:val="left" w:pos="1320"/>
               <w:tab w:val="right" w:leader="dot" w:pos="9062"/>
@@ -2622,7 +2620,7 @@
           <w:hyperlink w:anchor="_Toc227537497" w:history="1">
             <w:r>
               <w:rPr>
-                <w:rStyle w:val="a7"/>
+                <w:rStyle w:val="Hyperlink"/>
                 <w:noProof/>
               </w:rPr>
               <w:t>6.</w:t>
@@ -2638,7 +2636,7 @@
             </w:r>
             <w:r>
               <w:rPr>
-                <w:rStyle w:val="a7"/>
+                <w:rStyle w:val="Hyperlink"/>
                 <w:noProof/>
               </w:rPr>
               <w:t>Заключение</w:t>
@@ -2695,7 +2693,7 @@
         </w:p>
         <w:p>
           <w:pPr>
-            <w:pStyle w:val="11"/>
+            <w:pStyle w:val="TOC1"/>
             <w:tabs>
               <w:tab w:val="left" w:pos="1320"/>
               <w:tab w:val="right" w:leader="dot" w:pos="9062"/>
@@ -2710,7 +2708,7 @@
           <w:hyperlink w:anchor="_Toc227537498" w:history="1">
             <w:r>
               <w:rPr>
-                <w:rStyle w:val="a7"/>
+                <w:rStyle w:val="Hyperlink"/>
                 <w:noProof/>
               </w:rPr>
               <w:t>7.</w:t>
@@ -2726,7 +2724,7 @@
             </w:r>
             <w:r>
               <w:rPr>
-                <w:rStyle w:val="a7"/>
+                <w:rStyle w:val="Hyperlink"/>
                 <w:noProof/>
               </w:rPr>
               <w:t>Литература:</w:t>
@@ -2807,475 +2805,475 @@
     </w:p>
     <w:p>
       <w:pPr>
-        <w:pStyle w:val="1"/>
-      </w:pPr>
-      <w:bookmarkStart w:id="1" w:name="_Toc227537468"/>
+        <w:pStyle w:val="Heading1"/>
+      </w:pPr>
+      <w:bookmarkStart w:id="0" w:name="_Toc227537468"/>
       <w:r>
         <w:lastRenderedPageBreak/>
         <w:t>Увод</w:t>
+      </w:r>
+      <w:bookmarkEnd w:id="0"/>
+    </w:p>
+    <w:p>
+      <w:r>
+        <w:t>В съвременния свят на бързо развиващи се технологии все по-голямо значение придобиват интелигентните системи, които осигуряват удобство, автоматизация и енергийна ефективност в ежедневието. Една от областите, в които това развитие е особено видимо и достъпно за крайния потребител, е управлението на домашното осветление. Съвременните решения вече отдавна не се ограничават само до базовото включване и изключване на електрическата крушка, а позволяват динамична промяна на цвят, яркост и генериране на сложни светлинни ефекти чрез различни софтуерни и хардуерни средства.</w:t>
+      </w:r>
+    </w:p>
+    <w:p>
+      <w:r>
+        <w:t>Настоящият дипломен проект е посветен на разработването на система за интелигентно (Smart Home) RGB амбиентно осветление с безжичен контрол. Практическата реализация се осъществява с помощта на микроконтролер Arduino Nano, адресируема RGB LED лента тип WS2812B, Bluetooth модул за локална безжична комуникация и съвременен уеб базиран потребителски интерфейс. Основната идея на проекта е потребителят да разполага с удобна уеб страница, достъпна от всяко устройство с браузър, през която да избира желаните светлинни параметри чрез интуитивен инструмент за избор на цвят (Color Picker). След като потребителят направи своя избор, данните преминават през бекенд сървър, преобразуват се в подходящ числов формат и се изпращат безжично към микроконтролера, който от своя страна управлява хардуера в реално време.</w:t>
+      </w:r>
+    </w:p>
+    <w:p>
+      <w:r>
+        <w:t>Проектът съчетава теоретични знания и практическа реализация в няколко ключови области на системното програмиране и компютърните науки: работа с цветови модели (RGB и HEX), хардуерно управление чрез широчинно-импулсна модулация (PWM), програмиране на микроконтролерни системи, установяване на надеждна серийна комуникация и изграждане на цялостен софтуерен стек (фронтенд и бекенд). Чрез реализирането на този проект се цели не само практическо приложение на придобитите по време на обучението знания, но и създаване на напълно функциониращ прототип, който може да бъде доразвит и интегриран в по-мащабни системи за домашна автоматизация.</w:t>
+      </w:r>
+    </w:p>
+    <w:p>
+      <w:pPr>
+        <w:pStyle w:val="Heading1"/>
+      </w:pPr>
+      <w:bookmarkStart w:id="1" w:name="_Toc227537469"/>
+      <w:r>
+        <w:lastRenderedPageBreak/>
+        <w:t>Теоретична постановка и анализ</w:t>
       </w:r>
       <w:bookmarkEnd w:id="1"/>
     </w:p>
     <w:p>
-      <w:r>
-        <w:t>В съвременния свят на бързо развиващи се технологии все по-голямо значение придобиват интелигентните системи, които осигуряват удобство, автоматизация и енергийна ефективност в ежедневието. Една от областите, в които това развитие е особено видимо и достъпно за крайния потребител, е управлението на домашното осветление. Съвременните решения вече отдавна не се ограничават само до базовото включване и изключване на електрическата крушка, а позволяват динамична промяна на цвят, яркост и генериране на сложни светлинни ефекти чрез различни софтуерни и хардуерни средства.</w:t>
-      </w:r>
-    </w:p>
-    <w:p>
-      <w:r>
-        <w:t>Настоящият дипломен проект е посветен на разработването на система за интелигентно (Smart Home) RGB амбиентно осветление с безжичен контрол. Практическата реализация се осъществява с помощта на микроконтролер Arduino Nano, адресируема RGB LED лента тип WS2812B, Bluetooth модул за локална безжична комуникация и съвременен уеб базиран потребителски интерфейс. Основната идея на проекта е потребителят да разполага с удобна уеб страница, достъпна от всяко устройство с браузър, през която да избира желаните светлинни параметри чрез интуитивен инструмент за избор на цвят (Color Picker). След като потребителят направи своя избор, данните преминават през бекенд сървър, преобразуват се в подходящ числов формат и се изпращат безжично към микроконтролера, който от своя страна управлява хардуера в реално време.</w:t>
-      </w:r>
-    </w:p>
-    <w:p>
-      <w:r>
-        <w:t>Проектът съчетава теоретични знания и практическа реализация в няколко ключови области на системното програмиране и компютърните науки: работа с цветови модели (RGB и HEX), хардуерно управление чрез широчинно-импулсна модулация (PWM), програмиране на микроконтролерни системи, установяване на надеждна серийна комуникация и изграждане на цялостен софтуерен стек (фронтенд и бекенд). Чрез реализирането на този проект се цели не само практическо приложение на придобитите по време на обучението знания, но и създаване на напълно функциониращ прототип, който може да бъде доразвит и интегриран в по-мащабни системи за домашна автоматизация.</w:t>
-      </w:r>
-    </w:p>
-    <w:p>
-      <w:pPr>
-        <w:pStyle w:val="1"/>
-      </w:pPr>
-      <w:bookmarkStart w:id="2" w:name="_Toc227537469"/>
-      <w:r>
-        <w:lastRenderedPageBreak/>
-        <w:t>Теоретична постановка и анализ</w:t>
+      <w:pPr>
+        <w:pStyle w:val="Heading2"/>
+      </w:pPr>
+      <w:bookmarkStart w:id="2" w:name="_Toc227537470"/>
+      <w:r>
+        <w:t>Концепцията за Умен дом (Smart Home) и интелигентно осветление</w:t>
       </w:r>
       <w:bookmarkEnd w:id="2"/>
     </w:p>
     <w:p>
-      <w:pPr>
-        <w:pStyle w:val="2"/>
-      </w:pPr>
-      <w:bookmarkStart w:id="3" w:name="_Toc227537470"/>
-      <w:r>
-        <w:t>Концепцията за Умен дом (Smart Home) и интелигентно осветление</w:t>
+      <w:r>
+        <w:t>Концепцията за „Умен дом“ (Smart Home) и по-широката рамка на Интернет на нещата (Internet of Things – IoT) представляват обединяване на различни физически устройства в обща мрежа с цел обмен на данни и автоматизирано управление. В една такава екосистема устройствата не функционират изолирано, а комуникират помежду си и със своя потребител. Те могат да включват сензори за температура и движение, отоплителни уреди, охранителни системи и, разбира се, осветителни тела.</w:t>
+      </w:r>
+    </w:p>
+    <w:p>
+      <w:r>
+        <w:t>Интелигентното осветление е един от най-разпространените и визуално впечатляващи елементи на умния дом. То предоставя възможност за пълна персонализация на домашната среда, като същевременно оптимизира използването на електрическа енергия. Благодарение на напредъка при светодиодните (LED) технологии, съвременното осветление се отличава с изключително дълъг експлоатационен живот, ниско топлоотделяне и висока енергийна ефективност.</w:t>
+      </w:r>
+    </w:p>
+    <w:p>
+      <w:r>
+        <w:t>Внедряването на микроконтролери в осветителните системи позволява светлината да се адаптира спрямо нуждите на потребителя – например да се намалява яркостта вечер за създаване на релаксираща атмосфера или да се променят цветовете според настроението и интериора. Всичко това се случва без нужда от физическо взаимодействие с традиционни електрически ключове, а изцяло чрез софтуерни команди, изпратени през мобилно устройство или компютър.</w:t>
+      </w:r>
+    </w:p>
+    <w:p>
+      <w:pPr>
+        <w:pStyle w:val="Heading2"/>
+      </w:pPr>
+      <w:bookmarkStart w:id="3" w:name="_Toc227537471"/>
+      <w:r>
+        <w:t>Цел и задачи на дипломния проект</w:t>
       </w:r>
       <w:bookmarkEnd w:id="3"/>
     </w:p>
     <w:p>
       <w:r>
-        <w:t>Концепцията за „Умен дом“ (Smart Home) и по-широката рамка на Интернет на нещата (Internet of Things – IoT) представляват обединяване на различни физически устройства в обща мрежа с цел обмен на данни и автоматизирано управление. В една такава екосистема устройствата не функционират изолирано, а комуникират помежду си и със своя потребител. Те могат да включват сензори за температура и движение, отоплителни уреди, охранителни системи и, разбира се, осветителни тела.</w:t>
+        <w:t>Основната цел на настоящия дипломен проект е да се проектира, изгради и програмира гъвкава и надеждна система за амбиентно RGB осветление, която да демонстрира интеграцията между хардуерно устройство и уеб базиран софтуер.</w:t>
       </w:r>
     </w:p>
     <w:p>
       <w:r>
-        <w:t>Интелигентното осветление е един от най-разпространените и визуално впечатляващи елементи на умния дом. То предоставя възможност за пълна персонализация на домашната среда, като същевременно оптимизира използването на електрическа енергия. Благодарение на напредъка при светодиодните (LED) технологии, съвременното осветление се отличава с изключително дълъг експлоатационен живот, ниско топлоотделяне и висока енергийна ефективност.</w:t>
+        <w:t>За постигането на тази главна цел са дефинирани следните конкретни задачи:</w:t>
       </w:r>
     </w:p>
     <w:p>
-      <w:r>
-        <w:t>Внедряването на микроконтролери в осветителните системи позволява светлината да се адаптира спрямо нуждите на потребителя – например да се намалява яркостта вечер за създаване на релаксираща атмосфера или да се променят цветовете според настроението и интериора. Всичко това се случва без нужда от физическо взаимодействие с традиционни електрически ключове, а изцяло чрез софтуерни команди, изпратени през мобилно устройство или компютър.</w:t>
+      <w:pPr>
+        <w:pStyle w:val="a"/>
+      </w:pPr>
+      <w:r>
+        <w:t xml:space="preserve">Първата задача е свързана с хардуерното проектиране – избор на подходящи компоненти, електрическо свързване на микроконтролера Arduino Nano с адресируемата LED лента и осигуряване на стабилно външно захранване, </w:t>
+      </w:r>
+      <w:r>
+        <w:lastRenderedPageBreak/>
+        <w:t>съобразено с консумацията на светодиодите. Следващата стъпка изисква разработването на фърмуер (софтуер на ниско ниво) за микроконтролера, който да управлява светодиодите и да приема команди безжично чрез Bluetooth модул, използвайки софтуерен сериен порт.</w:t>
       </w:r>
     </w:p>
     <w:p>
       <w:pPr>
-        <w:pStyle w:val="2"/>
-      </w:pPr>
-      <w:bookmarkStart w:id="4" w:name="_Toc227537471"/>
-      <w:r>
-        <w:t>Цел и задачи на дипломния проект</w:t>
+        <w:pStyle w:val="a"/>
+      </w:pPr>
+      <w:r>
+        <w:t xml:space="preserve">софтуерно отношение задачата е да се изгради стабилен бекенд сървър, базиран на езика Python и фреймворка Django. Този сървър трябва да играе ролята на мост (междинен слой) между потребителя и хардуера, като осъществява асинхронна комуникация с осветителното тяло чрез стандарта Bluetooth Low Energy (BLE). </w:t>
+      </w:r>
+      <w:r>
+        <w:t>На финалния етап трябва да се разработи модерен, реактивен и интуитивен потребителски интерфейс (фронтенд), използвайки JavaScript библиотеката Vue.js. Интерфейсът трябва да генерира команди и чрез асинхронни заявки (Axios) да ги изпраща към бекенда, осигурявайки плавно потребителско изживяване без презареждане на страницата.</w:t>
+      </w:r>
+    </w:p>
+    <w:p>
+      <w:pPr>
+        <w:pStyle w:val="Heading2"/>
+      </w:pPr>
+      <w:bookmarkStart w:id="4" w:name="_Toc227537472"/>
+      <w:r>
+        <w:t>Анализ на съществуващите решения за амбиентно осветление</w:t>
       </w:r>
       <w:bookmarkEnd w:id="4"/>
     </w:p>
     <w:p>
       <w:r>
-        <w:t>Основната цел на настоящия дипломен проект е да се проектира, изгради и програмира гъвкава и надеждна система за амбиентно RGB осветление, която да демонстрира интеграцията между хардуерно устройство и уеб базиран софтуер.</w:t>
+        <w:t>На съвременния пазар съществуват множество готови търговски решения за амбиентно осветление (например системите на Philips Hue или различни бюджетни Wi-Fi контролери). Въпреки тяхното удобство, те често са затворени екосистеми (proprietary software), които не позволяват на потребителя да променя логиката на работа, да добавя собствени светлинни анимации или да ги интегрира лесно със собствен софтуер без използването на сложни външни API услуги.</w:t>
       </w:r>
     </w:p>
     <w:p>
       <w:r>
-        <w:t>За постигането на тази главна цел са дефинирани следните конкретни задачи:</w:t>
+        <w:t>От технологична гледна точка, конвенционалните RGB LED ленти (аналогови) управляват всичките си диоди едновременно. Това означава, че цялата лента може да свети само в един цвят във всеки даден момент. За целите на този проект е взето решение да се направи технологичен ъпгрейд спрямо базовите аналогови решения чрез използването на адресируема LED лента (модел WS2812B). При тази технология във всеки отделен светодиод е вграден микрочип, което позволява на микроконтролера да изпраща индивидуални команди за цвят и яркост до всеки конкретен пиксел. Това отключва възможността за създаване на динамични светлинни ефекти (като бягаща светлина или ефекта „Knight Rider“), които са невъзможни при стандартните ленти.</w:t>
       </w:r>
     </w:p>
     <w:p>
-      <w:pPr>
-        <w:pStyle w:val="a"/>
-      </w:pPr>
-      <w:r>
-        <w:t xml:space="preserve">Първата задача е свързана с хардуерното проектиране – избор на подходящи компоненти, електрическо свързване на микроконтролера Arduino Nano с адресируемата LED лента и осигуряване на стабилно външно захранване, </w:t>
+      <w:r>
+        <w:t xml:space="preserve">По отношение на комуникацията, съществуват различни протоколи като Wi-Fi, Zigbee и Bluetooth. В настоящия проект е избран стандартът Bluetooth Low Energy (BLE). За разлика от класическия Bluetooth (който разчита на остарелия профил за виртуални COM портове), BLE е съвременен, енергийно ефективен стандарт, който </w:t>
       </w:r>
       <w:r>
         <w:lastRenderedPageBreak/>
-        <w:t>съобразено с консумацията на светодиодите. Следващата стъпка изисква разработването на фърмуер (софтуер на ниско ниво) за микроконтролера, който да управлява светодиодите и да приема команди безжично чрез Bluetooth модул, използвайки софтуерен сериен порт.</w:t>
+        <w:t>обменя данни чрез GATT (Generic Attribute Profile) характеристики. Това позволява на бекенд сървъра, написан на Python, да открива и комуникира с модула динамично, без нужда от предварително ръчно сдвояване (pairing) и конфигуриране на портове в операционната система, което прави системата много по-гъвкава и лесна за първоначално внедряване (plug-and-play).</w:t>
       </w:r>
     </w:p>
     <w:p>
       <w:pPr>
-        <w:pStyle w:val="a"/>
-      </w:pPr>
-      <w:r>
-        <w:t xml:space="preserve">софтуерно отношение задачата е да се изгради стабилен бекенд сървър, базиран на езика Python и фреймворка Django. Този сървър трябва да играе ролята на мост (междинен слой) между потребителя и хардуера, като осъществява асинхронна комуникация с осветителното тяло чрез стандарта Bluetooth Low Energy (BLE). </w:t>
-      </w:r>
-      <w:r>
-        <w:t>На финалния етап трябва да се разработи модерен, реактивен и интуитивен потребителски интерфейс (фронтенд), използвайки JavaScript библиотеката Vue.js. Интерфейсът трябва да генерира команди и чрез асинхронни заявки (Axios) да ги изпраща към бекенда, осигурявайки плавно потребителско изживяване без презареждане на страницата.</w:t>
-      </w:r>
-    </w:p>
-    <w:p>
-      <w:pPr>
-        <w:pStyle w:val="2"/>
-      </w:pPr>
-      <w:bookmarkStart w:id="5" w:name="_Toc227537472"/>
-      <w:r>
-        <w:t>Анализ на съществуващите решения за амбиентно осветление</w:t>
+        <w:pStyle w:val="Heading2"/>
+      </w:pPr>
+      <w:bookmarkStart w:id="5" w:name="_Toc227537473"/>
+      <w:r>
+        <w:t>Специфики на хардуерните и софтуерните протоколи</w:t>
       </w:r>
       <w:bookmarkEnd w:id="5"/>
     </w:p>
     <w:p>
       <w:r>
-        <w:t>На съвременния пазар съществуват множество готови търговски решения за амбиентно осветление (например системите на Philips Hue или различни бюджетни Wi-Fi контролери). Въпреки тяхното удобство, те често са затворени екосистеми (proprietary software), които не позволяват на потребителя да променя логиката на работа, да добавя собствени светлинни анимации или да ги интегрира лесно със собствен софтуер без използването на сложни външни API услуги.</w:t>
+        <w:t>За да се разбере напълно функционирането на проектираната система, е необходимо да се разгледат теоретичните основи на комуникационните протоколи, които правят възможна връзката между отделните компоненти. Те се разделят на хардуерни (управление на светодиодите) и софтуерни (уеб комуникация).</w:t>
       </w:r>
     </w:p>
     <w:p>
-      <w:r>
-        <w:t>От технологична гледна точка, конвенционалните RGB LED ленти (аналогови) управляват всичките си диоди едновременно. Това означава, че цялата лента може да свети само в един цвят във всеки даден момент. За целите на този проект е взето решение да се направи технологичен ъпгрейд спрямо базовите аналогови решения чрез използването на адресируема LED лента (модел WS2812B). При тази технология във всеки отделен светодиод е вграден микрочип, което позволява на микроконтролера да изпраща индивидуални команди за цвят и яркост до всеки конкретен пиксел. Това отключва възможността за създаване на динамични светлинни ефекти (като бягаща светлина или ефекта „Knight Rider“), които са невъзможни при стандартните ленти.</w:t>
-      </w:r>
-    </w:p>
-    <w:p>
-      <w:r>
-        <w:t xml:space="preserve">По отношение на комуникацията, съществуват различни протоколи като Wi-Fi, Zigbee и Bluetooth. В настоящия проект е избран стандартът Bluetooth Low Energy (BLE). За разлика от класическия Bluetooth (който разчита на остарелия профил за виртуални COM портове), BLE е съвременен, енергийно ефективен стандарт, който </w:t>
-      </w:r>
-      <w:r>
-        <w:lastRenderedPageBreak/>
-        <w:t>обменя данни чрез GATT (Generic Attribute Profile) характеристики. Това позволява на бекенд сървъра, написан на Python, да открива и комуникира с модула динамично, без нужда от предварително ръчно сдвояване (pairing) и конфигуриране на портове в операционната система, което прави системата много по-гъвкава и лесна за първоначално внедряване (plug-and-play).</w:t>
-      </w:r>
-    </w:p>
-    <w:p>
-      <w:pPr>
-        <w:pStyle w:val="2"/>
-      </w:pPr>
-      <w:bookmarkStart w:id="6" w:name="_Toc227537473"/>
-      <w:r>
-        <w:t>Специфики на хардуерните и софтуерните протоколи</w:t>
+      <w:pPr>
+        <w:pStyle w:val="Heading3"/>
+      </w:pPr>
+      <w:bookmarkStart w:id="6" w:name="_Toc227537474"/>
+      <w:r>
+        <w:t>Хардуерен протокол за предаване на данни при WS2812B (NZR комуникация)</w:t>
       </w:r>
       <w:bookmarkEnd w:id="6"/>
     </w:p>
     <w:p>
       <w:r>
-        <w:t>За да се разбере напълно функционирането на проектираната система, е необходимо да се разгледат теоретичните основи на комуникационните протоколи, които правят възможна връзката между отделните компоненти. Те се разделят на хардуерни (управление на светодиодите) и софтуерни (уеб комуникация).</w:t>
+        <w:t>Както вече беше споменато, адресируемата LED лента WS2812B използва само един информационен проводник (Data Line) за приемане на команди. За да се предадат 24-битови цветови стойности (по 8 бита за червено, зелено и синьо) към всеки отделен диод през една единствена линия, се използва специфичен асинхронен протокол, базиран на времево кодиране, известен като Non-Return-to-Zero (NZR).</w:t>
       </w:r>
     </w:p>
     <w:p>
-      <w:pPr>
-        <w:pStyle w:val="3"/>
-      </w:pPr>
-      <w:bookmarkStart w:id="7" w:name="_Toc227537474"/>
-      <w:r>
-        <w:t>Хардуерен протокол за предаване на данни при WS2812B (NZR комуникация)</w:t>
+      <w:r>
+        <w:t>При стандартните серийни комуникации (като UART), синхронизацията се постига чрез предварително уговорена скорост (Baud rate) или отделна тактова линия (Clock). При WS2812B тактова линия липсва. Вместо това, логическите нули (0) и логическите единици (1) се дефинират от продължителността на времето, през което сигналът се задържа във високо ниво (HIGH), последвано от спад в ниско ниво (LOW).</w:t>
+      </w:r>
+    </w:p>
+    <w:p>
+      <w:r>
+        <w:t>Според техническата спецификация на чипа, предаването на един бит данни отнема приблизително 1.25 микросекунди (µs), разпределени по следния начин:</w:t>
+      </w:r>
+    </w:p>
+    <w:p>
+      <w:r>
+        <w:t>Кодиране на логическа "0" (T0H + T0L): Сигналът преминава във високо ниво (HIGH) за много кратко време – около 0.4 µs, след което преминава в ниско ниво (LOW) за около 0.85 µs.</w:t>
+      </w:r>
+    </w:p>
+    <w:p>
+      <w:r>
+        <w:lastRenderedPageBreak/>
+        <w:t>Кодиране на логическа "1" (T1H + T1L): Сигналът преминава във високо ниво (HIGH) за по-дълго време – около 0.8 µs, след което преминава в ниско ниво (LOW) за около 0.45 µs.</w:t>
+      </w:r>
+    </w:p>
+    <w:p>
+      <w:r>
+        <w:t>Рестартиране (Reset/Latch): За да укаже на светодиодите, че предаването на текущия пакет (кадър) е приключило и те трябва да приложат получените цветове, микроконтролерът задържа линията в ниско ниво (LOW) за повече от 50 µs.</w:t>
+      </w:r>
+    </w:p>
+    <w:p>
+      <w:r>
+        <w:t>Този времеви интервал е изключително стриктен. Забавяне от порядъка на части от микросекундата би довело до грешно разчитане на цвета. Именно поради тази причина, когато микроконтролерът Arduino изпраща данни към лентата, библиотеките (като FastLED) временно деактивират всички хардуерни прекъсвания (interrupts) на процесора, за да гарантират, че времевите импулси (timing) ще бъдат генерирани с абсолютна прецизност.</w:t>
+      </w:r>
+    </w:p>
+    <w:p>
+      <w:pPr>
+        <w:pStyle w:val="Heading3"/>
+      </w:pPr>
+      <w:bookmarkStart w:id="7" w:name="_Toc227537475"/>
+      <w:r>
+        <w:t>Софтуерна архитектура: REST API и Single Page Application (SPA)</w:t>
       </w:r>
       <w:bookmarkEnd w:id="7"/>
     </w:p>
     <w:p>
       <w:r>
-        <w:t>Както вече беше споменато, адресируемата LED лента WS2812B използва само един информационен проводник (Data Line) за приемане на команди. За да се предадат 24-битови цветови стойности (по 8 бита за червено, зелено и синьо) към всеки отделен диод през една единствена линия, се използва специфичен асинхронен протокол, базиран на времево кодиране, известен като Non-Return-to-Zero (NZR).</w:t>
+        <w:t>На най-високото ниво от системната архитектура, комуникацията се осъществява чрез съвременни уеб стандарти. В класическите уеб приложения сървърът генерира целия HTML код при всяка заявка и го изпраща на потребителя, което води до презареждане на страницата. В контекста на управление на смарт устройства (IoT), това е неефективно, тъй като се изисква мигновена реакция при промяна на цвета или яркостта.</w:t>
       </w:r>
     </w:p>
     <w:p>
       <w:r>
-        <w:t>При стандартните серийни комуникации (като UART), синхронизацията се постига чрез предварително уговорена скорост (Baud rate) или отделна тактова линия (Clock). При WS2812B тактова линия липсва. Вместо това, логическите нули (0) и логическите единици (1) се дефинират от продължителността на времето, през което сигналът се задържа във високо ниво (HIGH), последвано от спад в ниско ниво (LOW).</w:t>
+        <w:t>За да се реши този проблем, проектът използва архитектурен модел, при който клиентската част (Frontend) и сървърната част (Backend) са напълно разделени.</w:t>
       </w:r>
     </w:p>
     <w:p>
       <w:r>
-        <w:t>Според техническата спецификация на чипа, предаването на един бит данни отнема приблизително 1.25 микросекунди (µs), разпределени по следния начин:</w:t>
+        <w:t>Frontend (Vue.js като SPA): Потребителският интерфейс се зарежда еднократно в браузъра (Single Page Application). Когато потребителят взаимодейства с цветовата палитра, страницата не се презарежда. Вместо това, JavaScript кодът генерира асинхронни заявки на заден фон.</w:t>
       </w:r>
     </w:p>
     <w:p>
       <w:r>
-        <w:t>Кодиране на логическа "0" (T0H + T0L): Сигналът преминава във високо ниво (HIGH) за много кратко време – около 0.4 µs, след което преминава в ниско ниво (LOW) за около 0.85 µs.</w:t>
+        <w:t>Backend (Django REST Framework): Сървърът не връща визуален интерфейс (HTML), а предоставя Приложно-програмен интерфейс (API), базиран на архитектурния стил REST (Representational State Transfer).</w:t>
       </w:r>
     </w:p>
     <w:p>
       <w:r>
         <w:lastRenderedPageBreak/>
-        <w:t>Кодиране на логическа "1" (T1H + T1L): Сигналът преминава във високо ниво (HIGH) за по-дълго време – около 0.8 µs, след което преминава в ниско ниво (LOW) за около 0.45 µs.</w:t>
+        <w:t>Комуникацията между двата слоя се извършва посредством формата JSON (JavaScript Object Notation). Когато потребителят избере червен цвят, Vue.js капсулира данните в структуриран JSON обект: {"color": "#FF0000"}. Тази заявка се изпраща чрез HTTP POST метод към API сървъра. Django приема JSON обекта, валидира го, извлича стойността и я предава надолу по веригата към виртуалния сериен порт.</w:t>
       </w:r>
     </w:p>
     <w:p>
       <w:r>
-        <w:t>Рестартиране (Reset/Latch): За да укаже на светодиодите, че предаването на текущия пакет (кадър) е приключило и те трябва да приложат получените цветове, микроконтролерът задържа линията в ниско ниво (LOW) за повече от 50 µs.</w:t>
+        <w:t>Тази многослойна архитектура гарантира скалируемост – ако в бъдеще се разработи мобилно приложение за Android или iOS, то ще може да се свърже към същото това REST API, без да се налага пренаписване на логиката на сървъра или хардуера.</w:t>
       </w:r>
     </w:p>
     <w:p>
-      <w:r>
-        <w:t>Този времеви интервал е изключително стриктен. Забавяне от порядъка на части от микросекундата би довело до грешно разчитане на цвета. Именно поради тази причина, когато микроконтролерът Arduino изпраща данни към лентата, библиотеките (като FastLED) временно деактивират всички хардуерни прекъсвания (interrupts) на процесора, за да гарантират, че времевите импулси (timing) ще бъдат генерирани с абсолютна прецизност.</w:t>
-      </w:r>
-    </w:p>
-    <w:p>
-      <w:pPr>
-        <w:pStyle w:val="3"/>
-      </w:pPr>
-      <w:bookmarkStart w:id="8" w:name="_Toc227537475"/>
-      <w:r>
-        <w:t>Софтуерна архитектура: REST API и Single Page Application (SPA)</w:t>
+      <w:pPr>
+        <w:pStyle w:val="Heading2"/>
+      </w:pPr>
+      <w:bookmarkStart w:id="8" w:name="_Toc227537476"/>
+      <w:r>
+        <w:t>Сравнителен анализ на Bluetooth стандартите в контекста на IoT</w:t>
       </w:r>
       <w:bookmarkEnd w:id="8"/>
     </w:p>
     <w:p>
       <w:r>
-        <w:t>На най-високото ниво от системната архитектура, комуникацията се осъществява чрез съвременни уеб стандарти. В класическите уеб приложения сървърът генерира целия HTML код при всяка заявка и го изпраща на потребителя, което води до презареждане на страницата. В контекста на управление на смарт устройства (IoT), това е неефективно, тъй като се изисква мигновена реакция при промяна на цвета или яркостта.</w:t>
+        <w:t>Едно от основните технологични решения в настоящия проект е изборът и имплементацията на безжичния комуникационен канал. По време на разработката и интеграцията на хардуера възникна необходимост от детайлен анализ на разликите между двата основни клона на Bluetooth стандарта: Класически Bluetooth (BR/EDR) и Bluetooth Low Energy (BLE). Това задълбочаване се наложи поради факта, че пазарът на компоненти за прототипиране често предлага BLE модули (като JDY-08, AT-09, базирани на чипа CC2541), които визуално и като разположение на пиновете имитират класическия HC-05, но функционират на коренно различен принцип на мрежово ниво.</w:t>
       </w:r>
     </w:p>
     <w:p>
-      <w:r>
-        <w:t>За да се реши този проблем, проектът използва архитектурен модел, при който клиентската част (Frontend) и сървърната част (Backend) са напълно разделени.</w:t>
-      </w:r>
-    </w:p>
-    <w:p>
-      <w:r>
-        <w:t>Frontend (Vue.js като SPA): Потребителският интерфейс се зарежда еднократно в браузъра (Single Page Application). Когато потребителят взаимодейства с цветовата палитра, страницата не се презарежда. Вместо това, JavaScript кодът генерира асинхронни заявки на заден фон.</w:t>
-      </w:r>
-    </w:p>
-    <w:p>
-      <w:r>
-        <w:t>Backend (Django REST Framework): Сървърът не връща визуален интерфейс (HTML), а предоставя Приложно-програмен интерфейс (API), базиран на архитектурния стил REST (Representational State Transfer).</w:t>
-      </w:r>
-    </w:p>
-    <w:p>
-      <w:r>
-        <w:lastRenderedPageBreak/>
-        <w:t>Комуникацията между двата слоя се извършва посредством формата JSON (JavaScript Object Notation). Когато потребителят избере червен цвят, Vue.js капсулира данните в структуриран JSON обект: {"color": "#FF0000"}. Тази заявка се изпраща чрез HTTP POST метод към API сървъра. Django приема JSON обекта, валидира го, извлича стойността и я предава надолу по веригата към виртуалния сериен порт.</w:t>
-      </w:r>
-    </w:p>
-    <w:p>
-      <w:r>
-        <w:t>Тази многослойна архитектура гарантира скалируемост – ако в бъдеще се разработи мобилно приложение за Android или iOS, то ще може да се свърже към същото това REST API, без да се налага пренаписване на логиката на сървъра или хардуера.</w:t>
-      </w:r>
-    </w:p>
-    <w:p>
-      <w:pPr>
-        <w:pStyle w:val="2"/>
-      </w:pPr>
-      <w:bookmarkStart w:id="9" w:name="_Toc227537476"/>
-      <w:r>
-        <w:t>Сравнителен анализ на Bluetooth стандартите в контекста на IoT</w:t>
+      <w:pPr>
+        <w:pStyle w:val="Heading3"/>
+      </w:pPr>
+      <w:bookmarkStart w:id="9" w:name="_Toc227537477"/>
+      <w:r>
+        <w:t>Класически Bluetooth и профилът SPP (Serial Port Profile)</w:t>
       </w:r>
       <w:bookmarkEnd w:id="9"/>
     </w:p>
     <w:p>
       <w:r>
-        <w:t>Едно от основните технологични решения в настоящия проект е изборът и имплементацията на безжичния комуникационен канал. По време на разработката и интеграцията на хардуера възникна необходимост от детайлен анализ на разликите между двата основни клона на Bluetooth стандарта: Класически Bluetooth (BR/EDR) и Bluetooth Low Energy (BLE). Това задълбочаване се наложи поради факта, че пазарът на компоненти за прототипиране често предлага BLE модули (като JDY-08, AT-09, базирани на чипа CC2541), които визуално и като разположение на пиновете имитират класическия HC-05, но функционират на коренно различен принцип на мрежово ниво.</w:t>
+        <w:t>Класическият Bluetooth (Basic Rate / Enhanced Data Rate) е проектиран в края на 90-те години на миналия век с основна цел да замени кабелните връзки при непрекъснат трансфер на данни – например аудио стрийминг към слушалки или прехвърляне на файлове.</w:t>
       </w:r>
     </w:p>
     <w:p>
-      <w:pPr>
-        <w:pStyle w:val="3"/>
-      </w:pPr>
-      <w:bookmarkStart w:id="10" w:name="_Toc227537477"/>
-      <w:r>
-        <w:t>Класически Bluetooth и профилът SPP (Serial Port Profile)</w:t>
+      <w:r>
+        <w:t xml:space="preserve">За целите на микроконтролерната комуникация, класическият Bluetooth (какъвто е оригиналният модул HC-05) използва профила SPP (Serial Port Profile). Този профил емулира физически RS-232 сериен кабел. Когато устройство с HC-05 се сдвои (pairing) с компютър под управлението на Windows или Linux, операционната система автоматично създава "виртуален COM порт" (напр. COM5). От гледна точка на софтуера (сървъра), комуникацията с този порт е тривиална – тя се реализира чрез </w:t>
+      </w:r>
+      <w:r>
+        <w:lastRenderedPageBreak/>
+        <w:t>стандартни библиотеки за серийна комуникация (като pyserial), като връзката се държи постоянно отворена и данните текат като непрекъснат поток от байтове (stream).</w:t>
+      </w:r>
+    </w:p>
+    <w:p>
+      <w:r>
+        <w:t>Основният недостатък на тази архитектура е високата консумация на енергия, тъй като радиомодулът трябва постоянно да поддържа активна връзка (keep-alive), дори когато не се предават данни.</w:t>
+      </w:r>
+    </w:p>
+    <w:p>
+      <w:pPr>
+        <w:pStyle w:val="Heading3"/>
+      </w:pPr>
+      <w:bookmarkStart w:id="10" w:name="_Toc227537478"/>
+      <w:r>
+        <w:t>Bluetooth Low Energy (BLE) и GATT архитектура</w:t>
       </w:r>
       <w:bookmarkEnd w:id="10"/>
     </w:p>
     <w:p>
       <w:r>
-        <w:t>Класическият Bluetooth (Basic Rate / Enhanced Data Rate) е проектиран в края на 90-те години на миналия век с основна цел да замени кабелните връзки при непрекъснат трансфер на данни – например аудио стрийминг към слушалки или прехвърляне на файлове.</w:t>
+        <w:t>За разлика от класическия вариант, Bluetooth Low Energy (BLE), въведен с Bluetooth 4.0, е проектиран специално за "Интернет на нещата" (IoT). Основната му концепция е драстично намаляване на консумацията на енергия. BLE устройствата прекарват по-голямата част от времето си в режим на сън (sleep mode) и се "събуждат" само за кратки интервали от време, за да изпратят малки пакети от данни.</w:t>
       </w:r>
     </w:p>
     <w:p>
       <w:r>
-        <w:t xml:space="preserve">За целите на микроконтролерната комуникация, класическият Bluetooth (какъвто е оригиналният модул HC-05) използва профила SPP (Serial Port Profile). Този профил емулира физически RS-232 сериен кабел. Когато устройство с HC-05 се сдвои (pairing) с компютър под управлението на Windows или Linux, операционната система автоматично създава "виртуален COM порт" (напр. COM5). От гледна точка на софтуера (сървъра), комуникацията с този порт е тривиална – тя се реализира чрез </w:t>
-      </w:r>
-      <w:r>
-        <w:lastRenderedPageBreak/>
-        <w:t>стандартни библиотеки за серийна комуникация (като pyserial), като връзката се държи постоянно отворена и данните текат като непрекъснат поток от байтове (stream).</w:t>
+        <w:t>Поради тази специфика, BLE не поддържа профила SPP и не създава виртуални COM портове в операционната система. Вместо поточна комуникация, той използва архитектура клиент-сървър, базирана на атрибути, наречена GATT (Generic Attribute Profile).</w:t>
       </w:r>
     </w:p>
     <w:p>
       <w:r>
-        <w:t>Основният недостатък на тази архитектура е високата консумация на енергия, тъй като радиомодулът трябва постоянно да поддържа активна връзка (keep-alive), дори когато не се предават данни.</w:t>
+        <w:t>В GATT архитектурата данните са структурирани йерархично:</w:t>
       </w:r>
     </w:p>
     <w:p>
       <w:pPr>
-        <w:pStyle w:val="3"/>
-      </w:pPr>
-      <w:bookmarkStart w:id="11" w:name="_Toc227537478"/>
-      <w:r>
-        <w:t>Bluetooth Low Energy (BLE) и GATT архитектура</w:t>
+        <w:pStyle w:val="a"/>
+      </w:pPr>
+      <w:r>
+        <w:rPr>
+          <w:b/>
+        </w:rPr>
+        <w:t>Профили (Profiles):</w:t>
+      </w:r>
+      <w:r>
+        <w:t xml:space="preserve"> Представляват колекция от услуги, дефиниращи общото поведение на устройството.</w:t>
+      </w:r>
+    </w:p>
+    <w:p>
+      <w:pPr>
+        <w:pStyle w:val="a"/>
+      </w:pPr>
+      <w:r>
+        <w:rPr>
+          <w:b/>
+        </w:rPr>
+        <w:t>Услуги (Services):</w:t>
+      </w:r>
+      <w:r>
+        <w:t xml:space="preserve"> Групират свързани логически данни. Всяка услуга има свой уникален 16-битов или 128-битов идентификатор (UUID).</w:t>
+      </w:r>
+    </w:p>
+    <w:p>
+      <w:pPr>
+        <w:pStyle w:val="a"/>
+      </w:pPr>
+      <w:r>
+        <w:rPr>
+          <w:b/>
+        </w:rPr>
+        <w:t>Характеристики (Characteristics):</w:t>
+      </w:r>
+      <w:r>
+        <w:t xml:space="preserve"> Това е най-ниското ниво и представлява същинските контейнери за данни (еквивалент на променливи). Всяка характеристика също има UUID и специфични права за достъп – например Read (четене), Write (записване на команда към модула) или Notify (асинхронно уведомяване от модула към компютъра при промяна на състоянието).</w:t>
+      </w:r>
+    </w:p>
+    <w:p>
+      <w:pPr>
+        <w:pStyle w:val="Heading3"/>
+      </w:pPr>
+      <w:bookmarkStart w:id="11" w:name="_Toc227537479"/>
+      <w:r>
+        <w:t>Софтуерна адаптация към BLE спецификата</w:t>
       </w:r>
       <w:bookmarkEnd w:id="11"/>
     </w:p>
     <w:p>
       <w:r>
-        <w:t>За разлика от класическия вариант, Bluetooth Low Energy (BLE), въведен с Bluetooth 4.0, е проектиран специално за "Интернет на нещата" (IoT). Основната му концепция е драстично намаляване на консумацията на енергия. BLE устройствата прекарват по-голямата част от времето си в режим на сън (sleep mode) и се "събуждат" само за кратки интервали от време, за да изпратят малки пакети от данни.</w:t>
+        <w:t xml:space="preserve">Липсата на виртуален COM порт при BLE модулите налага коренна промяна в архитектурата на бекенд сървъра. Вместо да се отваря статичен порт, софтуерът трябва активно да сканира радиоефира, да открие устройството по неговия MAC адрес или </w:t>
+      </w:r>
+      <w:r>
+        <w:lastRenderedPageBreak/>
+        <w:t>име (напр. "BT05"), да се свърже към съответната GATT услуга и да запише байтовете с командата директно в RX характеристиката на модула.</w:t>
       </w:r>
     </w:p>
     <w:p>
       <w:r>
-        <w:t>Поради тази специфика, BLE не поддържа профила SPP и не създава виртуални COM портове в операционната система. Вместо поточна комуникация, той използва архитектура клиент-сървър, базирана на атрибути, наречена GATT (Generic Attribute Profile).</w:t>
+        <w:t>В рамките на настоящия дипломен проект, тази адаптация е реализирана чрез интегрирането на Python библиотеката bleak (Bluetooth Low Energy platform Agnostic Klient). Използването на bleak превръща комуникацията от синхронна (блокираща) в напълно асинхронна (event-driven).</w:t>
       </w:r>
     </w:p>
     <w:p>
       <w:r>
-        <w:t>В GATT архитектурата данните са структурирани йерархично:</w:t>
+        <w:t>Когато потребителят изпрати нов цвят от уеб интерфейса, Django сървърът инициира асинхронна корутина (coroutine), която сканира за BLE модула, осъществява връзка (без да изисква предварително сдвояване от потребителя), записва HEX кода на цвета в съответната GATT характеристика и веднага след това затваря връзката, за да пести енергия. Това прави системата много по-модерна, енергийно ефективна и напълно съобразена с актуалните индустриални стандарти за изграждане на смарт устройства. Този подход решава и проблема с "увисването" (port lock) на операционната система, който е често срещан при класическите COM портове при внезапно прекъсване на захранването на микроконтролера.</w:t>
       </w:r>
     </w:p>
     <w:p>
       <w:pPr>
-        <w:pStyle w:val="a"/>
-      </w:pPr>
-      <w:r>
-        <w:rPr>
-          <w:b/>
-        </w:rPr>
-        <w:t>Профили (Profiles):</w:t>
-      </w:r>
-      <w:r>
-        <w:t xml:space="preserve"> Представляват колекция от услуги, дефиниращи общото поведение на устройството.</w:t>
-      </w:r>
-    </w:p>
-    <w:p>
-      <w:pPr>
-        <w:pStyle w:val="a"/>
-      </w:pPr>
-      <w:r>
-        <w:rPr>
-          <w:b/>
-        </w:rPr>
-        <w:t>Услуги (Services):</w:t>
-      </w:r>
-      <w:r>
-        <w:t xml:space="preserve"> Групират свързани логически данни. Всяка услуга има свой уникален 16-битов или 128-битов идентификатор (UUID).</w:t>
-      </w:r>
-    </w:p>
-    <w:p>
-      <w:pPr>
-        <w:pStyle w:val="a"/>
-      </w:pPr>
-      <w:r>
-        <w:rPr>
-          <w:b/>
-        </w:rPr>
-        <w:t>Характеристики (Characteristics):</w:t>
-      </w:r>
-      <w:r>
-        <w:t xml:space="preserve"> Това е най-ниското ниво и представлява същинските контейнери за данни (еквивалент на променливи). Всяка характеристика също има UUID и специфични права за достъп – например Read (четене), Write (записване на команда към модула) или Notify (асинхронно уведомяване от модула към компютъра при промяна на състоянието).</w:t>
-      </w:r>
-    </w:p>
-    <w:p>
-      <w:pPr>
-        <w:pStyle w:val="3"/>
-      </w:pPr>
-      <w:bookmarkStart w:id="12" w:name="_Toc227537479"/>
-      <w:r>
-        <w:t>Софтуерна адаптация към BLE спецификата</w:t>
+        <w:pStyle w:val="Heading1"/>
+      </w:pPr>
+      <w:bookmarkStart w:id="12" w:name="_Toc227537480"/>
+      <w:r>
+        <w:t>Архитектура и хардуерна реализация</w:t>
       </w:r>
       <w:bookmarkEnd w:id="12"/>
     </w:p>
     <w:p>
-      <w:r>
-        <w:t xml:space="preserve">Липсата на виртуален COM порт при BLE модулите налага коренна промяна в архитектурата на бекенд сървъра. Вместо да се отваря статичен порт, софтуерът трябва активно да сканира радиоефира, да открие устройството по неговия MAC адрес или </w:t>
-      </w:r>
-      <w:r>
-        <w:lastRenderedPageBreak/>
-        <w:t>име (напр. "BT05"), да се свърже към съответната GATT услуга и да запише байтовете с командата директно в RX характеристиката на модула.</w:t>
-      </w:r>
-    </w:p>
-    <w:p>
-      <w:r>
-        <w:t>В рамките на настоящия дипломен проект, тази адаптация е реализирана чрез интегрирането на Python библиотеката bleak (Bluetooth Low Energy platform Agnostic Klient). Използването на bleak превръща комуникацията от синхронна (блокираща) в напълно асинхронна (event-driven).</w:t>
-      </w:r>
-    </w:p>
-    <w:p>
-      <w:r>
-        <w:t>Когато потребителят изпрати нов цвят от уеб интерфейса, Django сървърът инициира асинхронна корутина (coroutine), която сканира за BLE модула, осъществява връзка (без да изисква предварително сдвояване от потребителя), записва HEX кода на цвета в съответната GATT характеристика и веднага след това затваря връзката, за да пести енергия. Това прави системата много по-модерна, енергийно ефективна и напълно съобразена с актуалните индустриални стандарти за изграждане на смарт устройства. Този подход решава и проблема с "увисването" (port lock) на операционната система, който е често срещан при класическите COM портове при внезапно прекъсване на захранването на микроконтролера.</w:t>
-      </w:r>
-    </w:p>
-    <w:p>
-      <w:pPr>
-        <w:pStyle w:val="1"/>
-      </w:pPr>
-      <w:bookmarkStart w:id="13" w:name="_Toc227537480"/>
-      <w:r>
-        <w:t>Архитектура и хардуерна реализация</w:t>
+      <w:pPr>
+        <w:pStyle w:val="Heading2"/>
+      </w:pPr>
+      <w:bookmarkStart w:id="13" w:name="_Toc227537481"/>
+      <w:r>
+        <w:t>Избор на хардуерни компоненти и тяхната аргументация</w:t>
       </w:r>
       <w:bookmarkEnd w:id="13"/>
     </w:p>
     <w:p>
-      <w:pPr>
-        <w:pStyle w:val="2"/>
-      </w:pPr>
-      <w:bookmarkStart w:id="14" w:name="_Toc227537481"/>
-      <w:r>
-        <w:t>Избор на хардуерни компоненти и тяхната аргументация</w:t>
+      <w:r>
+        <w:t>Изграждането на надеждна система за интелигентно осветление започва с правилния подбор на хардуерните компоненти. За целите на настоящия дипломен проект беше избрана архитектура, базирана на микроконтролер, който действа като главен изчислителен възел (мозъкът на системата), приемащ данни по безжичен път и управляващ светлинните елементи.</w:t>
+      </w:r>
+    </w:p>
+    <w:p>
+      <w:pPr>
+        <w:pStyle w:val="Heading3"/>
+      </w:pPr>
+      <w:bookmarkStart w:id="14" w:name="_Toc227537482"/>
+      <w:r>
+        <w:t>Микроконтролер Arduino Nano</w:t>
       </w:r>
       <w:bookmarkEnd w:id="14"/>
     </w:p>
     <w:p>
       <w:r>
-        <w:t>Изграждането на надеждна система за интелигентно осветление започва с правилния подбор на хардуерните компоненти. За целите на настоящия дипломен проект беше избрана архитектура, базирана на микроконтролер, който действа като главен изчислителен възел (мозъкът на системата), приемащ данни по безжичен път и управляващ светлинните елементи.</w:t>
+        <w:t xml:space="preserve">За ядро на системата е избран микроконтролерът Arduino Nano. Този избор е продиктуван от няколко ключови фактора. На първо място, платката е изключително компактна, което позволява лесното ѝ вграждане в малки кутии или директно до самото осветително тяло. Въпреки малкия си размер, тя разполага със същия </w:t>
+      </w:r>
+      <w:r>
+        <w:lastRenderedPageBreak/>
+        <w:t>микроконтролерен чип (ATmega328P), както по-големия и популярен модел Arduino Uno, осигурявайки напълно достатъчна изчислителна мощност и памет за обработка на серийни команди и управление на светодиоди. Освен това, Arduino екосистемата предлага огромен набор от готови библиотеки с отворен код, които значително улесняват разработката на софтуерно ниво.</w:t>
       </w:r>
     </w:p>
     <w:p>
       <w:pPr>
-        <w:pStyle w:val="3"/>
-      </w:pPr>
-      <w:bookmarkStart w:id="15" w:name="_Toc227537482"/>
-      <w:r>
-        <w:t>Микроконтролер Arduino Nano</w:t>
+        <w:pStyle w:val="Heading3"/>
+      </w:pPr>
+      <w:bookmarkStart w:id="15" w:name="_Toc227537483"/>
+      <w:r>
+        <w:t>Адресируема LED лента WS2812B</w:t>
       </w:r>
       <w:bookmarkEnd w:id="15"/>
     </w:p>
     <w:p>
       <w:r>
-        <w:t xml:space="preserve">За ядро на системата е избран микроконтролерът Arduino Nano. Този избор е продиктуван от няколко ключови фактора. На първо място, платката е изключително компактна, което позволява лесното ѝ вграждане в малки кутии или директно до самото осветително тяло. Въпреки малкия си размер, тя разполага със същия </w:t>
-      </w:r>
-      <w:r>
-        <w:lastRenderedPageBreak/>
-        <w:t>микроконтролерен чип (ATmega328P), както по-големия и популярен модел Arduino Uno, осигурявайки напълно достатъчна изчислителна мощност и памет за обработка на серийни команди и управление на светодиоди. Освен това, Arduino екосистемата предлага огромен набор от готови библиотеки с отворен код, които значително улесняват разработката на софтуерно ниво.</w:t>
+        <w:t>Както беше споменато в предходната глава, класическите RGB ленти (известни още като аналогови или неадресируеми) не предлагат гъвкавост – при тях всички диоди светят в един и същи цвят. За да се осигури максимална функционалност и възможност за бъдещо надграждане със сложни анимации, в проекта е интегрирана адресируема LED лента тип WS2812B. При този модел всеки отделен светодиоден модул (пиксел) съдържа в себе си малък управляващ чип. Това позволява на микроконтролера да изпраща цифрови данни по един единствен комуникационен проводник, като указва точния цвят и яркост за всеки конкретен пиксел поотделно. Технологията изисква специфично времево управление на цифровия сигнал (timing), с което Arduino се справя отлично.</w:t>
       </w:r>
     </w:p>
     <w:p>
       <w:pPr>
-        <w:pStyle w:val="3"/>
-      </w:pPr>
-      <w:bookmarkStart w:id="16" w:name="_Toc227537483"/>
-      <w:r>
-        <w:t>Адресируема LED лента WS2812B</w:t>
+        <w:pStyle w:val="Heading3"/>
+      </w:pPr>
+      <w:bookmarkStart w:id="16" w:name="_Toc227537484"/>
+      <w:r>
+        <w:rPr>
+          <w:lang w:val="en-US"/>
+        </w:rPr>
+        <w:t>BLE</w:t>
+      </w:r>
+      <w:r>
+        <w:t xml:space="preserve"> модул и силова част</w:t>
       </w:r>
       <w:bookmarkEnd w:id="16"/>
     </w:p>
     <w:p>
       <w:r>
-        <w:t>Както беше споменато в предходната глава, класическите RGB ленти (известни още като аналогови или неадресируеми) не предлагат гъвкавост – при тях всички диоди светят в един и същи цвят. За да се осигури максимална функционалност и възможност за бъдещо надграждане със сложни анимации, в проекта е интегрирана адресируема LED лента тип WS2812B. При този модел всеки отделен светодиоден модул (пиксел) съдържа в себе си малък управляващ чип. Това позволява на микроконтролера да изпраща цифрови данни по един единствен комуникационен проводник, като указва точния цвят и яркост за всеки конкретен пиксел поотделно. Технологията изисква специфично времево управление на цифровия сигнал (timing), с което Arduino се справя отлично.</w:t>
+        <w:t>За осъществяване на безжичната комуникация е интегриран Bluetooth Low Energy (BLE) модул (тип свързаност, често използвана при модули като JDY-08, AT-09 или клонинги, съвместими с интерфейса на HC-05). Този модул функционира като безжичен сериен мост – той приема BLE радиосигналите (чрез GATT характеристики) от компютъра или смартфона и ги преобразува в стандартни серийни (UART) данни на локално ниво. По този начин микроконтролерът ги чете чрез своите RX и TX пинове, без да е необходимо сложният BLE стек да се обработва от самия Arduino.</w:t>
       </w:r>
     </w:p>
     <w:p>
-      <w:pPr>
-        <w:pStyle w:val="3"/>
-      </w:pPr>
-      <w:bookmarkStart w:id="17" w:name="_Toc227537484"/>
-      <w:r>
-        <w:rPr>
-          <w:lang w:val="en-US"/>
-        </w:rPr>
-        <w:t>BLE</w:t>
-      </w:r>
-      <w:r>
-        <w:t xml:space="preserve"> модул и силова част</w:t>
-      </w:r>
-      <w:bookmarkEnd w:id="17"/>
+      <w:r>
+        <w:t>По отношение на силовата част (захранването), адресируемата лента WS2812B работи с напрежение 5V и може да консумира значително количество ток (до 60mA на пиксел при максимална яркост на бял цвят). Тъй като вграденият регулатор на напрежение на Arduino Nano не е проектиран да издържа на такива натоварвания, системата изисква външно захранване от 5V с достатъчен ампераж.</w:t>
+      </w:r>
     </w:p>
     <w:p>
-      <w:r>
-        <w:t>За осъществяване на безжичната комуникация е интегриран Bluetooth Low Energy (BLE) модул (тип свързаност, често използвана при модули като JDY-08, AT-09 или клонинги, съвместими с интерфейса на HC-05). Този модул функционира като безжичен сериен мост – той приема BLE радиосигналите (чрез GATT характеристики) от компютъра или смартфона и ги преобразува в стандартни серийни (UART) данни на локално ниво. По този начин микроконтролерът ги чете чрез своите RX и TX пинове, без да е необходимо сложният BLE стек да се обработва от самия Arduino.</w:t>
-      </w:r>
-    </w:p>
-    <w:p>
-      <w:r>
-        <w:t>По отношение на силовата част (захранването), адресируемата лента WS2812B работи с напрежение 5V и може да консумира значително количество ток (до 60mA на пиксел при максимална яркост на бял цвят). Тъй като вграденият регулатор на напрежение на Arduino Nano не е проектиран да издържа на такива натоварвания, системата изисква външно захранване от 5V с достатъчен ампераж.</w:t>
-      </w:r>
-    </w:p>
-    <w:p>
-      <w:pPr>
-        <w:pStyle w:val="2"/>
-      </w:pPr>
-      <w:bookmarkStart w:id="18" w:name="_Toc227537485"/>
+      <w:pPr>
+        <w:pStyle w:val="Heading2"/>
+      </w:pPr>
+      <w:bookmarkStart w:id="17" w:name="_Toc227537485"/>
       <w:r>
         <w:lastRenderedPageBreak/>
         <w:t>Проектиране, свързване и захранване на системата</w:t>
       </w:r>
-      <w:bookmarkEnd w:id="18"/>
+      <w:bookmarkEnd w:id="17"/>
     </w:p>
     <w:p>
       <w:r>
@@ -3328,7 +3326,7 @@
                     <pic:cNvPicPr/>
                   </pic:nvPicPr>
                   <pic:blipFill>
-                    <a:blip r:embed="rId9" cstate="print">
+                    <a:blip r:embed="rId8" cstate="print">
                       <a:extLst>
                         <a:ext uri="{28A0092B-C50C-407E-A947-70E740481C1C}">
                           <a14:useLocalDpi xmlns:a14="http://schemas.microsoft.com/office/drawing/2010/main" val="0"/>
@@ -3376,13 +3374,13 @@
     </w:p>
     <w:p>
       <w:pPr>
-        <w:pStyle w:val="2"/>
-      </w:pPr>
-      <w:bookmarkStart w:id="19" w:name="_Toc227537486"/>
+        <w:pStyle w:val="Heading2"/>
+      </w:pPr>
+      <w:bookmarkStart w:id="18" w:name="_Toc227537486"/>
       <w:r>
         <w:t>Програмиране на микроконтролера</w:t>
       </w:r>
-      <w:bookmarkEnd w:id="19"/>
+      <w:bookmarkEnd w:id="18"/>
     </w:p>
     <w:p>
       <w:r>
@@ -3391,13 +3389,13 @@
     </w:p>
     <w:p>
       <w:pPr>
-        <w:pStyle w:val="3"/>
-      </w:pPr>
-      <w:bookmarkStart w:id="20" w:name="_Toc227537487"/>
+        <w:pStyle w:val="Heading3"/>
+      </w:pPr>
+      <w:bookmarkStart w:id="19" w:name="_Toc227537487"/>
       <w:r>
         <w:t>Инициализация и комуникация чрез SoftwareSerial</w:t>
       </w:r>
-      <w:bookmarkEnd w:id="20"/>
+      <w:bookmarkEnd w:id="19"/>
     </w:p>
     <w:p>
       <w:r>
@@ -6031,95 +6029,92 @@
     </w:p>
     <w:p>
       <w:pPr>
-        <w:pStyle w:val="3"/>
-      </w:pPr>
-      <w:bookmarkStart w:id="21" w:name="_Toc227537488"/>
+        <w:pStyle w:val="Heading3"/>
+      </w:pPr>
+      <w:bookmarkStart w:id="20" w:name="_Toc227537488"/>
       <w:r>
         <w:t>Управление на LED лентата (FastLED / NeoPixel)</w:t>
+      </w:r>
+      <w:bookmarkEnd w:id="20"/>
+    </w:p>
+    <w:p>
+      <w:r>
+        <w:t>Когато микроконтролерът получи напълно оформена команда, съдържаща цвят (например стринг във формат "255,0,0" за червено или "#FF0000"), този текст трябва да бъде обработен (парснат) до отделни числови стойности за Червено (R), Зелено (G) и Синьо (B).</w:t>
+      </w:r>
+    </w:p>
+    <w:p>
+      <w:r>
+        <w:t>След като числовите стойности са извлечени, те се подават към специализирана библиотека (като FastLED или Adafruit NeoPixel), която се грижи за сложното времево форматиране на сигнала, изисквано от чипа WS2812B. Библиотеката генерира нужните импулси (цифров еквивалент на ШИМ/PWM управлението) и изпраща данните през информационния пин към лентата, в резултат на което светодиодите променят своя цвят мигновено.</w:t>
+      </w:r>
+    </w:p>
+    <w:p>
+      <w:r>
+        <w:t>Чрез тази симбиоза между хардуерно прекъсване за четене на серийни данни и софтуерно управление на цифровите пинове, системата постига реактивност в реално време, подготвяйки идеалната основа за свързване с уеб интерфейса.</w:t>
+      </w:r>
+      <w:r>
+        <w:t xml:space="preserve"> </w:t>
+      </w:r>
+    </w:p>
+    <w:p>
+      <w:pPr>
+        <w:pStyle w:val="Heading1"/>
+      </w:pPr>
+      <w:bookmarkStart w:id="21" w:name="_Toc227537489"/>
+      <w:r>
+        <w:lastRenderedPageBreak/>
+        <w:t>Софтуерна реализация: комуникация и бекенд</w:t>
       </w:r>
       <w:bookmarkEnd w:id="21"/>
     </w:p>
     <w:p>
-      <w:r>
-        <w:t>Когато микроконтролерът получи напълно оформена команда, съдържаща цвят (например стринг във формат "255,0,0" за червено или "#FF0000"), този текст трябва да бъде обработен (парснат) до отделни числови стойности за Червено (R), Зелено (G) и Синьо (B).</w:t>
-      </w:r>
-    </w:p>
-    <w:p>
-      <w:r>
-        <w:t>След като числовите стойности са извлечени, те се подават към специализирана библиотека (като FastLED или Adafruit NeoPixel), която се грижи за сложното времево форматиране на сигнала, изисквано от чипа WS2812B. Библиотеката генерира нужните импулси (цифров еквивалент на ШИМ/PWM управлението) и изпраща данните през информационния пин към лентата, в резултат на което светодиодите променят своя цвят мигновено.</w:t>
-      </w:r>
-    </w:p>
-    <w:p>
-      <w:r>
-        <w:t>Чрез тази симбиоза между хардуерно прекъсване за четене на серийни данни и софтуерно управление на цифровите пинове, системата постига реактивност в реално време, подготвяйки идеалната основа за свързване с уеб интерфейса.</w:t>
-      </w:r>
-      <w:r>
-        <w:t xml:space="preserve"> </w:t>
-      </w:r>
-    </w:p>
-    <w:p>
-      <w:pPr>
-        <w:pStyle w:val="1"/>
-      </w:pPr>
-      <w:bookmarkStart w:id="22" w:name="_Toc227537489"/>
-      <w:r>
-        <w:lastRenderedPageBreak/>
-        <w:t>Софтуерна реализация: комуникация и бекенд</w:t>
+      <w:pPr>
+        <w:pStyle w:val="Heading2"/>
+      </w:pPr>
+      <w:bookmarkStart w:id="22" w:name="_Toc227537490"/>
+      <w:r>
+        <w:t>Архитектура на комуникацията и системен интерфейс</w:t>
       </w:r>
       <w:bookmarkEnd w:id="22"/>
     </w:p>
     <w:p>
-      <w:pPr>
-        <w:pStyle w:val="2"/>
-      </w:pPr>
-      <w:bookmarkStart w:id="23" w:name="_Toc227537490"/>
-      <w:r>
-        <w:t>Архитектура на комуникацията и системен интерфейс</w:t>
+      <w:r>
+        <w:t>След като хардуерната част на системата е напълно изградена, следващата основна задача е установяването на надежден комуникационен канал между компютъра (сървъра) и BLE модула.</w:t>
+      </w:r>
+    </w:p>
+    <w:p/>
+    <w:p>
+      <w:r>
+        <w:t>Тъй като се използва стандартът Bluetooth Low Energy, операционната система (Windows 11) не създава традиционни виртуални серийни портове (COM портове). Вместо това, комуникацията се осъществява директно чрез радио интерфейс, използвайки MAC адреси или имена на устройства, както и специфични сервизи и GATT (Generic Attribute Profile) характеристики. Всяка GATT характеристика има свойства – например "write" (за приемане на команди към микроконтролера) и "notify" (за изпращане на обратна връзка към сървъра).</w:t>
+      </w:r>
+    </w:p>
+    <w:p>
+      <w:r>
+        <w:t>За разлика от класическия Bluetooth, при който връзката се поддържа отворена постоянно като сериен кабел, BLE комуникацията е базирана на събития (event-driven). Това налага използването на изцяло асинхронен подход при програмирането на сървърната част, за да не се блокира изпълнението на останалите процеси, докато се изчаква радиосигнал.</w:t>
+      </w:r>
+    </w:p>
+    <w:p>
+      <w:pPr>
+        <w:pStyle w:val="Heading2"/>
+      </w:pPr>
+      <w:bookmarkStart w:id="23" w:name="_Toc227537491"/>
+      <w:r>
+        <w:t>Разработка на междинен слой за връзка (Тестов Python скрипт)</w:t>
       </w:r>
       <w:bookmarkEnd w:id="23"/>
     </w:p>
     <w:p>
       <w:r>
-        <w:t>След като хардуерната част на системата е напълно изградена, следващата основна задача е установяването на надежден комуникационен канал между компютъра (сървъра) и BLE модула.</w:t>
-      </w:r>
-    </w:p>
-    <w:p/>
-    <w:p>
-      <w:r>
-        <w:t>Тъй като се използва стандартът Bluetooth Low Energy, операционната система (Windows 11) не създава традиционни виртуални серийни портове (COM портове). Вместо това, комуникацията се осъществява директно чрез радио интерфейс, използвайки MAC адреси или имена на устройства, както и специфични сервизи и GATT (Generic Attribute Profile) характеристики. Всяка GATT характеристика има свойства – например "write" (за приемане на команди към микроконтролера) и "notify" (за изпращане на обратна връзка към сървъра).</w:t>
+        <w:t>Преди да се премине към уеб сървър, е добра инженерна практика да се създаде опростен междинен слой, който да валидира двупосочната връзка. За целта беше разработен скрипт на Python, използващ модерната библиотека bleak, която е индустриалният стандарт за крос-платформена BLE комуникация.</w:t>
       </w:r>
     </w:p>
     <w:p>
-      <w:r>
-        <w:t>За разлика от класическия Bluetooth, при който връзката се поддържа отворена постоянно като сериен кабел, BLE комуникацията е базирана на събития (event-driven). Това налага използването на изцяло асинхронен подход при програмирането на сървърната част, за да не се блокира изпълнението на останалите процеси, докато се изчаква радиосигнал.</w:t>
-      </w:r>
-    </w:p>
-    <w:p>
-      <w:pPr>
-        <w:pStyle w:val="2"/>
-      </w:pPr>
-      <w:bookmarkStart w:id="24" w:name="_Toc227537491"/>
-      <w:r>
-        <w:t>Разработка на междинен слой за връзка (Тестов Python скрипт)</w:t>
-      </w:r>
-      <w:bookmarkEnd w:id="24"/>
-    </w:p>
-    <w:p>
-      <w:r>
-        <w:t>Преди да се премине към уеб сървър, е добра инженерна практика да се създаде опростен междинен слой, който да валидира двупосочната връзка. За целта беше разработен скрипт на Python, използващ модерната библиотека bleak, която е индустриалният стандарт за крос-платформена BLE комуникация.</w:t>
-      </w:r>
-    </w:p>
-    <w:p>
       <w:pPr>
         <w:rPr>
           <w:lang w:val="en-US"/>
         </w:rPr>
       </w:pPr>
       <w:r>
-        <w:t>Целта на скрипта е да сканира ефира за устройство с определено име (в случая "HC-05" или "BT05"), да се свърже асинхронно към него, да открие правилните канали за четене и писане (TX/RX характеристики) и да тества стабилността чрез периодично изпращане на команди.</w:t>
-      </w:r>
-      <w:r>
-        <w:t xml:space="preserve"> </w:t>
+        <w:t xml:space="preserve">Целта на скрипта е да сканира ефира за устройство с определено име (в случая "HC-05" или "BT05"), да се свърже асинхронно към него, да открие правилните канали за четене и писане (TX/RX характеристики) и да тества стабилността чрез периодично изпращане на команди. </w:t>
       </w:r>
     </w:p>
     <w:p>
@@ -9857,14 +9852,14 @@
     </w:p>
     <w:p>
       <w:pPr>
-        <w:pStyle w:val="2"/>
-      </w:pPr>
-      <w:bookmarkStart w:id="25" w:name="_Toc227537492"/>
+        <w:pStyle w:val="Heading2"/>
+      </w:pPr>
+      <w:bookmarkStart w:id="24" w:name="_Toc227537492"/>
       <w:r>
         <w:lastRenderedPageBreak/>
         <w:t>Изграждане на уеб сървър и API интерфейс (Django &amp; DRF)</w:t>
       </w:r>
-      <w:bookmarkEnd w:id="25"/>
+      <w:bookmarkEnd w:id="24"/>
     </w:p>
     <w:p>
       <w:r>
@@ -14105,44 +14100,44 @@
     </w:p>
     <w:p>
       <w:pPr>
-        <w:pStyle w:val="1"/>
-      </w:pPr>
-      <w:bookmarkStart w:id="26" w:name="_Toc227537493"/>
+        <w:pStyle w:val="Heading1"/>
+      </w:pPr>
+      <w:bookmarkStart w:id="25" w:name="_Toc227537493"/>
       <w:r>
         <w:t>Софтуерна реализация: потребителски интерфейс и интеграция</w:t>
+      </w:r>
+      <w:bookmarkEnd w:id="25"/>
+    </w:p>
+    <w:p>
+      <w:pPr>
+        <w:pStyle w:val="Heading2"/>
+      </w:pPr>
+      <w:bookmarkStart w:id="26" w:name="_Toc227537494"/>
+      <w:r>
+        <w:t>Проектиране на фронтенд архитектурата с Vue.js</w:t>
       </w:r>
       <w:bookmarkEnd w:id="26"/>
     </w:p>
     <w:p>
-      <w:pPr>
-        <w:pStyle w:val="2"/>
-      </w:pPr>
-      <w:bookmarkStart w:id="27" w:name="_Toc227537494"/>
-      <w:r>
-        <w:t>Проектиране на фронтенд архитектурата с Vue.js</w:t>
-      </w:r>
-      <w:bookmarkEnd w:id="27"/>
+      <w:r>
+        <w:t>За да се предостави на крайния потребител съвременно и удобно изживяване, е необходимо изграждането на интуитивен графичен интерфейс. Тъй като бекендът (базиран на Django и DRF) вече работи като независимо API, фронтенд частта може да бъде разработена като отделно, самостоятелно приложение (Single Page Application - SPA).</w:t>
+      </w:r>
     </w:p>
     <w:p>
       <w:r>
-        <w:t>За да се предостави на крайния потребител съвременно и удобно изживяване, е необходимо изграждането на интуитивен графичен интерфейс. Тъй като бекендът (базиран на Django и DRF) вече работи като независимо API, фронтенд частта може да бъде разработена като отделно, самостоятелно приложение (Single Page Application - SPA).</w:t>
+        <w:lastRenderedPageBreak/>
+        <w:t>За реализацията на този слой е избран JavaScript фреймворкът Vue.js. Основното му предимство в контекста на настоящия проект е неговата реактивност – способността автоматично да обновява интерфейса и да реагира на потребителски действия (като например плъзгане по палитрата за избор на цвят) в реално време, без необходимост от презареждане на уеб страницата. Архитектурата е базирана на компоненти, което позволява логиката за избор на цвят и комуникацията със сървъра да бъдат капсулирани в един лесно поддържаем блок от код.</w:t>
       </w:r>
     </w:p>
     <w:p>
-      <w:r>
-        <w:lastRenderedPageBreak/>
-        <w:t>За реализацията на този слой е избран JavaScript фреймворкът Vue.js. Основното му предимство в контекста на настоящия проект е неговата реактивност – способността автоматично да обновява интерфейса и да реагира на потребителски действия (като например плъзгане по палитрата за избор на цвят) в реално време, без необходимост от презареждане на уеб страницата. Архитектурата е базирана на компоненти, което позволява логиката за избор на цвят и комуникацията със сървъра да бъдат капсулирани в един лесно поддържаем блок от код.</w:t>
-      </w:r>
-    </w:p>
-    <w:p>
-      <w:pPr>
-        <w:pStyle w:val="2"/>
-      </w:pPr>
-      <w:bookmarkStart w:id="28" w:name="_Toc227537495"/>
+      <w:pPr>
+        <w:pStyle w:val="Heading2"/>
+      </w:pPr>
+      <w:bookmarkStart w:id="27" w:name="_Toc227537495"/>
       <w:r>
         <w:t>Реализация на Color Picker и изпращане на данни (Axios)</w:t>
       </w:r>
-      <w:bookmarkEnd w:id="28"/>
+      <w:bookmarkEnd w:id="27"/>
     </w:p>
     <w:p>
       <w:r>
@@ -18999,6 +18994,9 @@
         <w:ind w:firstLine="0"/>
       </w:pPr>
       <w:r>
+        <w:rPr>
+          <w:noProof/>
+        </w:rPr>
         <w:lastRenderedPageBreak/>
         <w:drawing>
           <wp:inline distT="0" distB="0" distL="0" distR="0" wp14:anchorId="0287DA1D" wp14:editId="30C72F7A">
@@ -19016,7 +19014,7 @@
                     <pic:cNvPicPr/>
                   </pic:nvPicPr>
                   <pic:blipFill>
-                    <a:blip r:embed="rId10"/>
+                    <a:blip r:embed="rId9"/>
                     <a:stretch>
                       <a:fillRect/>
                     </a:stretch>
@@ -19040,13 +19038,13 @@
     <w:p/>
     <w:p>
       <w:pPr>
-        <w:pStyle w:val="2"/>
-      </w:pPr>
-      <w:bookmarkStart w:id="29" w:name="_Toc227537496"/>
+        <w:pStyle w:val="Heading2"/>
+      </w:pPr>
+      <w:bookmarkStart w:id="28" w:name="_Toc227537496"/>
       <w:r>
         <w:t>Интеграция на системата, възникнали проблеми и тяхното отстраняване</w:t>
       </w:r>
-      <w:bookmarkEnd w:id="29"/>
+      <w:bookmarkEnd w:id="28"/>
     </w:p>
     <w:p>
       <w:r>
@@ -19081,7 +19079,7 @@
                     <pic:cNvPicPr/>
                   </pic:nvPicPr>
                   <pic:blipFill>
-                    <a:blip r:embed="rId11" cstate="print">
+                    <a:blip r:embed="rId10" cstate="print">
                       <a:extLst>
                         <a:ext uri="{28A0092B-C50C-407E-A947-70E740481C1C}">
                           <a14:useLocalDpi xmlns:a14="http://schemas.microsoft.com/office/drawing/2010/main" val="0"/>
@@ -19168,13 +19166,13 @@
     </w:p>
     <w:p>
       <w:pPr>
-        <w:pStyle w:val="1"/>
-      </w:pPr>
-      <w:bookmarkStart w:id="30" w:name="_Toc227537497"/>
+        <w:pStyle w:val="Heading1"/>
+      </w:pPr>
+      <w:bookmarkStart w:id="29" w:name="_Toc227537497"/>
       <w:r>
         <w:t>Заключение</w:t>
       </w:r>
-      <w:bookmarkEnd w:id="30"/>
+      <w:bookmarkEnd w:id="29"/>
     </w:p>
     <w:p>
       <w:r>
@@ -19205,7 +19203,6 @@
         <w:t>Въпреки че реализираната система е напълно функционална и изпълнява своето предназначение, тя предоставя отлична основа за бъдещо надграждане. Една естествена следваща стъпка за развитие би била замяната на локалната Bluetooth комуникация с Wi-Fi микроконтролер (като ESP8266 или ESP32). Това би позволило управление на осветлението от всяка точка на света през Интернет, както и интеграция с утвърдени протоколи за домашна автоматизация като MQTT. Допълнително, проектът може да бъде разширен с възможност за гласово управление чрез интеграция на виртуални асистенти (напр. Google Assistant или Amazon Alexa), както и чрез добавяне на аудио сензор, който да позволи синхронизиране на динамичните светлинни анимации с ритъма на околния звук.</w:t>
       </w:r>
     </w:p>
-    <w:p/>
     <w:p>
       <w:pPr>
         <w:spacing w:before="0" w:after="160" w:line="259" w:lineRule="auto"/>
@@ -19221,31 +19218,29 @@
           <w:szCs w:val="36"/>
         </w:rPr>
       </w:pPr>
-      <w:bookmarkStart w:id="31" w:name="_Toc164562456"/>
-      <w:bookmarkStart w:id="32" w:name="_Toc164568069"/>
-      <w:bookmarkStart w:id="33" w:name="_Toc164627453"/>
-      <w:r>
-        <w:lastRenderedPageBreak/>
-        <w:br w:type="page"/>
-      </w:r>
+      <w:bookmarkStart w:id="30" w:name="_Toc164562456"/>
+      <w:bookmarkStart w:id="31" w:name="_Toc164568069"/>
+      <w:bookmarkStart w:id="32" w:name="_Toc164627453"/>
+      <w:bookmarkStart w:id="33" w:name="_GoBack"/>
+      <w:bookmarkEnd w:id="33"/>
     </w:p>
     <w:p>
       <w:pPr>
-        <w:pStyle w:val="1"/>
+        <w:pStyle w:val="Heading1"/>
       </w:pPr>
       <w:bookmarkStart w:id="34" w:name="_Toc227537498"/>
       <w:r>
         <w:lastRenderedPageBreak/>
         <w:t>Литература:</w:t>
       </w:r>
+      <w:bookmarkEnd w:id="30"/>
       <w:bookmarkEnd w:id="31"/>
       <w:bookmarkEnd w:id="32"/>
-      <w:bookmarkEnd w:id="33"/>
       <w:bookmarkEnd w:id="34"/>
     </w:p>
     <w:p>
       <w:pPr>
-        <w:pStyle w:val="a6"/>
+        <w:pStyle w:val="NormalWeb"/>
         <w:ind w:left="568" w:firstLine="0"/>
         <w:rPr>
           <w:rFonts w:eastAsiaTheme="minorEastAsia"/>
@@ -19260,7 +19255,7 @@
     </w:p>
     <w:p>
       <w:pPr>
-        <w:pStyle w:val="a6"/>
+        <w:pStyle w:val="NormalWeb"/>
         <w:numPr>
           <w:ilvl w:val="0"/>
           <w:numId w:val="2"/>
@@ -19278,7 +19273,7 @@
     </w:p>
     <w:p>
       <w:pPr>
-        <w:pStyle w:val="a6"/>
+        <w:pStyle w:val="NormalWeb"/>
         <w:numPr>
           <w:ilvl w:val="0"/>
           <w:numId w:val="2"/>
@@ -19296,7 +19291,7 @@
     </w:p>
     <w:p>
       <w:pPr>
-        <w:pStyle w:val="a6"/>
+        <w:pStyle w:val="NormalWeb"/>
         <w:numPr>
           <w:ilvl w:val="0"/>
           <w:numId w:val="2"/>
@@ -19314,7 +19309,7 @@
     </w:p>
     <w:p>
       <w:pPr>
-        <w:pStyle w:val="a6"/>
+        <w:pStyle w:val="NormalWeb"/>
         <w:ind w:left="568" w:firstLine="0"/>
         <w:rPr>
           <w:rFonts w:eastAsiaTheme="minorEastAsia"/>
@@ -19329,7 +19324,7 @@
     </w:p>
     <w:p>
       <w:pPr>
-        <w:pStyle w:val="a6"/>
+        <w:pStyle w:val="NormalWeb"/>
         <w:numPr>
           <w:ilvl w:val="0"/>
           <w:numId w:val="2"/>
@@ -19347,7 +19342,7 @@
     </w:p>
     <w:p>
       <w:pPr>
-        <w:pStyle w:val="a6"/>
+        <w:pStyle w:val="NormalWeb"/>
         <w:numPr>
           <w:ilvl w:val="0"/>
           <w:numId w:val="2"/>
@@ -19365,7 +19360,7 @@
     </w:p>
     <w:p>
       <w:pPr>
-        <w:pStyle w:val="a6"/>
+        <w:pStyle w:val="NormalWeb"/>
         <w:numPr>
           <w:ilvl w:val="0"/>
           <w:numId w:val="2"/>
@@ -19383,7 +19378,7 @@
     </w:p>
     <w:p>
       <w:pPr>
-        <w:pStyle w:val="a6"/>
+        <w:pStyle w:val="NormalWeb"/>
         <w:numPr>
           <w:ilvl w:val="0"/>
           <w:numId w:val="2"/>
@@ -19401,7 +19396,7 @@
     </w:p>
     <w:p>
       <w:pPr>
-        <w:pStyle w:val="a6"/>
+        <w:pStyle w:val="NormalWeb"/>
         <w:numPr>
           <w:ilvl w:val="0"/>
           <w:numId w:val="2"/>
@@ -19419,7 +19414,7 @@
     </w:p>
     <w:p>
       <w:pPr>
-        <w:pStyle w:val="a6"/>
+        <w:pStyle w:val="NormalWeb"/>
         <w:numPr>
           <w:ilvl w:val="0"/>
           <w:numId w:val="2"/>
@@ -19437,7 +19432,7 @@
     </w:p>
     <w:p>
       <w:pPr>
-        <w:pStyle w:val="a6"/>
+        <w:pStyle w:val="NormalWeb"/>
         <w:numPr>
           <w:ilvl w:val="0"/>
           <w:numId w:val="2"/>
@@ -19455,7 +19450,7 @@
     </w:p>
     <w:p>
       <w:pPr>
-        <w:pStyle w:val="a6"/>
+        <w:pStyle w:val="NormalWeb"/>
         <w:numPr>
           <w:ilvl w:val="0"/>
           <w:numId w:val="2"/>
@@ -19473,13 +19468,13 @@
     </w:p>
     <w:p>
       <w:pPr>
-        <w:pStyle w:val="a6"/>
+        <w:pStyle w:val="NormalWeb"/>
         <w:ind w:left="928" w:firstLine="0"/>
       </w:pPr>
     </w:p>
     <w:p/>
     <w:sectPr>
-      <w:footerReference w:type="default" r:id="rId12"/>
+      <w:footerReference w:type="default" r:id="rId11"/>
       <w:pgSz w:w="11906" w:h="16838"/>
       <w:pgMar w:top="1417" w:right="1417" w:bottom="1417" w:left="1417" w:header="708" w:footer="708" w:gutter="0"/>
       <w:cols w:space="708"/>
@@ -19490,7 +19485,7 @@
 </file>
 
 <file path=word/endnotes.xml><?xml version="1.0" encoding="utf-8"?>
-<w:endnotes xmlns:wpc="http://schemas.microsoft.com/office/word/2010/wordprocessingCanvas" xmlns:mc="http://schemas.openxmlformats.org/markup-compatibility/2006" xmlns:o="urn:schemas-microsoft-com:office:office" xmlns:r="http://schemas.openxmlformats.org/officeDocument/2006/relationships" xmlns:m="http://schemas.openxmlformats.org/officeDocument/2006/math" xmlns:v="urn:schemas-microsoft-com:vml" xmlns:wp14="http://schemas.microsoft.com/office/word/2010/wordprocessingDrawing" xmlns:wp="http://schemas.openxmlformats.org/drawingml/2006/wordprocessingDrawing" xmlns:w10="urn:schemas-microsoft-com:office:word" xmlns:w="http://schemas.openxmlformats.org/wordprocessingml/2006/main" xmlns:w14="http://schemas.microsoft.com/office/word/2010/wordml" xmlns:wpg="http://schemas.microsoft.com/office/word/2010/wordprocessingGroup" xmlns:wpi="http://schemas.microsoft.com/office/word/2010/wordprocessingInk" xmlns:wne="http://schemas.microsoft.com/office/word/2006/wordml" xmlns:wps="http://schemas.microsoft.com/office/word/2010/wordprocessingShape" mc:Ignorable="w14 wp14">
+<w:endnotes xmlns:wpc="http://schemas.microsoft.com/office/word/2010/wordprocessingCanvas" xmlns:cx="http://schemas.microsoft.com/office/drawing/2014/chartex" xmlns:mc="http://schemas.openxmlformats.org/markup-compatibility/2006" xmlns:o="urn:schemas-microsoft-com:office:office" xmlns:r="http://schemas.openxmlformats.org/officeDocument/2006/relationships" xmlns:m="http://schemas.openxmlformats.org/officeDocument/2006/math" xmlns:v="urn:schemas-microsoft-com:vml" xmlns:wp14="http://schemas.microsoft.com/office/word/2010/wordprocessingDrawing" xmlns:wp="http://schemas.openxmlformats.org/drawingml/2006/wordprocessingDrawing" xmlns:w10="urn:schemas-microsoft-com:office:word" xmlns:w="http://schemas.openxmlformats.org/wordprocessingml/2006/main" xmlns:w14="http://schemas.microsoft.com/office/word/2010/wordml" xmlns:w15="http://schemas.microsoft.com/office/word/2012/wordml" xmlns:w16se="http://schemas.microsoft.com/office/word/2015/wordml/symex" xmlns:wpg="http://schemas.microsoft.com/office/word/2010/wordprocessingGroup" xmlns:wpi="http://schemas.microsoft.com/office/word/2010/wordprocessingInk" xmlns:wne="http://schemas.microsoft.com/office/word/2006/wordml" xmlns:wps="http://schemas.microsoft.com/office/word/2010/wordprocessingShape" mc:Ignorable="w14 w15 w16se wp14">
   <w:endnote w:type="separator" w:id="-1">
     <w:p>
       <w:r>
@@ -19509,7 +19504,7 @@
 </file>
 
 <file path=word/footer1.xml><?xml version="1.0" encoding="utf-8"?>
-<w:ftr xmlns:wpc="http://schemas.microsoft.com/office/word/2010/wordprocessingCanvas" xmlns:mc="http://schemas.openxmlformats.org/markup-compatibility/2006" xmlns:o="urn:schemas-microsoft-com:office:office" xmlns:r="http://schemas.openxmlformats.org/officeDocument/2006/relationships" xmlns:m="http://schemas.openxmlformats.org/officeDocument/2006/math" xmlns:v="urn:schemas-microsoft-com:vml" xmlns:wp14="http://schemas.microsoft.com/office/word/2010/wordprocessingDrawing" xmlns:wp="http://schemas.openxmlformats.org/drawingml/2006/wordprocessingDrawing" xmlns:w10="urn:schemas-microsoft-com:office:word" xmlns:w="http://schemas.openxmlformats.org/wordprocessingml/2006/main" xmlns:w14="http://schemas.microsoft.com/office/word/2010/wordml" xmlns:wpg="http://schemas.microsoft.com/office/word/2010/wordprocessingGroup" xmlns:wpi="http://schemas.microsoft.com/office/word/2010/wordprocessingInk" xmlns:wne="http://schemas.microsoft.com/office/word/2006/wordml" xmlns:wps="http://schemas.microsoft.com/office/word/2010/wordprocessingShape" mc:Ignorable="w14 wp14">
+<w:ftr xmlns:wpc="http://schemas.microsoft.com/office/word/2010/wordprocessingCanvas" xmlns:cx="http://schemas.microsoft.com/office/drawing/2014/chartex" xmlns:mc="http://schemas.openxmlformats.org/markup-compatibility/2006" xmlns:o="urn:schemas-microsoft-com:office:office" xmlns:r="http://schemas.openxmlformats.org/officeDocument/2006/relationships" xmlns:m="http://schemas.openxmlformats.org/officeDocument/2006/math" xmlns:v="urn:schemas-microsoft-com:vml" xmlns:wp14="http://schemas.microsoft.com/office/word/2010/wordprocessingDrawing" xmlns:wp="http://schemas.openxmlformats.org/drawingml/2006/wordprocessingDrawing" xmlns:w10="urn:schemas-microsoft-com:office:word" xmlns:w="http://schemas.openxmlformats.org/wordprocessingml/2006/main" xmlns:w14="http://schemas.microsoft.com/office/word/2010/wordml" xmlns:w15="http://schemas.microsoft.com/office/word/2012/wordml" xmlns:w16se="http://schemas.microsoft.com/office/word/2015/wordml/symex" xmlns:wpg="http://schemas.microsoft.com/office/word/2010/wordprocessingGroup" xmlns:wpi="http://schemas.microsoft.com/office/word/2010/wordprocessingInk" xmlns:wne="http://schemas.microsoft.com/office/word/2006/wordml" xmlns:wps="http://schemas.microsoft.com/office/word/2010/wordprocessingShape" mc:Ignorable="w14 w15 w16se wp14">
   <w:sdt>
     <w:sdtPr>
       <w:id w:val="9166122"/>
@@ -19518,10 +19513,11 @@
         <w:docPartUnique/>
       </w:docPartObj>
     </w:sdtPr>
+    <w:sdtEndPr/>
     <w:sdtContent>
       <w:p>
         <w:pPr>
-          <w:pStyle w:val="aa"/>
+          <w:pStyle w:val="Footer"/>
         </w:pPr>
         <w:r>
           <w:rPr>
@@ -19545,7 +19541,7 @@
           <w:rPr>
             <w:noProof/>
           </w:rPr>
-          <w:t>1</w:t>
+          <w:t>3</w:t>
         </w:r>
         <w:r>
           <w:rPr>
@@ -19558,14 +19554,14 @@
   </w:sdt>
   <w:p>
     <w:pPr>
-      <w:pStyle w:val="aa"/>
+      <w:pStyle w:val="Footer"/>
     </w:pPr>
   </w:p>
 </w:ftr>
 </file>
 
 <file path=word/footnotes.xml><?xml version="1.0" encoding="utf-8"?>
-<w:footnotes xmlns:wpc="http://schemas.microsoft.com/office/word/2010/wordprocessingCanvas" xmlns:mc="http://schemas.openxmlformats.org/markup-compatibility/2006" xmlns:o="urn:schemas-microsoft-com:office:office" xmlns:r="http://schemas.openxmlformats.org/officeDocument/2006/relationships" xmlns:m="http://schemas.openxmlformats.org/officeDocument/2006/math" xmlns:v="urn:schemas-microsoft-com:vml" xmlns:wp14="http://schemas.microsoft.com/office/word/2010/wordprocessingDrawing" xmlns:wp="http://schemas.openxmlformats.org/drawingml/2006/wordprocessingDrawing" xmlns:w10="urn:schemas-microsoft-com:office:word" xmlns:w="http://schemas.openxmlformats.org/wordprocessingml/2006/main" xmlns:w14="http://schemas.microsoft.com/office/word/2010/wordml" xmlns:wpg="http://schemas.microsoft.com/office/word/2010/wordprocessingGroup" xmlns:wpi="http://schemas.microsoft.com/office/word/2010/wordprocessingInk" xmlns:wne="http://schemas.microsoft.com/office/word/2006/wordml" xmlns:wps="http://schemas.microsoft.com/office/word/2010/wordprocessingShape" mc:Ignorable="w14 wp14">
+<w:footnotes xmlns:wpc="http://schemas.microsoft.com/office/word/2010/wordprocessingCanvas" xmlns:cx="http://schemas.microsoft.com/office/drawing/2014/chartex" xmlns:mc="http://schemas.openxmlformats.org/markup-compatibility/2006" xmlns:o="urn:schemas-microsoft-com:office:office" xmlns:r="http://schemas.openxmlformats.org/officeDocument/2006/relationships" xmlns:m="http://schemas.openxmlformats.org/officeDocument/2006/math" xmlns:v="urn:schemas-microsoft-com:vml" xmlns:wp14="http://schemas.microsoft.com/office/word/2010/wordprocessingDrawing" xmlns:wp="http://schemas.openxmlformats.org/drawingml/2006/wordprocessingDrawing" xmlns:w10="urn:schemas-microsoft-com:office:word" xmlns:w="http://schemas.openxmlformats.org/wordprocessingml/2006/main" xmlns:w14="http://schemas.microsoft.com/office/word/2010/wordml" xmlns:w15="http://schemas.microsoft.com/office/word/2012/wordml" xmlns:w16se="http://schemas.microsoft.com/office/word/2015/wordml/symex" xmlns:wpg="http://schemas.microsoft.com/office/word/2010/wordprocessingGroup" xmlns:wpi="http://schemas.microsoft.com/office/word/2010/wordprocessingInk" xmlns:wne="http://schemas.microsoft.com/office/word/2006/wordml" xmlns:wps="http://schemas.microsoft.com/office/word/2010/wordprocessingShape" mc:Ignorable="w14 w15 w16se wp14">
   <w:footnote w:type="separator" w:id="-1">
     <w:p>
       <w:r>
@@ -19584,8 +19580,8 @@
 </file>
 
 <file path=word/numbering.xml><?xml version="1.0" encoding="utf-8"?>
-<w:numbering xmlns:wpc="http://schemas.microsoft.com/office/word/2010/wordprocessingCanvas" xmlns:mc="http://schemas.openxmlformats.org/markup-compatibility/2006" xmlns:o="urn:schemas-microsoft-com:office:office" xmlns:r="http://schemas.openxmlformats.org/officeDocument/2006/relationships" xmlns:m="http://schemas.openxmlformats.org/officeDocument/2006/math" xmlns:v="urn:schemas-microsoft-com:vml" xmlns:wp14="http://schemas.microsoft.com/office/word/2010/wordprocessingDrawing" xmlns:wp="http://schemas.openxmlformats.org/drawingml/2006/wordprocessingDrawing" xmlns:w10="urn:schemas-microsoft-com:office:word" xmlns:w="http://schemas.openxmlformats.org/wordprocessingml/2006/main" xmlns:w14="http://schemas.microsoft.com/office/word/2010/wordml" xmlns:wpg="http://schemas.microsoft.com/office/word/2010/wordprocessingGroup" xmlns:wpi="http://schemas.microsoft.com/office/word/2010/wordprocessingInk" xmlns:wne="http://schemas.microsoft.com/office/word/2006/wordml" xmlns:wps="http://schemas.microsoft.com/office/word/2010/wordprocessingShape" mc:Ignorable="w14 wp14">
-  <w:abstractNum w:abstractNumId="0">
+<w:numbering xmlns:wpc="http://schemas.microsoft.com/office/word/2010/wordprocessingCanvas" xmlns:cx="http://schemas.microsoft.com/office/drawing/2014/chartex" xmlns:mc="http://schemas.openxmlformats.org/markup-compatibility/2006" xmlns:o="urn:schemas-microsoft-com:office:office" xmlns:r="http://schemas.openxmlformats.org/officeDocument/2006/relationships" xmlns:m="http://schemas.openxmlformats.org/officeDocument/2006/math" xmlns:v="urn:schemas-microsoft-com:vml" xmlns:wp14="http://schemas.microsoft.com/office/word/2010/wordprocessingDrawing" xmlns:wp="http://schemas.openxmlformats.org/drawingml/2006/wordprocessingDrawing" xmlns:w10="urn:schemas-microsoft-com:office:word" xmlns:w="http://schemas.openxmlformats.org/wordprocessingml/2006/main" xmlns:w14="http://schemas.microsoft.com/office/word/2010/wordml" xmlns:w15="http://schemas.microsoft.com/office/word/2012/wordml" xmlns:w16se="http://schemas.microsoft.com/office/word/2015/wordml/symex" xmlns:wpg="http://schemas.microsoft.com/office/word/2010/wordprocessingGroup" xmlns:wpi="http://schemas.microsoft.com/office/word/2010/wordprocessingInk" xmlns:wne="http://schemas.microsoft.com/office/word/2006/wordml" xmlns:wps="http://schemas.microsoft.com/office/word/2010/wordprocessingShape" mc:Ignorable="w14 w15 w16se wp14">
+  <w:abstractNum w:abstractNumId="0" w15:restartNumberingAfterBreak="0">
     <w:nsid w:val="0273190F"/>
     <w:multiLevelType w:val="multilevel"/>
     <w:tmpl w:val="27C0515C"/>
@@ -19734,7 +19730,7 @@
       </w:rPr>
     </w:lvl>
   </w:abstractNum>
-  <w:abstractNum w:abstractNumId="1">
+  <w:abstractNum w:abstractNumId="1" w15:restartNumberingAfterBreak="0">
     <w:nsid w:val="04030578"/>
     <w:multiLevelType w:val="multilevel"/>
     <w:tmpl w:val="E81E7A24"/>
@@ -19847,7 +19843,7 @@
       </w:pPr>
     </w:lvl>
   </w:abstractNum>
-  <w:abstractNum w:abstractNumId="2">
+  <w:abstractNum w:abstractNumId="2" w15:restartNumberingAfterBreak="0">
     <w:nsid w:val="06B92644"/>
     <w:multiLevelType w:val="multilevel"/>
     <w:tmpl w:val="89CCC2AA"/>
@@ -19960,7 +19956,7 @@
       </w:pPr>
     </w:lvl>
   </w:abstractNum>
-  <w:abstractNum w:abstractNumId="3">
+  <w:abstractNum w:abstractNumId="3" w15:restartNumberingAfterBreak="0">
     <w:nsid w:val="11C61772"/>
     <w:multiLevelType w:val="multilevel"/>
     <w:tmpl w:val="4508AB0C"/>
@@ -20073,14 +20069,14 @@
       </w:pPr>
     </w:lvl>
   </w:abstractNum>
-  <w:abstractNum w:abstractNumId="4">
+  <w:abstractNum w:abstractNumId="4" w15:restartNumberingAfterBreak="0">
     <w:nsid w:val="1482775B"/>
     <w:multiLevelType w:val="multilevel"/>
     <w:tmpl w:val="2F44B028"/>
     <w:lvl w:ilvl="0">
       <w:start w:val="1"/>
       <w:numFmt w:val="decimal"/>
-      <w:pStyle w:val="1"/>
+      <w:pStyle w:val="Heading1"/>
       <w:lvlText w:val="%1."/>
       <w:lvlJc w:val="left"/>
       <w:pPr>
@@ -20093,7 +20089,7 @@
     <w:lvl w:ilvl="1">
       <w:start w:val="1"/>
       <w:numFmt w:val="decimal"/>
-      <w:pStyle w:val="2"/>
+      <w:pStyle w:val="Heading2"/>
       <w:lvlText w:val="%1.%2"/>
       <w:lvlJc w:val="left"/>
       <w:pPr>
@@ -20106,7 +20102,7 @@
     <w:lvl w:ilvl="2">
       <w:start w:val="1"/>
       <w:numFmt w:val="decimal"/>
-      <w:pStyle w:val="3"/>
+      <w:pStyle w:val="Heading3"/>
       <w:lvlText w:val="%1.%2.%3"/>
       <w:lvlJc w:val="left"/>
       <w:pPr>
@@ -20119,7 +20115,7 @@
     <w:lvl w:ilvl="3">
       <w:start w:val="1"/>
       <w:numFmt w:val="decimal"/>
-      <w:pStyle w:val="4"/>
+      <w:pStyle w:val="Heading4"/>
       <w:lvlText w:val="%1.%2.%3.%4"/>
       <w:lvlJc w:val="left"/>
       <w:pPr>
@@ -20132,7 +20128,7 @@
     <w:lvl w:ilvl="4">
       <w:start w:val="1"/>
       <w:numFmt w:val="decimal"/>
-      <w:pStyle w:val="5"/>
+      <w:pStyle w:val="Heading5"/>
       <w:lvlText w:val="%1.%2.%3.%4.%5"/>
       <w:lvlJc w:val="left"/>
       <w:pPr>
@@ -20145,7 +20141,7 @@
     <w:lvl w:ilvl="5">
       <w:start w:val="1"/>
       <w:numFmt w:val="decimal"/>
-      <w:pStyle w:val="6"/>
+      <w:pStyle w:val="Heading6"/>
       <w:lvlText w:val="%1.%2.%3.%4.%5.%6"/>
       <w:lvlJc w:val="left"/>
       <w:pPr>
@@ -20158,7 +20154,7 @@
     <w:lvl w:ilvl="6">
       <w:start w:val="1"/>
       <w:numFmt w:val="decimal"/>
-      <w:pStyle w:val="7"/>
+      <w:pStyle w:val="Heading7"/>
       <w:lvlText w:val="%1.%2.%3.%4.%5.%6.%7"/>
       <w:lvlJc w:val="left"/>
       <w:pPr>
@@ -20171,7 +20167,7 @@
     <w:lvl w:ilvl="7">
       <w:start w:val="1"/>
       <w:numFmt w:val="decimal"/>
-      <w:pStyle w:val="8"/>
+      <w:pStyle w:val="Heading8"/>
       <w:lvlText w:val="%1.%2.%3.%4.%5.%6.%7.%8"/>
       <w:lvlJc w:val="left"/>
       <w:pPr>
@@ -20184,7 +20180,7 @@
     <w:lvl w:ilvl="8">
       <w:start w:val="1"/>
       <w:numFmt w:val="decimal"/>
-      <w:pStyle w:val="9"/>
+      <w:pStyle w:val="Heading9"/>
       <w:lvlText w:val="%1.%2.%3.%4.%5.%6.%7.%8.%9"/>
       <w:lvlJc w:val="left"/>
       <w:pPr>
@@ -20195,7 +20191,7 @@
       </w:rPr>
     </w:lvl>
   </w:abstractNum>
-  <w:abstractNum w:abstractNumId="5">
+  <w:abstractNum w:abstractNumId="5" w15:restartNumberingAfterBreak="0">
     <w:nsid w:val="15307C38"/>
     <w:multiLevelType w:val="multilevel"/>
     <w:tmpl w:val="758CE220"/>
@@ -20308,7 +20304,7 @@
       </w:pPr>
     </w:lvl>
   </w:abstractNum>
-  <w:abstractNum w:abstractNumId="6">
+  <w:abstractNum w:abstractNumId="6" w15:restartNumberingAfterBreak="0">
     <w:nsid w:val="1B507C2C"/>
     <w:multiLevelType w:val="multilevel"/>
     <w:tmpl w:val="FCA26316"/>
@@ -20421,7 +20417,7 @@
       </w:pPr>
     </w:lvl>
   </w:abstractNum>
-  <w:abstractNum w:abstractNumId="7">
+  <w:abstractNum w:abstractNumId="7" w15:restartNumberingAfterBreak="0">
     <w:nsid w:val="28B151F1"/>
     <w:multiLevelType w:val="hybridMultilevel"/>
     <w:tmpl w:val="BEB47992"/>
@@ -20510,7 +20506,7 @@
       </w:pPr>
     </w:lvl>
   </w:abstractNum>
-  <w:abstractNum w:abstractNumId="8">
+  <w:abstractNum w:abstractNumId="8" w15:restartNumberingAfterBreak="0">
     <w:nsid w:val="2ABE66BB"/>
     <w:multiLevelType w:val="multilevel"/>
     <w:tmpl w:val="C3925C16"/>
@@ -20623,7 +20619,7 @@
       </w:pPr>
     </w:lvl>
   </w:abstractNum>
-  <w:abstractNum w:abstractNumId="9">
+  <w:abstractNum w:abstractNumId="9" w15:restartNumberingAfterBreak="0">
     <w:nsid w:val="2B3B20F2"/>
     <w:multiLevelType w:val="multilevel"/>
     <w:tmpl w:val="541ADDAC"/>
@@ -20772,7 +20768,7 @@
       </w:rPr>
     </w:lvl>
   </w:abstractNum>
-  <w:abstractNum w:abstractNumId="10">
+  <w:abstractNum w:abstractNumId="10" w15:restartNumberingAfterBreak="0">
     <w:nsid w:val="32454119"/>
     <w:multiLevelType w:val="multilevel"/>
     <w:tmpl w:val="577A3FA8"/>
@@ -20889,7 +20885,7 @@
       </w:pPr>
     </w:lvl>
   </w:abstractNum>
-  <w:abstractNum w:abstractNumId="11">
+  <w:abstractNum w:abstractNumId="11" w15:restartNumberingAfterBreak="0">
     <w:nsid w:val="36B03345"/>
     <w:multiLevelType w:val="multilevel"/>
     <w:tmpl w:val="47EA46F6"/>
@@ -21002,7 +20998,7 @@
       </w:pPr>
     </w:lvl>
   </w:abstractNum>
-  <w:abstractNum w:abstractNumId="12">
+  <w:abstractNum w:abstractNumId="12" w15:restartNumberingAfterBreak="0">
     <w:nsid w:val="39453D5D"/>
     <w:multiLevelType w:val="multilevel"/>
     <w:tmpl w:val="AE70A622"/>
@@ -21151,7 +21147,7 @@
       </w:rPr>
     </w:lvl>
   </w:abstractNum>
-  <w:abstractNum w:abstractNumId="13">
+  <w:abstractNum w:abstractNumId="13" w15:restartNumberingAfterBreak="0">
     <w:nsid w:val="3BF42CCC"/>
     <w:multiLevelType w:val="multilevel"/>
     <w:tmpl w:val="A73E9BF2"/>
@@ -21300,7 +21296,7 @@
       </w:rPr>
     </w:lvl>
   </w:abstractNum>
-  <w:abstractNum w:abstractNumId="14">
+  <w:abstractNum w:abstractNumId="14" w15:restartNumberingAfterBreak="0">
     <w:nsid w:val="3C990C35"/>
     <w:multiLevelType w:val="multilevel"/>
     <w:tmpl w:val="E8F47E58"/>
@@ -21413,7 +21409,7 @@
       </w:pPr>
     </w:lvl>
   </w:abstractNum>
-  <w:abstractNum w:abstractNumId="15">
+  <w:abstractNum w:abstractNumId="15" w15:restartNumberingAfterBreak="0">
     <w:nsid w:val="3D470C5C"/>
     <w:multiLevelType w:val="multilevel"/>
     <w:tmpl w:val="BE0EB5C2"/>
@@ -21562,7 +21558,7 @@
       </w:rPr>
     </w:lvl>
   </w:abstractNum>
-  <w:abstractNum w:abstractNumId="16">
+  <w:abstractNum w:abstractNumId="16" w15:restartNumberingAfterBreak="0">
     <w:nsid w:val="433E5172"/>
     <w:multiLevelType w:val="multilevel"/>
     <w:tmpl w:val="75EA2B4C"/>
@@ -21675,7 +21671,7 @@
       </w:pPr>
     </w:lvl>
   </w:abstractNum>
-  <w:abstractNum w:abstractNumId="17">
+  <w:abstractNum w:abstractNumId="17" w15:restartNumberingAfterBreak="0">
     <w:nsid w:val="4B401398"/>
     <w:multiLevelType w:val="multilevel"/>
     <w:tmpl w:val="A1B2A394"/>
@@ -21824,7 +21820,7 @@
       </w:rPr>
     </w:lvl>
   </w:abstractNum>
-  <w:abstractNum w:abstractNumId="18">
+  <w:abstractNum w:abstractNumId="18" w15:restartNumberingAfterBreak="0">
     <w:nsid w:val="54DF42AE"/>
     <w:multiLevelType w:val="multilevel"/>
     <w:tmpl w:val="93827A82"/>
@@ -21937,7 +21933,7 @@
       </w:pPr>
     </w:lvl>
   </w:abstractNum>
-  <w:abstractNum w:abstractNumId="19">
+  <w:abstractNum w:abstractNumId="19" w15:restartNumberingAfterBreak="0">
     <w:nsid w:val="5C9B6925"/>
     <w:multiLevelType w:val="multilevel"/>
     <w:tmpl w:val="0CA2188C"/>
@@ -22050,7 +22046,7 @@
       </w:pPr>
     </w:lvl>
   </w:abstractNum>
-  <w:abstractNum w:abstractNumId="20">
+  <w:abstractNum w:abstractNumId="20" w15:restartNumberingAfterBreak="0">
     <w:nsid w:val="697A2AC8"/>
     <w:multiLevelType w:val="multilevel"/>
     <w:tmpl w:val="ED34A726"/>
@@ -22163,7 +22159,7 @@
       </w:pPr>
     </w:lvl>
   </w:abstractNum>
-  <w:abstractNum w:abstractNumId="21">
+  <w:abstractNum w:abstractNumId="21" w15:restartNumberingAfterBreak="0">
     <w:nsid w:val="6CC80342"/>
     <w:multiLevelType w:val="multilevel"/>
     <w:tmpl w:val="36BC466A"/>
@@ -22312,7 +22308,7 @@
       </w:rPr>
     </w:lvl>
   </w:abstractNum>
-  <w:abstractNum w:abstractNumId="22">
+  <w:abstractNum w:abstractNumId="22" w15:restartNumberingAfterBreak="0">
     <w:nsid w:val="725B5E20"/>
     <w:multiLevelType w:val="multilevel"/>
     <w:tmpl w:val="792CF482"/>
@@ -22425,7 +22421,7 @@
       </w:pPr>
     </w:lvl>
   </w:abstractNum>
-  <w:abstractNum w:abstractNumId="23">
+  <w:abstractNum w:abstractNumId="23" w15:restartNumberingAfterBreak="0">
     <w:nsid w:val="7463493C"/>
     <w:multiLevelType w:val="multilevel"/>
     <w:tmpl w:val="A3D46526"/>
@@ -22538,7 +22534,7 @@
       </w:pPr>
     </w:lvl>
   </w:abstractNum>
-  <w:abstractNum w:abstractNumId="24">
+  <w:abstractNum w:abstractNumId="24" w15:restartNumberingAfterBreak="0">
     <w:nsid w:val="746E5FE8"/>
     <w:multiLevelType w:val="multilevel"/>
     <w:tmpl w:val="36A84F9E"/>
@@ -22651,7 +22647,7 @@
       </w:pPr>
     </w:lvl>
   </w:abstractNum>
-  <w:abstractNum w:abstractNumId="25">
+  <w:abstractNum w:abstractNumId="25" w15:restartNumberingAfterBreak="0">
     <w:nsid w:val="7CA75368"/>
     <w:multiLevelType w:val="multilevel"/>
     <w:tmpl w:val="EAC63AC4"/>
@@ -22764,7 +22760,7 @@
       </w:pPr>
     </w:lvl>
   </w:abstractNum>
-  <w:abstractNum w:abstractNumId="26">
+  <w:abstractNum w:abstractNumId="26" w15:restartNumberingAfterBreak="0">
     <w:nsid w:val="7DD05627"/>
     <w:multiLevelType w:val="multilevel"/>
     <w:tmpl w:val="0332DE54"/>
@@ -23000,7 +22996,7 @@
 </file>
 
 <file path=word/styles.xml><?xml version="1.0" encoding="utf-8"?>
-<w:styles xmlns:mc="http://schemas.openxmlformats.org/markup-compatibility/2006" xmlns:r="http://schemas.openxmlformats.org/officeDocument/2006/relationships" xmlns:w="http://schemas.openxmlformats.org/wordprocessingml/2006/main" xmlns:w14="http://schemas.microsoft.com/office/word/2010/wordml" mc:Ignorable="w14">
+<w:styles xmlns:mc="http://schemas.openxmlformats.org/markup-compatibility/2006" xmlns:r="http://schemas.openxmlformats.org/officeDocument/2006/relationships" xmlns:w="http://schemas.openxmlformats.org/wordprocessingml/2006/main" xmlns:w14="http://schemas.microsoft.com/office/word/2010/wordml" xmlns:w15="http://schemas.microsoft.com/office/word/2012/wordml" xmlns:w16se="http://schemas.microsoft.com/office/word/2015/wordml/symex" mc:Ignorable="w14 w15 w16se">
   <w:docDefaults>
     <w:rPrDefault>
       <w:rPr>
@@ -23016,146 +23012,380 @@
       </w:pPr>
     </w:pPrDefault>
   </w:docDefaults>
-  <w:latentStyles w:defLockedState="0" w:defUIPriority="99" w:defSemiHidden="1" w:defUnhideWhenUsed="1" w:defQFormat="0" w:count="267">
-    <w:lsdException w:name="Normal" w:semiHidden="0" w:uiPriority="0" w:unhideWhenUsed="0" w:qFormat="1"/>
-    <w:lsdException w:name="heading 1" w:semiHidden="0" w:uiPriority="9" w:unhideWhenUsed="0" w:qFormat="1"/>
-    <w:lsdException w:name="heading 2" w:uiPriority="9" w:qFormat="1"/>
-    <w:lsdException w:name="heading 3" w:uiPriority="9" w:qFormat="1"/>
-    <w:lsdException w:name="heading 4" w:uiPriority="9" w:qFormat="1"/>
-    <w:lsdException w:name="heading 5" w:uiPriority="9" w:qFormat="1"/>
-    <w:lsdException w:name="heading 6" w:uiPriority="9" w:qFormat="1"/>
-    <w:lsdException w:name="heading 7" w:uiPriority="9" w:qFormat="1"/>
-    <w:lsdException w:name="heading 8" w:uiPriority="9" w:qFormat="1"/>
-    <w:lsdException w:name="heading 9" w:uiPriority="9" w:qFormat="1"/>
-    <w:lsdException w:name="toc 1" w:uiPriority="39"/>
-    <w:lsdException w:name="toc 2" w:uiPriority="39"/>
-    <w:lsdException w:name="toc 3" w:uiPriority="39"/>
-    <w:lsdException w:name="toc 4" w:uiPriority="39"/>
-    <w:lsdException w:name="toc 5" w:uiPriority="39"/>
-    <w:lsdException w:name="toc 6" w:uiPriority="39"/>
-    <w:lsdException w:name="toc 7" w:uiPriority="39"/>
-    <w:lsdException w:name="toc 8" w:uiPriority="39"/>
-    <w:lsdException w:name="toc 9" w:uiPriority="39"/>
-    <w:lsdException w:name="caption" w:uiPriority="35" w:qFormat="1"/>
-    <w:lsdException w:name="Title" w:semiHidden="0" w:uiPriority="10" w:unhideWhenUsed="0" w:qFormat="1"/>
-    <w:lsdException w:name="Default Paragraph Font" w:uiPriority="1"/>
-    <w:lsdException w:name="Subtitle" w:semiHidden="0" w:uiPriority="11" w:unhideWhenUsed="0" w:qFormat="1"/>
-    <w:lsdException w:name="Strong" w:semiHidden="0" w:uiPriority="22" w:unhideWhenUsed="0" w:qFormat="1"/>
-    <w:lsdException w:name="Emphasis" w:semiHidden="0" w:uiPriority="20" w:unhideWhenUsed="0" w:qFormat="1"/>
-    <w:lsdException w:name="Table Grid" w:semiHidden="0" w:uiPriority="59" w:unhideWhenUsed="0"/>
-    <w:lsdException w:name="Placeholder Text" w:unhideWhenUsed="0"/>
-    <w:lsdException w:name="No Spacing" w:semiHidden="0" w:uiPriority="1" w:unhideWhenUsed="0" w:qFormat="1"/>
-    <w:lsdException w:name="Light Shading" w:semiHidden="0" w:uiPriority="60" w:unhideWhenUsed="0"/>
-    <w:lsdException w:name="Light List" w:semiHidden="0" w:uiPriority="61" w:unhideWhenUsed="0"/>
-    <w:lsdException w:name="Light Grid" w:semiHidden="0" w:uiPriority="62" w:unhideWhenUsed="0"/>
-    <w:lsdException w:name="Medium Shading 1" w:semiHidden="0" w:uiPriority="63" w:unhideWhenUsed="0"/>
-    <w:lsdException w:name="Medium Shading 2" w:semiHidden="0" w:uiPriority="64" w:unhideWhenUsed="0"/>
-    <w:lsdException w:name="Medium List 1" w:semiHidden="0" w:uiPriority="65" w:unhideWhenUsed="0"/>
-    <w:lsdException w:name="Medium List 2" w:semiHidden="0" w:uiPriority="66" w:unhideWhenUsed="0"/>
-    <w:lsdException w:name="Medium Grid 1" w:semiHidden="0" w:uiPriority="67" w:unhideWhenUsed="0"/>
-    <w:lsdException w:name="Medium Grid 2" w:semiHidden="0" w:uiPriority="68" w:unhideWhenUsed="0"/>
-    <w:lsdException w:name="Medium Grid 3" w:semiHidden="0" w:uiPriority="69" w:unhideWhenUsed="0"/>
-    <w:lsdException w:name="Dark List" w:semiHidden="0" w:uiPriority="70" w:unhideWhenUsed="0"/>
-    <w:lsdException w:name="Colorful Shading" w:semiHidden="0" w:uiPriority="71" w:unhideWhenUsed="0"/>
-    <w:lsdException w:name="Colorful List" w:semiHidden="0" w:uiPriority="72" w:unhideWhenUsed="0"/>
-    <w:lsdException w:name="Colorful Grid" w:semiHidden="0" w:uiPriority="73" w:unhideWhenUsed="0"/>
-    <w:lsdException w:name="Light Shading Accent 1" w:semiHidden="0" w:uiPriority="60" w:unhideWhenUsed="0"/>
-    <w:lsdException w:name="Light List Accent 1" w:semiHidden="0" w:uiPriority="61" w:unhideWhenUsed="0"/>
-    <w:lsdException w:name="Light Grid Accent 1" w:semiHidden="0" w:uiPriority="62" w:unhideWhenUsed="0"/>
-    <w:lsdException w:name="Medium Shading 1 Accent 1" w:semiHidden="0" w:uiPriority="63" w:unhideWhenUsed="0"/>
-    <w:lsdException w:name="Medium Shading 2 Accent 1" w:semiHidden="0" w:uiPriority="64" w:unhideWhenUsed="0"/>
-    <w:lsdException w:name="Medium List 1 Accent 1" w:semiHidden="0" w:uiPriority="65" w:unhideWhenUsed="0"/>
-    <w:lsdException w:name="Revision" w:unhideWhenUsed="0"/>
-    <w:lsdException w:name="List Paragraph" w:semiHidden="0" w:uiPriority="34" w:unhideWhenUsed="0" w:qFormat="1"/>
-    <w:lsdException w:name="Quote" w:semiHidden="0" w:uiPriority="29" w:unhideWhenUsed="0" w:qFormat="1"/>
-    <w:lsdException w:name="Intense Quote" w:semiHidden="0" w:uiPriority="30" w:unhideWhenUsed="0" w:qFormat="1"/>
-    <w:lsdException w:name="Medium List 2 Accent 1" w:semiHidden="0" w:uiPriority="66" w:unhideWhenUsed="0"/>
-    <w:lsdException w:name="Medium Grid 1 Accent 1" w:semiHidden="0" w:uiPriority="67" w:unhideWhenUsed="0"/>
-    <w:lsdException w:name="Medium Grid 2 Accent 1" w:semiHidden="0" w:uiPriority="68" w:unhideWhenUsed="0"/>
-    <w:lsdException w:name="Medium Grid 3 Accent 1" w:semiHidden="0" w:uiPriority="69" w:unhideWhenUsed="0"/>
-    <w:lsdException w:name="Dark List Accent 1" w:semiHidden="0" w:uiPriority="70" w:unhideWhenUsed="0"/>
-    <w:lsdException w:name="Colorful Shading Accent 1" w:semiHidden="0" w:uiPriority="71" w:unhideWhenUsed="0"/>
-    <w:lsdException w:name="Colorful List Accent 1" w:semiHidden="0" w:uiPriority="72" w:unhideWhenUsed="0"/>
-    <w:lsdException w:name="Colorful Grid Accent 1" w:semiHidden="0" w:uiPriority="73" w:unhideWhenUsed="0"/>
-    <w:lsdException w:name="Light Shading Accent 2" w:semiHidden="0" w:uiPriority="60" w:unhideWhenUsed="0"/>
-    <w:lsdException w:name="Light List Accent 2" w:semiHidden="0" w:uiPriority="61" w:unhideWhenUsed="0"/>
-    <w:lsdException w:name="Light Grid Accent 2" w:semiHidden="0" w:uiPriority="62" w:unhideWhenUsed="0"/>
-    <w:lsdException w:name="Medium Shading 1 Accent 2" w:semiHidden="0" w:uiPriority="63" w:unhideWhenUsed="0"/>
-    <w:lsdException w:name="Medium Shading 2 Accent 2" w:semiHidden="0" w:uiPriority="64" w:unhideWhenUsed="0"/>
-    <w:lsdException w:name="Medium List 1 Accent 2" w:semiHidden="0" w:uiPriority="65" w:unhideWhenUsed="0"/>
-    <w:lsdException w:name="Medium List 2 Accent 2" w:semiHidden="0" w:uiPriority="66" w:unhideWhenUsed="0"/>
-    <w:lsdException w:name="Medium Grid 1 Accent 2" w:semiHidden="0" w:uiPriority="67" w:unhideWhenUsed="0"/>
-    <w:lsdException w:name="Medium Grid 2 Accent 2" w:semiHidden="0" w:uiPriority="68" w:unhideWhenUsed="0"/>
-    <w:lsdException w:name="Medium Grid 3 Accent 2" w:semiHidden="0" w:uiPriority="69" w:unhideWhenUsed="0"/>
-    <w:lsdException w:name="Dark List Accent 2" w:semiHidden="0" w:uiPriority="70" w:unhideWhenUsed="0"/>
-    <w:lsdException w:name="Colorful Shading Accent 2" w:semiHidden="0" w:uiPriority="71" w:unhideWhenUsed="0"/>
-    <w:lsdException w:name="Colorful List Accent 2" w:semiHidden="0" w:uiPriority="72" w:unhideWhenUsed="0"/>
-    <w:lsdException w:name="Colorful Grid Accent 2" w:semiHidden="0" w:uiPriority="73" w:unhideWhenUsed="0"/>
-    <w:lsdException w:name="Light Shading Accent 3" w:semiHidden="0" w:uiPriority="60" w:unhideWhenUsed="0"/>
-    <w:lsdException w:name="Light List Accent 3" w:semiHidden="0" w:uiPriority="61" w:unhideWhenUsed="0"/>
-    <w:lsdException w:name="Light Grid Accent 3" w:semiHidden="0" w:uiPriority="62" w:unhideWhenUsed="0"/>
-    <w:lsdException w:name="Medium Shading 1 Accent 3" w:semiHidden="0" w:uiPriority="63" w:unhideWhenUsed="0"/>
-    <w:lsdException w:name="Medium Shading 2 Accent 3" w:semiHidden="0" w:uiPriority="64" w:unhideWhenUsed="0"/>
-    <w:lsdException w:name="Medium List 1 Accent 3" w:semiHidden="0" w:uiPriority="65" w:unhideWhenUsed="0"/>
-    <w:lsdException w:name="Medium List 2 Accent 3" w:semiHidden="0" w:uiPriority="66" w:unhideWhenUsed="0"/>
-    <w:lsdException w:name="Medium Grid 1 Accent 3" w:semiHidden="0" w:uiPriority="67" w:unhideWhenUsed="0"/>
-    <w:lsdException w:name="Medium Grid 2 Accent 3" w:semiHidden="0" w:uiPriority="68" w:unhideWhenUsed="0"/>
-    <w:lsdException w:name="Medium Grid 3 Accent 3" w:semiHidden="0" w:uiPriority="69" w:unhideWhenUsed="0"/>
-    <w:lsdException w:name="Dark List Accent 3" w:semiHidden="0" w:uiPriority="70" w:unhideWhenUsed="0"/>
-    <w:lsdException w:name="Colorful Shading Accent 3" w:semiHidden="0" w:uiPriority="71" w:unhideWhenUsed="0"/>
-    <w:lsdException w:name="Colorful List Accent 3" w:semiHidden="0" w:uiPriority="72" w:unhideWhenUsed="0"/>
-    <w:lsdException w:name="Colorful Grid Accent 3" w:semiHidden="0" w:uiPriority="73" w:unhideWhenUsed="0"/>
-    <w:lsdException w:name="Light Shading Accent 4" w:semiHidden="0" w:uiPriority="60" w:unhideWhenUsed="0"/>
-    <w:lsdException w:name="Light List Accent 4" w:semiHidden="0" w:uiPriority="61" w:unhideWhenUsed="0"/>
-    <w:lsdException w:name="Light Grid Accent 4" w:semiHidden="0" w:uiPriority="62" w:unhideWhenUsed="0"/>
-    <w:lsdException w:name="Medium Shading 1 Accent 4" w:semiHidden="0" w:uiPriority="63" w:unhideWhenUsed="0"/>
-    <w:lsdException w:name="Medium Shading 2 Accent 4" w:semiHidden="0" w:uiPriority="64" w:unhideWhenUsed="0"/>
-    <w:lsdException w:name="Medium List 1 Accent 4" w:semiHidden="0" w:uiPriority="65" w:unhideWhenUsed="0"/>
-    <w:lsdException w:name="Medium List 2 Accent 4" w:semiHidden="0" w:uiPriority="66" w:unhideWhenUsed="0"/>
-    <w:lsdException w:name="Medium Grid 1 Accent 4" w:semiHidden="0" w:uiPriority="67" w:unhideWhenUsed="0"/>
-    <w:lsdException w:name="Medium Grid 2 Accent 4" w:semiHidden="0" w:uiPriority="68" w:unhideWhenUsed="0"/>
-    <w:lsdException w:name="Medium Grid 3 Accent 4" w:semiHidden="0" w:uiPriority="69" w:unhideWhenUsed="0"/>
-    <w:lsdException w:name="Dark List Accent 4" w:semiHidden="0" w:uiPriority="70" w:unhideWhenUsed="0"/>
-    <w:lsdException w:name="Colorful Shading Accent 4" w:semiHidden="0" w:uiPriority="71" w:unhideWhenUsed="0"/>
-    <w:lsdException w:name="Colorful List Accent 4" w:semiHidden="0" w:uiPriority="72" w:unhideWhenUsed="0"/>
-    <w:lsdException w:name="Colorful Grid Accent 4" w:semiHidden="0" w:uiPriority="73" w:unhideWhenUsed="0"/>
-    <w:lsdException w:name="Light Shading Accent 5" w:semiHidden="0" w:uiPriority="60" w:unhideWhenUsed="0"/>
-    <w:lsdException w:name="Light List Accent 5" w:semiHidden="0" w:uiPriority="61" w:unhideWhenUsed="0"/>
-    <w:lsdException w:name="Light Grid Accent 5" w:semiHidden="0" w:uiPriority="62" w:unhideWhenUsed="0"/>
-    <w:lsdException w:name="Medium Shading 1 Accent 5" w:semiHidden="0" w:uiPriority="63" w:unhideWhenUsed="0"/>
-    <w:lsdException w:name="Medium Shading 2 Accent 5" w:semiHidden="0" w:uiPriority="64" w:unhideWhenUsed="0"/>
-    <w:lsdException w:name="Medium List 1 Accent 5" w:semiHidden="0" w:uiPriority="65" w:unhideWhenUsed="0"/>
-    <w:lsdException w:name="Medium List 2 Accent 5" w:semiHidden="0" w:uiPriority="66" w:unhideWhenUsed="0"/>
-    <w:lsdException w:name="Medium Grid 1 Accent 5" w:semiHidden="0" w:uiPriority="67" w:unhideWhenUsed="0"/>
-    <w:lsdException w:name="Medium Grid 2 Accent 5" w:semiHidden="0" w:uiPriority="68" w:unhideWhenUsed="0"/>
-    <w:lsdException w:name="Medium Grid 3 Accent 5" w:semiHidden="0" w:uiPriority="69" w:unhideWhenUsed="0"/>
-    <w:lsdException w:name="Dark List Accent 5" w:semiHidden="0" w:uiPriority="70" w:unhideWhenUsed="0"/>
-    <w:lsdException w:name="Colorful Shading Accent 5" w:semiHidden="0" w:uiPriority="71" w:unhideWhenUsed="0"/>
-    <w:lsdException w:name="Colorful List Accent 5" w:semiHidden="0" w:uiPriority="72" w:unhideWhenUsed="0"/>
-    <w:lsdException w:name="Colorful Grid Accent 5" w:semiHidden="0" w:uiPriority="73" w:unhideWhenUsed="0"/>
-    <w:lsdException w:name="Light Shading Accent 6" w:semiHidden="0" w:uiPriority="60" w:unhideWhenUsed="0"/>
-    <w:lsdException w:name="Light List Accent 6" w:semiHidden="0" w:uiPriority="61" w:unhideWhenUsed="0"/>
-    <w:lsdException w:name="Light Grid Accent 6" w:semiHidden="0" w:uiPriority="62" w:unhideWhenUsed="0"/>
-    <w:lsdException w:name="Medium Shading 1 Accent 6" w:semiHidden="0" w:uiPriority="63" w:unhideWhenUsed="0"/>
-    <w:lsdException w:name="Medium Shading 2 Accent 6" w:semiHidden="0" w:uiPriority="64" w:unhideWhenUsed="0"/>
-    <w:lsdException w:name="Medium List 1 Accent 6" w:semiHidden="0" w:uiPriority="65" w:unhideWhenUsed="0"/>
-    <w:lsdException w:name="Medium List 2 Accent 6" w:semiHidden="0" w:uiPriority="66" w:unhideWhenUsed="0"/>
-    <w:lsdException w:name="Medium Grid 1 Accent 6" w:semiHidden="0" w:uiPriority="67" w:unhideWhenUsed="0"/>
-    <w:lsdException w:name="Medium Grid 2 Accent 6" w:semiHidden="0" w:uiPriority="68" w:unhideWhenUsed="0"/>
-    <w:lsdException w:name="Medium Grid 3 Accent 6" w:semiHidden="0" w:uiPriority="69" w:unhideWhenUsed="0"/>
-    <w:lsdException w:name="Dark List Accent 6" w:semiHidden="0" w:uiPriority="70" w:unhideWhenUsed="0"/>
-    <w:lsdException w:name="Colorful Shading Accent 6" w:semiHidden="0" w:uiPriority="71" w:unhideWhenUsed="0"/>
-    <w:lsdException w:name="Colorful List Accent 6" w:semiHidden="0" w:uiPriority="72" w:unhideWhenUsed="0"/>
-    <w:lsdException w:name="Colorful Grid Accent 6" w:semiHidden="0" w:uiPriority="73" w:unhideWhenUsed="0"/>
-    <w:lsdException w:name="Subtle Emphasis" w:semiHidden="0" w:uiPriority="19" w:unhideWhenUsed="0" w:qFormat="1"/>
-    <w:lsdException w:name="Intense Emphasis" w:semiHidden="0" w:uiPriority="21" w:unhideWhenUsed="0" w:qFormat="1"/>
-    <w:lsdException w:name="Subtle Reference" w:semiHidden="0" w:uiPriority="31" w:unhideWhenUsed="0" w:qFormat="1"/>
-    <w:lsdException w:name="Intense Reference" w:semiHidden="0" w:uiPriority="32" w:unhideWhenUsed="0" w:qFormat="1"/>
-    <w:lsdException w:name="Book Title" w:semiHidden="0" w:uiPriority="33" w:unhideWhenUsed="0" w:qFormat="1"/>
-    <w:lsdException w:name="Bibliography" w:uiPriority="37"/>
-    <w:lsdException w:name="TOC Heading" w:uiPriority="39" w:qFormat="1"/>
+  <w:latentStyles w:defLockedState="0" w:defUIPriority="99" w:defSemiHidden="0" w:defUnhideWhenUsed="0" w:defQFormat="0" w:count="371">
+    <w:lsdException w:name="Normal" w:uiPriority="0" w:qFormat="1"/>
+    <w:lsdException w:name="heading 1" w:uiPriority="9" w:qFormat="1"/>
+    <w:lsdException w:name="heading 2" w:semiHidden="1" w:uiPriority="9" w:unhideWhenUsed="1" w:qFormat="1"/>
+    <w:lsdException w:name="heading 3" w:semiHidden="1" w:uiPriority="9" w:unhideWhenUsed="1" w:qFormat="1"/>
+    <w:lsdException w:name="heading 4" w:semiHidden="1" w:uiPriority="9" w:unhideWhenUsed="1" w:qFormat="1"/>
+    <w:lsdException w:name="heading 5" w:semiHidden="1" w:uiPriority="9" w:unhideWhenUsed="1" w:qFormat="1"/>
+    <w:lsdException w:name="heading 6" w:semiHidden="1" w:uiPriority="9" w:unhideWhenUsed="1" w:qFormat="1"/>
+    <w:lsdException w:name="heading 7" w:semiHidden="1" w:uiPriority="9" w:unhideWhenUsed="1" w:qFormat="1"/>
+    <w:lsdException w:name="heading 8" w:semiHidden="1" w:uiPriority="9" w:unhideWhenUsed="1" w:qFormat="1"/>
+    <w:lsdException w:name="heading 9" w:semiHidden="1" w:uiPriority="9" w:unhideWhenUsed="1" w:qFormat="1"/>
+    <w:lsdException w:name="index 1" w:semiHidden="1" w:unhideWhenUsed="1"/>
+    <w:lsdException w:name="index 2" w:semiHidden="1" w:unhideWhenUsed="1"/>
+    <w:lsdException w:name="index 3" w:semiHidden="1" w:unhideWhenUsed="1"/>
+    <w:lsdException w:name="index 4" w:semiHidden="1" w:unhideWhenUsed="1"/>
+    <w:lsdException w:name="index 5" w:semiHidden="1" w:unhideWhenUsed="1"/>
+    <w:lsdException w:name="index 6" w:semiHidden="1" w:unhideWhenUsed="1"/>
+    <w:lsdException w:name="index 7" w:semiHidden="1" w:unhideWhenUsed="1"/>
+    <w:lsdException w:name="index 8" w:semiHidden="1" w:unhideWhenUsed="1"/>
+    <w:lsdException w:name="index 9" w:semiHidden="1" w:unhideWhenUsed="1"/>
+    <w:lsdException w:name="toc 1" w:semiHidden="1" w:uiPriority="39" w:unhideWhenUsed="1"/>
+    <w:lsdException w:name="toc 2" w:semiHidden="1" w:uiPriority="39" w:unhideWhenUsed="1"/>
+    <w:lsdException w:name="toc 3" w:semiHidden="1" w:uiPriority="39" w:unhideWhenUsed="1"/>
+    <w:lsdException w:name="toc 4" w:semiHidden="1" w:uiPriority="39" w:unhideWhenUsed="1"/>
+    <w:lsdException w:name="toc 5" w:semiHidden="1" w:uiPriority="39" w:unhideWhenUsed="1"/>
+    <w:lsdException w:name="toc 6" w:semiHidden="1" w:uiPriority="39" w:unhideWhenUsed="1"/>
+    <w:lsdException w:name="toc 7" w:semiHidden="1" w:uiPriority="39" w:unhideWhenUsed="1"/>
+    <w:lsdException w:name="toc 8" w:semiHidden="1" w:uiPriority="39" w:unhideWhenUsed="1"/>
+    <w:lsdException w:name="toc 9" w:semiHidden="1" w:uiPriority="39" w:unhideWhenUsed="1"/>
+    <w:lsdException w:name="Normal Indent" w:semiHidden="1" w:unhideWhenUsed="1"/>
+    <w:lsdException w:name="footnote text" w:semiHidden="1" w:unhideWhenUsed="1"/>
+    <w:lsdException w:name="annotation text" w:semiHidden="1" w:unhideWhenUsed="1"/>
+    <w:lsdException w:name="header" w:semiHidden="1" w:unhideWhenUsed="1"/>
+    <w:lsdException w:name="footer" w:semiHidden="1" w:unhideWhenUsed="1"/>
+    <w:lsdException w:name="index heading" w:semiHidden="1" w:unhideWhenUsed="1"/>
+    <w:lsdException w:name="caption" w:semiHidden="1" w:uiPriority="35" w:unhideWhenUsed="1" w:qFormat="1"/>
+    <w:lsdException w:name="table of figures" w:semiHidden="1" w:unhideWhenUsed="1"/>
+    <w:lsdException w:name="envelope address" w:semiHidden="1" w:unhideWhenUsed="1"/>
+    <w:lsdException w:name="envelope return" w:semiHidden="1" w:unhideWhenUsed="1"/>
+    <w:lsdException w:name="footnote reference" w:semiHidden="1" w:unhideWhenUsed="1"/>
+    <w:lsdException w:name="annotation reference" w:semiHidden="1" w:unhideWhenUsed="1"/>
+    <w:lsdException w:name="line number" w:semiHidden="1" w:unhideWhenUsed="1"/>
+    <w:lsdException w:name="page number" w:semiHidden="1" w:unhideWhenUsed="1"/>
+    <w:lsdException w:name="endnote reference" w:semiHidden="1" w:unhideWhenUsed="1"/>
+    <w:lsdException w:name="endnote text" w:semiHidden="1" w:unhideWhenUsed="1"/>
+    <w:lsdException w:name="table of authorities" w:semiHidden="1" w:unhideWhenUsed="1"/>
+    <w:lsdException w:name="macro" w:semiHidden="1" w:unhideWhenUsed="1"/>
+    <w:lsdException w:name="toa heading" w:semiHidden="1" w:unhideWhenUsed="1"/>
+    <w:lsdException w:name="List" w:semiHidden="1" w:unhideWhenUsed="1"/>
+    <w:lsdException w:name="List Bullet" w:semiHidden="1" w:unhideWhenUsed="1"/>
+    <w:lsdException w:name="List Number" w:semiHidden="1" w:unhideWhenUsed="1"/>
+    <w:lsdException w:name="List 2" w:semiHidden="1" w:unhideWhenUsed="1"/>
+    <w:lsdException w:name="List 3" w:semiHidden="1" w:unhideWhenUsed="1"/>
+    <w:lsdException w:name="List 4" w:semiHidden="1" w:unhideWhenUsed="1"/>
+    <w:lsdException w:name="List 5" w:semiHidden="1" w:unhideWhenUsed="1"/>
+    <w:lsdException w:name="List Bullet 2" w:semiHidden="1" w:unhideWhenUsed="1"/>
+    <w:lsdException w:name="List Bullet 3" w:semiHidden="1" w:unhideWhenUsed="1"/>
+    <w:lsdException w:name="List Bullet 4" w:semiHidden="1" w:unhideWhenUsed="1"/>
+    <w:lsdException w:name="List Bullet 5" w:semiHidden="1" w:unhideWhenUsed="1"/>
+    <w:lsdException w:name="List Number 2" w:semiHidden="1" w:unhideWhenUsed="1"/>
+    <w:lsdException w:name="List Number 3" w:semiHidden="1" w:unhideWhenUsed="1"/>
+    <w:lsdException w:name="List Number 4" w:semiHidden="1" w:unhideWhenUsed="1"/>
+    <w:lsdException w:name="List Number 5" w:semiHidden="1" w:unhideWhenUsed="1"/>
+    <w:lsdException w:name="Title" w:uiPriority="10" w:qFormat="1"/>
+    <w:lsdException w:name="Closing" w:semiHidden="1" w:unhideWhenUsed="1"/>
+    <w:lsdException w:name="Signature" w:semiHidden="1" w:unhideWhenUsed="1"/>
+    <w:lsdException w:name="Default Paragraph Font" w:semiHidden="1" w:uiPriority="1" w:unhideWhenUsed="1"/>
+    <w:lsdException w:name="Body Text" w:semiHidden="1" w:unhideWhenUsed="1"/>
+    <w:lsdException w:name="Body Text Indent" w:semiHidden="1" w:unhideWhenUsed="1"/>
+    <w:lsdException w:name="List Continue" w:semiHidden="1" w:unhideWhenUsed="1"/>
+    <w:lsdException w:name="List Continue 2" w:semiHidden="1" w:unhideWhenUsed="1"/>
+    <w:lsdException w:name="List Continue 3" w:semiHidden="1" w:unhideWhenUsed="1"/>
+    <w:lsdException w:name="List Continue 4" w:semiHidden="1" w:unhideWhenUsed="1"/>
+    <w:lsdException w:name="List Continue 5" w:semiHidden="1" w:unhideWhenUsed="1"/>
+    <w:lsdException w:name="Message Header" w:semiHidden="1" w:unhideWhenUsed="1"/>
+    <w:lsdException w:name="Subtitle" w:uiPriority="11" w:qFormat="1"/>
+    <w:lsdException w:name="Salutation" w:semiHidden="1" w:unhideWhenUsed="1"/>
+    <w:lsdException w:name="Date" w:semiHidden="1" w:unhideWhenUsed="1"/>
+    <w:lsdException w:name="Body Text First Indent" w:semiHidden="1" w:unhideWhenUsed="1"/>
+    <w:lsdException w:name="Body Text First Indent 2" w:semiHidden="1" w:unhideWhenUsed="1"/>
+    <w:lsdException w:name="Note Heading" w:semiHidden="1" w:unhideWhenUsed="1"/>
+    <w:lsdException w:name="Body Text 2" w:semiHidden="1" w:unhideWhenUsed="1"/>
+    <w:lsdException w:name="Body Text 3" w:semiHidden="1" w:unhideWhenUsed="1"/>
+    <w:lsdException w:name="Body Text Indent 2" w:semiHidden="1" w:unhideWhenUsed="1"/>
+    <w:lsdException w:name="Body Text Indent 3" w:semiHidden="1" w:unhideWhenUsed="1"/>
+    <w:lsdException w:name="Block Text" w:semiHidden="1" w:unhideWhenUsed="1"/>
+    <w:lsdException w:name="Hyperlink" w:semiHidden="1" w:unhideWhenUsed="1"/>
+    <w:lsdException w:name="FollowedHyperlink" w:semiHidden="1" w:unhideWhenUsed="1"/>
+    <w:lsdException w:name="Strong" w:uiPriority="22" w:qFormat="1"/>
+    <w:lsdException w:name="Emphasis" w:uiPriority="20" w:qFormat="1"/>
+    <w:lsdException w:name="Document Map" w:semiHidden="1" w:unhideWhenUsed="1"/>
+    <w:lsdException w:name="Plain Text" w:semiHidden="1" w:unhideWhenUsed="1"/>
+    <w:lsdException w:name="E-mail Signature" w:semiHidden="1" w:unhideWhenUsed="1"/>
+    <w:lsdException w:name="HTML Top of Form" w:semiHidden="1" w:unhideWhenUsed="1"/>
+    <w:lsdException w:name="HTML Bottom of Form" w:semiHidden="1" w:unhideWhenUsed="1"/>
+    <w:lsdException w:name="Normal (Web)" w:semiHidden="1" w:unhideWhenUsed="1"/>
+    <w:lsdException w:name="HTML Acronym" w:semiHidden="1" w:unhideWhenUsed="1"/>
+    <w:lsdException w:name="HTML Address" w:semiHidden="1" w:unhideWhenUsed="1"/>
+    <w:lsdException w:name="HTML Cite" w:semiHidden="1" w:unhideWhenUsed="1"/>
+    <w:lsdException w:name="HTML Code" w:semiHidden="1" w:unhideWhenUsed="1"/>
+    <w:lsdException w:name="HTML Definition" w:semiHidden="1" w:unhideWhenUsed="1"/>
+    <w:lsdException w:name="HTML Keyboard" w:semiHidden="1" w:unhideWhenUsed="1"/>
+    <w:lsdException w:name="HTML Preformatted" w:semiHidden="1" w:unhideWhenUsed="1"/>
+    <w:lsdException w:name="HTML Sample" w:semiHidden="1" w:unhideWhenUsed="1"/>
+    <w:lsdException w:name="HTML Typewriter" w:semiHidden="1" w:unhideWhenUsed="1"/>
+    <w:lsdException w:name="HTML Variable" w:semiHidden="1" w:unhideWhenUsed="1"/>
+    <w:lsdException w:name="Normal Table" w:semiHidden="1" w:unhideWhenUsed="1"/>
+    <w:lsdException w:name="annotation subject" w:semiHidden="1" w:unhideWhenUsed="1"/>
+    <w:lsdException w:name="No List" w:semiHidden="1" w:unhideWhenUsed="1"/>
+    <w:lsdException w:name="Outline List 1" w:semiHidden="1" w:unhideWhenUsed="1"/>
+    <w:lsdException w:name="Outline List 2" w:semiHidden="1" w:unhideWhenUsed="1"/>
+    <w:lsdException w:name="Outline List 3" w:semiHidden="1" w:unhideWhenUsed="1"/>
+    <w:lsdException w:name="Table Simple 1" w:semiHidden="1" w:unhideWhenUsed="1"/>
+    <w:lsdException w:name="Table Simple 2" w:semiHidden="1" w:unhideWhenUsed="1"/>
+    <w:lsdException w:name="Table Simple 3" w:semiHidden="1" w:unhideWhenUsed="1"/>
+    <w:lsdException w:name="Table Classic 1" w:semiHidden="1" w:unhideWhenUsed="1"/>
+    <w:lsdException w:name="Table Classic 2" w:semiHidden="1" w:unhideWhenUsed="1"/>
+    <w:lsdException w:name="Table Classic 3" w:semiHidden="1" w:unhideWhenUsed="1"/>
+    <w:lsdException w:name="Table Classic 4" w:semiHidden="1" w:unhideWhenUsed="1"/>
+    <w:lsdException w:name="Table Colorful 1" w:semiHidden="1" w:unhideWhenUsed="1"/>
+    <w:lsdException w:name="Table Colorful 2" w:semiHidden="1" w:unhideWhenUsed="1"/>
+    <w:lsdException w:name="Table Colorful 3" w:semiHidden="1" w:unhideWhenUsed="1"/>
+    <w:lsdException w:name="Table Columns 1" w:semiHidden="1" w:unhideWhenUsed="1"/>
+    <w:lsdException w:name="Table Columns 2" w:semiHidden="1" w:unhideWhenUsed="1"/>
+    <w:lsdException w:name="Table Columns 3" w:semiHidden="1" w:unhideWhenUsed="1"/>
+    <w:lsdException w:name="Table Columns 4" w:semiHidden="1" w:unhideWhenUsed="1"/>
+    <w:lsdException w:name="Table Columns 5" w:semiHidden="1" w:unhideWhenUsed="1"/>
+    <w:lsdException w:name="Table Grid 1" w:semiHidden="1" w:unhideWhenUsed="1"/>
+    <w:lsdException w:name="Table Grid 2" w:semiHidden="1" w:unhideWhenUsed="1"/>
+    <w:lsdException w:name="Table Grid 3" w:semiHidden="1" w:unhideWhenUsed="1"/>
+    <w:lsdException w:name="Table Grid 4" w:semiHidden="1" w:unhideWhenUsed="1"/>
+    <w:lsdException w:name="Table Grid 5" w:semiHidden="1" w:unhideWhenUsed="1"/>
+    <w:lsdException w:name="Table Grid 6" w:semiHidden="1" w:unhideWhenUsed="1"/>
+    <w:lsdException w:name="Table Grid 7" w:semiHidden="1" w:unhideWhenUsed="1"/>
+    <w:lsdException w:name="Table Grid 8" w:semiHidden="1" w:unhideWhenUsed="1"/>
+    <w:lsdException w:name="Table List 1" w:semiHidden="1" w:unhideWhenUsed="1"/>
+    <w:lsdException w:name="Table List 2" w:semiHidden="1" w:unhideWhenUsed="1"/>
+    <w:lsdException w:name="Table List 3" w:semiHidden="1" w:unhideWhenUsed="1"/>
+    <w:lsdException w:name="Table List 4" w:semiHidden="1" w:unhideWhenUsed="1"/>
+    <w:lsdException w:name="Table List 5" w:semiHidden="1" w:unhideWhenUsed="1"/>
+    <w:lsdException w:name="Table List 6" w:semiHidden="1" w:unhideWhenUsed="1"/>
+    <w:lsdException w:name="Table List 7" w:semiHidden="1" w:unhideWhenUsed="1"/>
+    <w:lsdException w:name="Table List 8" w:semiHidden="1" w:unhideWhenUsed="1"/>
+    <w:lsdException w:name="Table 3D effects 1" w:semiHidden="1" w:unhideWhenUsed="1"/>
+    <w:lsdException w:name="Table 3D effects 2" w:semiHidden="1" w:unhideWhenUsed="1"/>
+    <w:lsdException w:name="Table 3D effects 3" w:semiHidden="1" w:unhideWhenUsed="1"/>
+    <w:lsdException w:name="Table Contemporary" w:semiHidden="1" w:unhideWhenUsed="1"/>
+    <w:lsdException w:name="Table Elegant" w:semiHidden="1" w:unhideWhenUsed="1"/>
+    <w:lsdException w:name="Table Professional" w:semiHidden="1" w:unhideWhenUsed="1"/>
+    <w:lsdException w:name="Table Subtle 1" w:semiHidden="1" w:unhideWhenUsed="1"/>
+    <w:lsdException w:name="Table Subtle 2" w:semiHidden="1" w:unhideWhenUsed="1"/>
+    <w:lsdException w:name="Table Web 1" w:semiHidden="1" w:unhideWhenUsed="1"/>
+    <w:lsdException w:name="Table Web 2" w:semiHidden="1" w:unhideWhenUsed="1"/>
+    <w:lsdException w:name="Table Web 3" w:semiHidden="1" w:unhideWhenUsed="1"/>
+    <w:lsdException w:name="Balloon Text" w:semiHidden="1" w:unhideWhenUsed="1"/>
+    <w:lsdException w:name="Table Grid" w:uiPriority="59"/>
+    <w:lsdException w:name="Table Theme" w:semiHidden="1" w:unhideWhenUsed="1"/>
+    <w:lsdException w:name="Placeholder Text" w:semiHidden="1"/>
+    <w:lsdException w:name="No Spacing" w:uiPriority="1" w:qFormat="1"/>
+    <w:lsdException w:name="Light Shading" w:uiPriority="60"/>
+    <w:lsdException w:name="Light List" w:uiPriority="61"/>
+    <w:lsdException w:name="Light Grid" w:uiPriority="62"/>
+    <w:lsdException w:name="Medium Shading 1" w:uiPriority="63"/>
+    <w:lsdException w:name="Medium Shading 2" w:uiPriority="64"/>
+    <w:lsdException w:name="Medium List 1" w:uiPriority="65"/>
+    <w:lsdException w:name="Medium List 2" w:uiPriority="66"/>
+    <w:lsdException w:name="Medium Grid 1" w:uiPriority="67"/>
+    <w:lsdException w:name="Medium Grid 2" w:uiPriority="68"/>
+    <w:lsdException w:name="Medium Grid 3" w:uiPriority="69"/>
+    <w:lsdException w:name="Dark List" w:uiPriority="70"/>
+    <w:lsdException w:name="Colorful Shading" w:uiPriority="71"/>
+    <w:lsdException w:name="Colorful List" w:uiPriority="72"/>
+    <w:lsdException w:name="Colorful Grid" w:uiPriority="73"/>
+    <w:lsdException w:name="Light Shading Accent 1" w:uiPriority="60"/>
+    <w:lsdException w:name="Light List Accent 1" w:uiPriority="61"/>
+    <w:lsdException w:name="Light Grid Accent 1" w:uiPriority="62"/>
+    <w:lsdException w:name="Medium Shading 1 Accent 1" w:uiPriority="63"/>
+    <w:lsdException w:name="Medium Shading 2 Accent 1" w:uiPriority="64"/>
+    <w:lsdException w:name="Medium List 1 Accent 1" w:uiPriority="65"/>
+    <w:lsdException w:name="Revision" w:semiHidden="1"/>
+    <w:lsdException w:name="List Paragraph" w:uiPriority="34" w:qFormat="1"/>
+    <w:lsdException w:name="Quote" w:uiPriority="29" w:qFormat="1"/>
+    <w:lsdException w:name="Intense Quote" w:uiPriority="30" w:qFormat="1"/>
+    <w:lsdException w:name="Medium List 2 Accent 1" w:uiPriority="66"/>
+    <w:lsdException w:name="Medium Grid 1 Accent 1" w:uiPriority="67"/>
+    <w:lsdException w:name="Medium Grid 2 Accent 1" w:uiPriority="68"/>
+    <w:lsdException w:name="Medium Grid 3 Accent 1" w:uiPriority="69"/>
+    <w:lsdException w:name="Dark List Accent 1" w:uiPriority="70"/>
+    <w:lsdException w:name="Colorful Shading Accent 1" w:uiPriority="71"/>
+    <w:lsdException w:name="Colorful List Accent 1" w:uiPriority="72"/>
+    <w:lsdException w:name="Colorful Grid Accent 1" w:uiPriority="73"/>
+    <w:lsdException w:name="Light Shading Accent 2" w:uiPriority="60"/>
+    <w:lsdException w:name="Light List Accent 2" w:uiPriority="61"/>
+    <w:lsdException w:name="Light Grid Accent 2" w:uiPriority="62"/>
+    <w:lsdException w:name="Medium Shading 1 Accent 2" w:uiPriority="63"/>
+    <w:lsdException w:name="Medium Shading 2 Accent 2" w:uiPriority="64"/>
+    <w:lsdException w:name="Medium List 1 Accent 2" w:uiPriority="65"/>
+    <w:lsdException w:name="Medium List 2 Accent 2" w:uiPriority="66"/>
+    <w:lsdException w:name="Medium Grid 1 Accent 2" w:uiPriority="67"/>
+    <w:lsdException w:name="Medium Grid 2 Accent 2" w:uiPriority="68"/>
+    <w:lsdException w:name="Medium Grid 3 Accent 2" w:uiPriority="69"/>
+    <w:lsdException w:name="Dark List Accent 2" w:uiPriority="70"/>
+    <w:lsdException w:name="Colorful Shading Accent 2" w:uiPriority="71"/>
+    <w:lsdException w:name="Colorful List Accent 2" w:uiPriority="72"/>
+    <w:lsdException w:name="Colorful Grid Accent 2" w:uiPriority="73"/>
+    <w:lsdException w:name="Light Shading Accent 3" w:uiPriority="60"/>
+    <w:lsdException w:name="Light List Accent 3" w:uiPriority="61"/>
+    <w:lsdException w:name="Light Grid Accent 3" w:uiPriority="62"/>
+    <w:lsdException w:name="Medium Shading 1 Accent 3" w:uiPriority="63"/>
+    <w:lsdException w:name="Medium Shading 2 Accent 3" w:uiPriority="64"/>
+    <w:lsdException w:name="Medium List 1 Accent 3" w:uiPriority="65"/>
+    <w:lsdException w:name="Medium List 2 Accent 3" w:uiPriority="66"/>
+    <w:lsdException w:name="Medium Grid 1 Accent 3" w:uiPriority="67"/>
+    <w:lsdException w:name="Medium Grid 2 Accent 3" w:uiPriority="68"/>
+    <w:lsdException w:name="Medium Grid 3 Accent 3" w:uiPriority="69"/>
+    <w:lsdException w:name="Dark List Accent 3" w:uiPriority="70"/>
+    <w:lsdException w:name="Colorful Shading Accent 3" w:uiPriority="71"/>
+    <w:lsdException w:name="Colorful List Accent 3" w:uiPriority="72"/>
+    <w:lsdException w:name="Colorful Grid Accent 3" w:uiPriority="73"/>
+    <w:lsdException w:name="Light Shading Accent 4" w:uiPriority="60"/>
+    <w:lsdException w:name="Light List Accent 4" w:uiPriority="61"/>
+    <w:lsdException w:name="Light Grid Accent 4" w:uiPriority="62"/>
+    <w:lsdException w:name="Medium Shading 1 Accent 4" w:uiPriority="63"/>
+    <w:lsdException w:name="Medium Shading 2 Accent 4" w:uiPriority="64"/>
+    <w:lsdException w:name="Medium List 1 Accent 4" w:uiPriority="65"/>
+    <w:lsdException w:name="Medium List 2 Accent 4" w:uiPriority="66"/>
+    <w:lsdException w:name="Medium Grid 1 Accent 4" w:uiPriority="67"/>
+    <w:lsdException w:name="Medium Grid 2 Accent 4" w:uiPriority="68"/>
+    <w:lsdException w:name="Medium Grid 3 Accent 4" w:uiPriority="69"/>
+    <w:lsdException w:name="Dark List Accent 4" w:uiPriority="70"/>
+    <w:lsdException w:name="Colorful Shading Accent 4" w:uiPriority="71"/>
+    <w:lsdException w:name="Colorful List Accent 4" w:uiPriority="72"/>
+    <w:lsdException w:name="Colorful Grid Accent 4" w:uiPriority="73"/>
+    <w:lsdException w:name="Light Shading Accent 5" w:uiPriority="60"/>
+    <w:lsdException w:name="Light List Accent 5" w:uiPriority="61"/>
+    <w:lsdException w:name="Light Grid Accent 5" w:uiPriority="62"/>
+    <w:lsdException w:name="Medium Shading 1 Accent 5" w:uiPriority="63"/>
+    <w:lsdException w:name="Medium Shading 2 Accent 5" w:uiPriority="64"/>
+    <w:lsdException w:name="Medium List 1 Accent 5" w:uiPriority="65"/>
+    <w:lsdException w:name="Medium List 2 Accent 5" w:uiPriority="66"/>
+    <w:lsdException w:name="Medium Grid 1 Accent 5" w:uiPriority="67"/>
+    <w:lsdException w:name="Medium Grid 2 Accent 5" w:uiPriority="68"/>
+    <w:lsdException w:name="Medium Grid 3 Accent 5" w:uiPriority="69"/>
+    <w:lsdException w:name="Dark List Accent 5" w:uiPriority="70"/>
+    <w:lsdException w:name="Colorful Shading Accent 5" w:uiPriority="71"/>
+    <w:lsdException w:name="Colorful List Accent 5" w:uiPriority="72"/>
+    <w:lsdException w:name="Colorful Grid Accent 5" w:uiPriority="73"/>
+    <w:lsdException w:name="Light Shading Accent 6" w:uiPriority="60"/>
+    <w:lsdException w:name="Light List Accent 6" w:uiPriority="61"/>
+    <w:lsdException w:name="Light Grid Accent 6" w:uiPriority="62"/>
+    <w:lsdException w:name="Medium Shading 1 Accent 6" w:uiPriority="63"/>
+    <w:lsdException w:name="Medium Shading 2 Accent 6" w:uiPriority="64"/>
+    <w:lsdException w:name="Medium List 1 Accent 6" w:uiPriority="65"/>
+    <w:lsdException w:name="Medium List 2 Accent 6" w:uiPriority="66"/>
+    <w:lsdException w:name="Medium Grid 1 Accent 6" w:uiPriority="67"/>
+    <w:lsdException w:name="Medium Grid 2 Accent 6" w:uiPriority="68"/>
+    <w:lsdException w:name="Medium Grid 3 Accent 6" w:uiPriority="69"/>
+    <w:lsdException w:name="Dark List Accent 6" w:uiPriority="70"/>
+    <w:lsdException w:name="Colorful Shading Accent 6" w:uiPriority="71"/>
+    <w:lsdException w:name="Colorful List Accent 6" w:uiPriority="72"/>
+    <w:lsdException w:name="Colorful Grid Accent 6" w:uiPriority="73"/>
+    <w:lsdException w:name="Subtle Emphasis" w:uiPriority="19" w:qFormat="1"/>
+    <w:lsdException w:name="Intense Emphasis" w:uiPriority="21" w:qFormat="1"/>
+    <w:lsdException w:name="Subtle Reference" w:uiPriority="31" w:qFormat="1"/>
+    <w:lsdException w:name="Intense Reference" w:uiPriority="32" w:qFormat="1"/>
+    <w:lsdException w:name="Book Title" w:uiPriority="33" w:qFormat="1"/>
+    <w:lsdException w:name="Bibliography" w:semiHidden="1" w:uiPriority="37" w:unhideWhenUsed="1"/>
+    <w:lsdException w:name="TOC Heading" w:semiHidden="1" w:uiPriority="39" w:unhideWhenUsed="1" w:qFormat="1"/>
+    <w:lsdException w:name="Plain Table 1" w:uiPriority="41"/>
+    <w:lsdException w:name="Plain Table 2" w:uiPriority="42"/>
+    <w:lsdException w:name="Plain Table 3" w:uiPriority="43"/>
+    <w:lsdException w:name="Plain Table 4" w:uiPriority="44"/>
+    <w:lsdException w:name="Plain Table 5" w:uiPriority="45"/>
+    <w:lsdException w:name="Grid Table Light" w:uiPriority="40"/>
+    <w:lsdException w:name="Grid Table 1 Light" w:uiPriority="46"/>
+    <w:lsdException w:name="Grid Table 2" w:uiPriority="47"/>
+    <w:lsdException w:name="Grid Table 3" w:uiPriority="48"/>
+    <w:lsdException w:name="Grid Table 4" w:uiPriority="49"/>
+    <w:lsdException w:name="Grid Table 5 Dark" w:uiPriority="50"/>
+    <w:lsdException w:name="Grid Table 6 Colorful" w:uiPriority="51"/>
+    <w:lsdException w:name="Grid Table 7 Colorful" w:uiPriority="52"/>
+    <w:lsdException w:name="Grid Table 1 Light Accent 1" w:uiPriority="46"/>
+    <w:lsdException w:name="Grid Table 2 Accent 1" w:uiPriority="47"/>
+    <w:lsdException w:name="Grid Table 3 Accent 1" w:uiPriority="48"/>
+    <w:lsdException w:name="Grid Table 4 Accent 1" w:uiPriority="49"/>
+    <w:lsdException w:name="Grid Table 5 Dark Accent 1" w:uiPriority="50"/>
+    <w:lsdException w:name="Grid Table 6 Colorful Accent 1" w:uiPriority="51"/>
+    <w:lsdException w:name="Grid Table 7 Colorful Accent 1" w:uiPriority="52"/>
+    <w:lsdException w:name="Grid Table 1 Light Accent 2" w:uiPriority="46"/>
+    <w:lsdException w:name="Grid Table 2 Accent 2" w:uiPriority="47"/>
+    <w:lsdException w:name="Grid Table 3 Accent 2" w:uiPriority="48"/>
+    <w:lsdException w:name="Grid Table 4 Accent 2" w:uiPriority="49"/>
+    <w:lsdException w:name="Grid Table 5 Dark Accent 2" w:uiPriority="50"/>
+    <w:lsdException w:name="Grid Table 6 Colorful Accent 2" w:uiPriority="51"/>
+    <w:lsdException w:name="Grid Table 7 Colorful Accent 2" w:uiPriority="52"/>
+    <w:lsdException w:name="Grid Table 1 Light Accent 3" w:uiPriority="46"/>
+    <w:lsdException w:name="Grid Table 2 Accent 3" w:uiPriority="47"/>
+    <w:lsdException w:name="Grid Table 3 Accent 3" w:uiPriority="48"/>
+    <w:lsdException w:name="Grid Table 4 Accent 3" w:uiPriority="49"/>
+    <w:lsdException w:name="Grid Table 5 Dark Accent 3" w:uiPriority="50"/>
+    <w:lsdException w:name="Grid Table 6 Colorful Accent 3" w:uiPriority="51"/>
+    <w:lsdException w:name="Grid Table 7 Colorful Accent 3" w:uiPriority="52"/>
+    <w:lsdException w:name="Grid Table 1 Light Accent 4" w:uiPriority="46"/>
+    <w:lsdException w:name="Grid Table 2 Accent 4" w:uiPriority="47"/>
+    <w:lsdException w:name="Grid Table 3 Accent 4" w:uiPriority="48"/>
+    <w:lsdException w:name="Grid Table 4 Accent 4" w:uiPriority="49"/>
+    <w:lsdException w:name="Grid Table 5 Dark Accent 4" w:uiPriority="50"/>
+    <w:lsdException w:name="Grid Table 6 Colorful Accent 4" w:uiPriority="51"/>
+    <w:lsdException w:name="Grid Table 7 Colorful Accent 4" w:uiPriority="52"/>
+    <w:lsdException w:name="Grid Table 1 Light Accent 5" w:uiPriority="46"/>
+    <w:lsdException w:name="Grid Table 2 Accent 5" w:uiPriority="47"/>
+    <w:lsdException w:name="Grid Table 3 Accent 5" w:uiPriority="48"/>
+    <w:lsdException w:name="Grid Table 4 Accent 5" w:uiPriority="49"/>
+    <w:lsdException w:name="Grid Table 5 Dark Accent 5" w:uiPriority="50"/>
+    <w:lsdException w:name="Grid Table 6 Colorful Accent 5" w:uiPriority="51"/>
+    <w:lsdException w:name="Grid Table 7 Colorful Accent 5" w:uiPriority="52"/>
+    <w:lsdException w:name="Grid Table 1 Light Accent 6" w:uiPriority="46"/>
+    <w:lsdException w:name="Grid Table 2 Accent 6" w:uiPriority="47"/>
+    <w:lsdException w:name="Grid Table 3 Accent 6" w:uiPriority="48"/>
+    <w:lsdException w:name="Grid Table 4 Accent 6" w:uiPriority="49"/>
+    <w:lsdException w:name="Grid Table 5 Dark Accent 6" w:uiPriority="50"/>
+    <w:lsdException w:name="Grid Table 6 Colorful Accent 6" w:uiPriority="51"/>
+    <w:lsdException w:name="Grid Table 7 Colorful Accent 6" w:uiPriority="52"/>
+    <w:lsdException w:name="List Table 1 Light" w:uiPriority="46"/>
+    <w:lsdException w:name="List Table 2" w:uiPriority="47"/>
+    <w:lsdException w:name="List Table 3" w:uiPriority="48"/>
+    <w:lsdException w:name="List Table 4" w:uiPriority="49"/>
+    <w:lsdException w:name="List Table 5 Dark" w:uiPriority="50"/>
+    <w:lsdException w:name="List Table 6 Colorful" w:uiPriority="51"/>
+    <w:lsdException w:name="List Table 7 Colorful" w:uiPriority="52"/>
+    <w:lsdException w:name="List Table 1 Light Accent 1" w:uiPriority="46"/>
+    <w:lsdException w:name="List Table 2 Accent 1" w:uiPriority="47"/>
+    <w:lsdException w:name="List Table 3 Accent 1" w:uiPriority="48"/>
+    <w:lsdException w:name="List Table 4 Accent 1" w:uiPriority="49"/>
+    <w:lsdException w:name="List Table 5 Dark Accent 1" w:uiPriority="50"/>
+    <w:lsdException w:name="List Table 6 Colorful Accent 1" w:uiPriority="51"/>
+    <w:lsdException w:name="List Table 7 Colorful Accent 1" w:uiPriority="52"/>
+    <w:lsdException w:name="List Table 1 Light Accent 2" w:uiPriority="46"/>
+    <w:lsdException w:name="List Table 2 Accent 2" w:uiPriority="47"/>
+    <w:lsdException w:name="List Table 3 Accent 2" w:uiPriority="48"/>
+    <w:lsdException w:name="List Table 4 Accent 2" w:uiPriority="49"/>
+    <w:lsdException w:name="List Table 5 Dark Accent 2" w:uiPriority="50"/>
+    <w:lsdException w:name="List Table 6 Colorful Accent 2" w:uiPriority="51"/>
+    <w:lsdException w:name="List Table 7 Colorful Accent 2" w:uiPriority="52"/>
+    <w:lsdException w:name="List Table 1 Light Accent 3" w:uiPriority="46"/>
+    <w:lsdException w:name="List Table 2 Accent 3" w:uiPriority="47"/>
+    <w:lsdException w:name="List Table 3 Accent 3" w:uiPriority="48"/>
+    <w:lsdException w:name="List Table 4 Accent 3" w:uiPriority="49"/>
+    <w:lsdException w:name="List Table 5 Dark Accent 3" w:uiPriority="50"/>
+    <w:lsdException w:name="List Table 6 Colorful Accent 3" w:uiPriority="51"/>
+    <w:lsdException w:name="List Table 7 Colorful Accent 3" w:uiPriority="52"/>
+    <w:lsdException w:name="List Table 1 Light Accent 4" w:uiPriority="46"/>
+    <w:lsdException w:name="List Table 2 Accent 4" w:uiPriority="47"/>
+    <w:lsdException w:name="List Table 3 Accent 4" w:uiPriority="48"/>
+    <w:lsdException w:name="List Table 4 Accent 4" w:uiPriority="49"/>
+    <w:lsdException w:name="List Table 5 Dark Accent 4" w:uiPriority="50"/>
+    <w:lsdException w:name="List Table 6 Colorful Accent 4" w:uiPriority="51"/>
+    <w:lsdException w:name="List Table 7 Colorful Accent 4" w:uiPriority="52"/>
+    <w:lsdException w:name="List Table 1 Light Accent 5" w:uiPriority="46"/>
+    <w:lsdException w:name="List Table 2 Accent 5" w:uiPriority="47"/>
+    <w:lsdException w:name="List Table 3 Accent 5" w:uiPriority="48"/>
+    <w:lsdException w:name="List Table 4 Accent 5" w:uiPriority="49"/>
+    <w:lsdException w:name="List Table 5 Dark Accent 5" w:uiPriority="50"/>
+    <w:lsdException w:name="List Table 6 Colorful Accent 5" w:uiPriority="51"/>
+    <w:lsdException w:name="List Table 7 Colorful Accent 5" w:uiPriority="52"/>
+    <w:lsdException w:name="List Table 1 Light Accent 6" w:uiPriority="46"/>
+    <w:lsdException w:name="List Table 2 Accent 6" w:uiPriority="47"/>
+    <w:lsdException w:name="List Table 3 Accent 6" w:uiPriority="48"/>
+    <w:lsdException w:name="List Table 4 Accent 6" w:uiPriority="49"/>
+    <w:lsdException w:name="List Table 5 Dark Accent 6" w:uiPriority="50"/>
+    <w:lsdException w:name="List Table 6 Colorful Accent 6" w:uiPriority="51"/>
+    <w:lsdException w:name="List Table 7 Colorful Accent 6" w:uiPriority="52"/>
   </w:latentStyles>
-  <w:style w:type="paragraph" w:default="1" w:styleId="a0">
+  <w:style w:type="paragraph" w:default="1" w:styleId="Normal">
     <w:name w:val="Normal"/>
     <w:qFormat/>
     <w:rsid w:val="00310B1A"/>
@@ -23171,11 +23401,11 @@
       <w:lang w:eastAsia="bg-BG"/>
     </w:rPr>
   </w:style>
-  <w:style w:type="paragraph" w:styleId="1">
+  <w:style w:type="paragraph" w:styleId="Heading1">
     <w:name w:val="heading 1"/>
-    <w:basedOn w:val="a0"/>
-    <w:next w:val="a0"/>
-    <w:link w:val="10"/>
+    <w:basedOn w:val="Normal"/>
+    <w:next w:val="Normal"/>
+    <w:link w:val="Heading1Char"/>
     <w:uiPriority w:val="9"/>
     <w:qFormat/>
     <w:rsid w:val="00310B1A"/>
@@ -23202,11 +23432,11 @@
       <w:szCs w:val="36"/>
     </w:rPr>
   </w:style>
-  <w:style w:type="paragraph" w:styleId="2">
+  <w:style w:type="paragraph" w:styleId="Heading2">
     <w:name w:val="heading 2"/>
-    <w:basedOn w:val="a0"/>
-    <w:next w:val="a0"/>
-    <w:link w:val="20"/>
+    <w:basedOn w:val="Normal"/>
+    <w:next w:val="Normal"/>
+    <w:link w:val="Heading2Char"/>
     <w:uiPriority w:val="9"/>
     <w:unhideWhenUsed/>
     <w:qFormat/>
@@ -23232,11 +23462,11 @@
       <w:szCs w:val="28"/>
     </w:rPr>
   </w:style>
-  <w:style w:type="paragraph" w:styleId="3">
+  <w:style w:type="paragraph" w:styleId="Heading3">
     <w:name w:val="heading 3"/>
-    <w:basedOn w:val="a0"/>
-    <w:next w:val="a0"/>
-    <w:link w:val="30"/>
+    <w:basedOn w:val="Normal"/>
+    <w:next w:val="Normal"/>
+    <w:link w:val="Heading3Char"/>
     <w:uiPriority w:val="9"/>
     <w:unhideWhenUsed/>
     <w:qFormat/>
@@ -23258,11 +23488,11 @@
       <w:color w:val="000000" w:themeColor="text1"/>
     </w:rPr>
   </w:style>
-  <w:style w:type="paragraph" w:styleId="4">
+  <w:style w:type="paragraph" w:styleId="Heading4">
     <w:name w:val="heading 4"/>
-    <w:basedOn w:val="a0"/>
-    <w:next w:val="a0"/>
-    <w:link w:val="40"/>
+    <w:basedOn w:val="Normal"/>
+    <w:next w:val="Normal"/>
+    <w:link w:val="Heading4Char"/>
     <w:uiPriority w:val="9"/>
     <w:unhideWhenUsed/>
     <w:qFormat/>
@@ -23286,11 +23516,11 @@
       <w:color w:val="000000" w:themeColor="text1"/>
     </w:rPr>
   </w:style>
-  <w:style w:type="paragraph" w:styleId="5">
+  <w:style w:type="paragraph" w:styleId="Heading5">
     <w:name w:val="heading 5"/>
-    <w:basedOn w:val="a0"/>
-    <w:next w:val="a0"/>
-    <w:link w:val="50"/>
+    <w:basedOn w:val="Normal"/>
+    <w:next w:val="Normal"/>
+    <w:link w:val="Heading5Char"/>
     <w:uiPriority w:val="9"/>
     <w:semiHidden/>
     <w:unhideWhenUsed/>
@@ -23311,11 +23541,11 @@
       <w:color w:val="17365D" w:themeColor="text2" w:themeShade="BF"/>
     </w:rPr>
   </w:style>
-  <w:style w:type="paragraph" w:styleId="6">
+  <w:style w:type="paragraph" w:styleId="Heading6">
     <w:name w:val="heading 6"/>
-    <w:basedOn w:val="a0"/>
-    <w:next w:val="a0"/>
-    <w:link w:val="60"/>
+    <w:basedOn w:val="Normal"/>
+    <w:next w:val="Normal"/>
+    <w:link w:val="Heading6Char"/>
     <w:uiPriority w:val="9"/>
     <w:semiHidden/>
     <w:unhideWhenUsed/>
@@ -23338,11 +23568,11 @@
       <w:color w:val="17365D" w:themeColor="text2" w:themeShade="BF"/>
     </w:rPr>
   </w:style>
-  <w:style w:type="paragraph" w:styleId="7">
+  <w:style w:type="paragraph" w:styleId="Heading7">
     <w:name w:val="heading 7"/>
-    <w:basedOn w:val="a0"/>
-    <w:next w:val="a0"/>
-    <w:link w:val="70"/>
+    <w:basedOn w:val="Normal"/>
+    <w:next w:val="Normal"/>
+    <w:link w:val="Heading7Char"/>
     <w:uiPriority w:val="9"/>
     <w:semiHidden/>
     <w:unhideWhenUsed/>
@@ -23365,11 +23595,11 @@
       <w:color w:val="404040" w:themeColor="text1" w:themeTint="BF"/>
     </w:rPr>
   </w:style>
-  <w:style w:type="paragraph" w:styleId="8">
+  <w:style w:type="paragraph" w:styleId="Heading8">
     <w:name w:val="heading 8"/>
-    <w:basedOn w:val="a0"/>
-    <w:next w:val="a0"/>
-    <w:link w:val="80"/>
+    <w:basedOn w:val="Normal"/>
+    <w:next w:val="Normal"/>
+    <w:link w:val="Heading8Char"/>
     <w:uiPriority w:val="9"/>
     <w:semiHidden/>
     <w:unhideWhenUsed/>
@@ -23392,11 +23622,11 @@
       <w:szCs w:val="20"/>
     </w:rPr>
   </w:style>
-  <w:style w:type="paragraph" w:styleId="9">
+  <w:style w:type="paragraph" w:styleId="Heading9">
     <w:name w:val="heading 9"/>
-    <w:basedOn w:val="a0"/>
-    <w:next w:val="a0"/>
-    <w:link w:val="90"/>
+    <w:basedOn w:val="Normal"/>
+    <w:next w:val="Normal"/>
+    <w:link w:val="Heading9Char"/>
     <w:uiPriority w:val="9"/>
     <w:semiHidden/>
     <w:unhideWhenUsed/>
@@ -23421,13 +23651,13 @@
       <w:szCs w:val="20"/>
     </w:rPr>
   </w:style>
-  <w:style w:type="character" w:default="1" w:styleId="a1">
+  <w:style w:type="character" w:default="1" w:styleId="DefaultParagraphFont">
     <w:name w:val="Default Paragraph Font"/>
     <w:uiPriority w:val="1"/>
     <w:semiHidden/>
     <w:unhideWhenUsed/>
   </w:style>
-  <w:style w:type="table" w:default="1" w:styleId="a2">
+  <w:style w:type="table" w:default="1" w:styleId="TableNormal">
     <w:name w:val="Normal Table"/>
     <w:uiPriority w:val="99"/>
     <w:semiHidden/>
@@ -23442,16 +23672,16 @@
       </w:tblCellMar>
     </w:tblPr>
   </w:style>
-  <w:style w:type="numbering" w:default="1" w:styleId="a3">
+  <w:style w:type="numbering" w:default="1" w:styleId="NoList">
     <w:name w:val="No List"/>
     <w:uiPriority w:val="99"/>
     <w:semiHidden/>
     <w:unhideWhenUsed/>
   </w:style>
-  <w:style w:type="paragraph" w:styleId="a4">
+  <w:style w:type="paragraph" w:styleId="BalloonText">
     <w:name w:val="Balloon Text"/>
-    <w:basedOn w:val="a0"/>
-    <w:link w:val="a5"/>
+    <w:basedOn w:val="Normal"/>
+    <w:link w:val="BalloonTextChar"/>
     <w:uiPriority w:val="99"/>
     <w:semiHidden/>
     <w:unhideWhenUsed/>
@@ -23465,10 +23695,10 @@
       <w:szCs w:val="16"/>
     </w:rPr>
   </w:style>
-  <w:style w:type="character" w:customStyle="1" w:styleId="a5">
-    <w:name w:val="Изнесен текст Знак"/>
-    <w:basedOn w:val="a1"/>
-    <w:link w:val="a4"/>
+  <w:style w:type="character" w:customStyle="1" w:styleId="BalloonTextChar">
+    <w:name w:val="Balloon Text Char"/>
+    <w:basedOn w:val="DefaultParagraphFont"/>
+    <w:link w:val="BalloonText"/>
     <w:uiPriority w:val="99"/>
     <w:semiHidden/>
     <w:rsid w:val="00DE2771"/>
@@ -23478,9 +23708,9 @@
       <w:szCs w:val="16"/>
     </w:rPr>
   </w:style>
-  <w:style w:type="paragraph" w:styleId="a6">
+  <w:style w:type="paragraph" w:styleId="NormalWeb">
     <w:name w:val="Normal (Web)"/>
-    <w:basedOn w:val="a0"/>
+    <w:basedOn w:val="Normal"/>
     <w:uiPriority w:val="99"/>
     <w:unhideWhenUsed/>
     <w:rsid w:val="00105525"/>
@@ -23491,9 +23721,9 @@
       <w:rFonts w:eastAsia="Times New Roman"/>
     </w:rPr>
   </w:style>
-  <w:style w:type="character" w:styleId="a7">
+  <w:style w:type="character" w:styleId="Hyperlink">
     <w:name w:val="Hyperlink"/>
-    <w:basedOn w:val="a1"/>
+    <w:basedOn w:val="DefaultParagraphFont"/>
     <w:uiPriority w:val="99"/>
     <w:unhideWhenUsed/>
     <w:rsid w:val="00105525"/>
@@ -23502,10 +23732,10 @@
       <w:u w:val="single"/>
     </w:rPr>
   </w:style>
-  <w:style w:type="paragraph" w:styleId="a8">
+  <w:style w:type="paragraph" w:styleId="Header">
     <w:name w:val="header"/>
-    <w:basedOn w:val="a0"/>
-    <w:link w:val="a9"/>
+    <w:basedOn w:val="Normal"/>
+    <w:link w:val="HeaderChar"/>
     <w:uiPriority w:val="99"/>
     <w:unhideWhenUsed/>
     <w:rsid w:val="00506156"/>
@@ -23517,17 +23747,17 @@
       <w:spacing w:line="240" w:lineRule="auto"/>
     </w:pPr>
   </w:style>
-  <w:style w:type="character" w:customStyle="1" w:styleId="a9">
-    <w:name w:val="Горен колонтитул Знак"/>
-    <w:basedOn w:val="a1"/>
-    <w:link w:val="a8"/>
+  <w:style w:type="character" w:customStyle="1" w:styleId="HeaderChar">
+    <w:name w:val="Header Char"/>
+    <w:basedOn w:val="DefaultParagraphFont"/>
+    <w:link w:val="Header"/>
     <w:uiPriority w:val="99"/>
     <w:rsid w:val="00506156"/>
   </w:style>
-  <w:style w:type="paragraph" w:styleId="aa">
+  <w:style w:type="paragraph" w:styleId="Footer">
     <w:name w:val="footer"/>
-    <w:basedOn w:val="a0"/>
-    <w:link w:val="ab"/>
+    <w:basedOn w:val="Normal"/>
+    <w:link w:val="FooterChar"/>
     <w:uiPriority w:val="99"/>
     <w:unhideWhenUsed/>
     <w:rsid w:val="00506156"/>
@@ -23539,17 +23769,17 @@
       <w:spacing w:line="240" w:lineRule="auto"/>
     </w:pPr>
   </w:style>
-  <w:style w:type="character" w:customStyle="1" w:styleId="ab">
-    <w:name w:val="Долен колонтитул Знак"/>
-    <w:basedOn w:val="a1"/>
-    <w:link w:val="aa"/>
+  <w:style w:type="character" w:customStyle="1" w:styleId="FooterChar">
+    <w:name w:val="Footer Char"/>
+    <w:basedOn w:val="DefaultParagraphFont"/>
+    <w:link w:val="Footer"/>
     <w:uiPriority w:val="99"/>
     <w:rsid w:val="00506156"/>
   </w:style>
-  <w:style w:type="paragraph" w:styleId="ac">
+  <w:style w:type="paragraph" w:styleId="ListParagraph">
     <w:name w:val="List Paragraph"/>
-    <w:basedOn w:val="a0"/>
-    <w:link w:val="ad"/>
+    <w:basedOn w:val="Normal"/>
+    <w:link w:val="ListParagraphChar"/>
     <w:uiPriority w:val="34"/>
     <w:qFormat/>
     <w:rsid w:val="00304F91"/>
@@ -23558,10 +23788,10 @@
       <w:contextualSpacing/>
     </w:pPr>
   </w:style>
-  <w:style w:type="character" w:customStyle="1" w:styleId="10">
-    <w:name w:val="Заглавие 1 Знак"/>
-    <w:basedOn w:val="a1"/>
-    <w:link w:val="1"/>
+  <w:style w:type="character" w:customStyle="1" w:styleId="Heading1Char">
+    <w:name w:val="Heading 1 Char"/>
+    <w:basedOn w:val="DefaultParagraphFont"/>
+    <w:link w:val="Heading1"/>
     <w:uiPriority w:val="9"/>
     <w:rsid w:val="00310B1A"/>
     <w:rPr>
@@ -23575,10 +23805,10 @@
       <w:lang w:eastAsia="bg-BG"/>
     </w:rPr>
   </w:style>
-  <w:style w:type="character" w:customStyle="1" w:styleId="20">
-    <w:name w:val="Заглавие 2 Знак"/>
-    <w:basedOn w:val="a1"/>
-    <w:link w:val="2"/>
+  <w:style w:type="character" w:customStyle="1" w:styleId="Heading2Char">
+    <w:name w:val="Heading 2 Char"/>
+    <w:basedOn w:val="DefaultParagraphFont"/>
+    <w:link w:val="Heading2"/>
     <w:uiPriority w:val="9"/>
     <w:rsid w:val="0091636F"/>
     <w:rPr>
@@ -23592,10 +23822,10 @@
       <w:lang w:eastAsia="bg-BG"/>
     </w:rPr>
   </w:style>
-  <w:style w:type="character" w:customStyle="1" w:styleId="30">
-    <w:name w:val="Заглавие 3 Знак"/>
-    <w:basedOn w:val="a1"/>
-    <w:link w:val="3"/>
+  <w:style w:type="character" w:customStyle="1" w:styleId="Heading3Char">
+    <w:name w:val="Heading 3 Char"/>
+    <w:basedOn w:val="DefaultParagraphFont"/>
+    <w:link w:val="Heading3"/>
     <w:uiPriority w:val="9"/>
     <w:rsid w:val="00C528A5"/>
     <w:rPr>
@@ -23608,10 +23838,10 @@
       <w:lang w:eastAsia="bg-BG"/>
     </w:rPr>
   </w:style>
-  <w:style w:type="character" w:customStyle="1" w:styleId="40">
-    <w:name w:val="Заглавие 4 Знак"/>
-    <w:basedOn w:val="a1"/>
-    <w:link w:val="4"/>
+  <w:style w:type="character" w:customStyle="1" w:styleId="Heading4Char">
+    <w:name w:val="Heading 4 Char"/>
+    <w:basedOn w:val="DefaultParagraphFont"/>
+    <w:link w:val="Heading4"/>
     <w:uiPriority w:val="9"/>
     <w:rsid w:val="00384DA0"/>
     <w:rPr>
@@ -23625,10 +23855,10 @@
       <w:szCs w:val="24"/>
     </w:rPr>
   </w:style>
-  <w:style w:type="character" w:customStyle="1" w:styleId="50">
-    <w:name w:val="Заглавие 5 Знак"/>
-    <w:basedOn w:val="a1"/>
-    <w:link w:val="5"/>
+  <w:style w:type="character" w:customStyle="1" w:styleId="Heading5Char">
+    <w:name w:val="Heading 5 Char"/>
+    <w:basedOn w:val="DefaultParagraphFont"/>
+    <w:link w:val="Heading5"/>
     <w:uiPriority w:val="9"/>
     <w:semiHidden/>
     <w:rsid w:val="00384DA0"/>
@@ -23639,10 +23869,10 @@
       <w:szCs w:val="24"/>
     </w:rPr>
   </w:style>
-  <w:style w:type="character" w:customStyle="1" w:styleId="60">
-    <w:name w:val="Заглавие 6 Знак"/>
-    <w:basedOn w:val="a1"/>
-    <w:link w:val="6"/>
+  <w:style w:type="character" w:customStyle="1" w:styleId="Heading6Char">
+    <w:name w:val="Heading 6 Char"/>
+    <w:basedOn w:val="DefaultParagraphFont"/>
+    <w:link w:val="Heading6"/>
     <w:uiPriority w:val="9"/>
     <w:semiHidden/>
     <w:rsid w:val="00384DA0"/>
@@ -23655,10 +23885,10 @@
       <w:szCs w:val="24"/>
     </w:rPr>
   </w:style>
-  <w:style w:type="character" w:customStyle="1" w:styleId="70">
-    <w:name w:val="Заглавие 7 Знак"/>
-    <w:basedOn w:val="a1"/>
-    <w:link w:val="7"/>
+  <w:style w:type="character" w:customStyle="1" w:styleId="Heading7Char">
+    <w:name w:val="Heading 7 Char"/>
+    <w:basedOn w:val="DefaultParagraphFont"/>
+    <w:link w:val="Heading7"/>
     <w:uiPriority w:val="9"/>
     <w:semiHidden/>
     <w:rsid w:val="00384DA0"/>
@@ -23671,10 +23901,10 @@
       <w:szCs w:val="24"/>
     </w:rPr>
   </w:style>
-  <w:style w:type="character" w:customStyle="1" w:styleId="80">
-    <w:name w:val="Заглавие 8 Знак"/>
-    <w:basedOn w:val="a1"/>
-    <w:link w:val="8"/>
+  <w:style w:type="character" w:customStyle="1" w:styleId="Heading8Char">
+    <w:name w:val="Heading 8 Char"/>
+    <w:basedOn w:val="DefaultParagraphFont"/>
+    <w:link w:val="Heading8"/>
     <w:uiPriority w:val="9"/>
     <w:semiHidden/>
     <w:rsid w:val="00384DA0"/>
@@ -23685,10 +23915,10 @@
       <w:szCs w:val="20"/>
     </w:rPr>
   </w:style>
-  <w:style w:type="character" w:customStyle="1" w:styleId="90">
-    <w:name w:val="Заглавие 9 Знак"/>
-    <w:basedOn w:val="a1"/>
-    <w:link w:val="9"/>
+  <w:style w:type="character" w:customStyle="1" w:styleId="Heading9Char">
+    <w:name w:val="Heading 9 Char"/>
+    <w:basedOn w:val="DefaultParagraphFont"/>
+    <w:link w:val="Heading9"/>
     <w:uiPriority w:val="9"/>
     <w:semiHidden/>
     <w:rsid w:val="00384DA0"/>
@@ -23701,10 +23931,10 @@
       <w:szCs w:val="20"/>
     </w:rPr>
   </w:style>
-  <w:style w:type="paragraph" w:styleId="ae">
+  <w:style w:type="paragraph" w:styleId="Caption">
     <w:name w:val="caption"/>
-    <w:basedOn w:val="a0"/>
-    <w:next w:val="a0"/>
+    <w:basedOn w:val="Normal"/>
+    <w:next w:val="Normal"/>
     <w:uiPriority w:val="35"/>
     <w:semiHidden/>
     <w:unhideWhenUsed/>
@@ -23721,11 +23951,11 @@
       <w:szCs w:val="18"/>
     </w:rPr>
   </w:style>
-  <w:style w:type="paragraph" w:styleId="af">
+  <w:style w:type="paragraph" w:styleId="Title">
     <w:name w:val="Title"/>
-    <w:basedOn w:val="a0"/>
-    <w:next w:val="a0"/>
-    <w:link w:val="af0"/>
+    <w:basedOn w:val="Normal"/>
+    <w:next w:val="Normal"/>
+    <w:link w:val="TitleChar"/>
     <w:uiPriority w:val="10"/>
     <w:qFormat/>
     <w:rsid w:val="00384DA0"/>
@@ -23740,10 +23970,10 @@
       <w:szCs w:val="56"/>
     </w:rPr>
   </w:style>
-  <w:style w:type="character" w:customStyle="1" w:styleId="af0">
-    <w:name w:val="Заглавие Знак"/>
-    <w:basedOn w:val="a1"/>
-    <w:link w:val="af"/>
+  <w:style w:type="character" w:customStyle="1" w:styleId="TitleChar">
+    <w:name w:val="Title Char"/>
+    <w:basedOn w:val="DefaultParagraphFont"/>
+    <w:link w:val="Title"/>
     <w:uiPriority w:val="10"/>
     <w:rsid w:val="00384DA0"/>
     <w:rPr>
@@ -23753,11 +23983,11 @@
       <w:szCs w:val="56"/>
     </w:rPr>
   </w:style>
-  <w:style w:type="paragraph" w:styleId="af1">
+  <w:style w:type="paragraph" w:styleId="Subtitle">
     <w:name w:val="Subtitle"/>
-    <w:basedOn w:val="a0"/>
-    <w:next w:val="a0"/>
-    <w:link w:val="af2"/>
+    <w:basedOn w:val="Normal"/>
+    <w:next w:val="Normal"/>
+    <w:link w:val="SubtitleChar"/>
     <w:uiPriority w:val="11"/>
     <w:qFormat/>
     <w:rsid w:val="00384DA0"/>
@@ -23772,10 +24002,10 @@
       <w:spacing w:val="10"/>
     </w:rPr>
   </w:style>
-  <w:style w:type="character" w:customStyle="1" w:styleId="af2">
-    <w:name w:val="Подзаглавие Знак"/>
-    <w:basedOn w:val="a1"/>
-    <w:link w:val="af1"/>
+  <w:style w:type="character" w:customStyle="1" w:styleId="SubtitleChar">
+    <w:name w:val="Subtitle Char"/>
+    <w:basedOn w:val="DefaultParagraphFont"/>
+    <w:link w:val="Subtitle"/>
     <w:uiPriority w:val="11"/>
     <w:rsid w:val="00384DA0"/>
     <w:rPr>
@@ -23783,9 +24013,9 @@
       <w:spacing w:val="10"/>
     </w:rPr>
   </w:style>
-  <w:style w:type="character" w:styleId="af3">
+  <w:style w:type="character" w:styleId="Strong">
     <w:name w:val="Strong"/>
-    <w:basedOn w:val="a1"/>
+    <w:basedOn w:val="DefaultParagraphFont"/>
     <w:uiPriority w:val="22"/>
     <w:qFormat/>
     <w:rsid w:val="00384DA0"/>
@@ -23795,9 +24025,9 @@
       <w:color w:val="000000" w:themeColor="text1"/>
     </w:rPr>
   </w:style>
-  <w:style w:type="character" w:styleId="af4">
+  <w:style w:type="character" w:styleId="Emphasis">
     <w:name w:val="Emphasis"/>
-    <w:basedOn w:val="a1"/>
+    <w:basedOn w:val="DefaultParagraphFont"/>
     <w:uiPriority w:val="20"/>
     <w:qFormat/>
     <w:rsid w:val="00384DA0"/>
@@ -23807,7 +24037,7 @@
       <w:color w:val="auto"/>
     </w:rPr>
   </w:style>
-  <w:style w:type="paragraph" w:styleId="af5">
+  <w:style w:type="paragraph" w:styleId="NoSpacing">
     <w:name w:val="No Spacing"/>
     <w:uiPriority w:val="1"/>
     <w:qFormat/>
@@ -23816,11 +24046,11 @@
       <w:spacing w:after="0" w:line="240" w:lineRule="auto"/>
     </w:pPr>
   </w:style>
-  <w:style w:type="paragraph" w:styleId="af6">
+  <w:style w:type="paragraph" w:styleId="Quote">
     <w:name w:val="Quote"/>
-    <w:basedOn w:val="a0"/>
-    <w:next w:val="a0"/>
-    <w:link w:val="af7"/>
+    <w:basedOn w:val="Normal"/>
+    <w:next w:val="Normal"/>
+    <w:link w:val="QuoteChar"/>
     <w:uiPriority w:val="29"/>
     <w:qFormat/>
     <w:rsid w:val="00384DA0"/>
@@ -23834,10 +24064,10 @@
       <w:color w:val="000000" w:themeColor="text1"/>
     </w:rPr>
   </w:style>
-  <w:style w:type="character" w:customStyle="1" w:styleId="af7">
-    <w:name w:val="Цитат Знак"/>
-    <w:basedOn w:val="a1"/>
-    <w:link w:val="af6"/>
+  <w:style w:type="character" w:customStyle="1" w:styleId="QuoteChar">
+    <w:name w:val="Quote Char"/>
+    <w:basedOn w:val="DefaultParagraphFont"/>
+    <w:link w:val="Quote"/>
     <w:uiPriority w:val="29"/>
     <w:rsid w:val="00384DA0"/>
     <w:rPr>
@@ -23846,11 +24076,11 @@
       <w:color w:val="000000" w:themeColor="text1"/>
     </w:rPr>
   </w:style>
-  <w:style w:type="paragraph" w:styleId="af8">
+  <w:style w:type="paragraph" w:styleId="IntenseQuote">
     <w:name w:val="Intense Quote"/>
-    <w:basedOn w:val="a0"/>
-    <w:next w:val="a0"/>
-    <w:link w:val="af9"/>
+    <w:basedOn w:val="Normal"/>
+    <w:next w:val="Normal"/>
+    <w:link w:val="IntenseQuoteChar"/>
     <w:uiPriority w:val="30"/>
     <w:qFormat/>
     <w:rsid w:val="00384DA0"/>
@@ -23867,10 +24097,10 @@
       <w:color w:val="000000" w:themeColor="text1"/>
     </w:rPr>
   </w:style>
-  <w:style w:type="character" w:customStyle="1" w:styleId="af9">
-    <w:name w:val="Интензивно цитиране Знак"/>
-    <w:basedOn w:val="a1"/>
-    <w:link w:val="af8"/>
+  <w:style w:type="character" w:customStyle="1" w:styleId="IntenseQuoteChar">
+    <w:name w:val="Intense Quote Char"/>
+    <w:basedOn w:val="DefaultParagraphFont"/>
+    <w:link w:val="IntenseQuote"/>
     <w:uiPriority w:val="30"/>
     <w:rsid w:val="00384DA0"/>
     <w:rPr>
@@ -23878,9 +24108,9 @@
       <w:shd w:val="clear" w:color="auto" w:fill="F2F2F2" w:themeFill="background1" w:themeFillShade="F2"/>
     </w:rPr>
   </w:style>
-  <w:style w:type="character" w:styleId="afa">
+  <w:style w:type="character" w:styleId="SubtleEmphasis">
     <w:name w:val="Subtle Emphasis"/>
-    <w:basedOn w:val="a1"/>
+    <w:basedOn w:val="DefaultParagraphFont"/>
     <w:uiPriority w:val="19"/>
     <w:qFormat/>
     <w:rsid w:val="00384DA0"/>
@@ -23890,9 +24120,9 @@
       <w:color w:val="404040" w:themeColor="text1" w:themeTint="BF"/>
     </w:rPr>
   </w:style>
-  <w:style w:type="character" w:styleId="afb">
+  <w:style w:type="character" w:styleId="IntenseEmphasis">
     <w:name w:val="Intense Emphasis"/>
-    <w:basedOn w:val="a1"/>
+    <w:basedOn w:val="DefaultParagraphFont"/>
     <w:uiPriority w:val="21"/>
     <w:qFormat/>
     <w:rsid w:val="00384DA0"/>
@@ -23904,9 +24134,9 @@
       <w:caps/>
     </w:rPr>
   </w:style>
-  <w:style w:type="character" w:styleId="afc">
+  <w:style w:type="character" w:styleId="SubtleReference">
     <w:name w:val="Subtle Reference"/>
-    <w:basedOn w:val="a1"/>
+    <w:basedOn w:val="DefaultParagraphFont"/>
     <w:uiPriority w:val="31"/>
     <w:qFormat/>
     <w:rsid w:val="00384DA0"/>
@@ -23916,9 +24146,9 @@
       <w:u w:val="single" w:color="7F7F7F" w:themeColor="text1" w:themeTint="80"/>
     </w:rPr>
   </w:style>
-  <w:style w:type="character" w:styleId="afd">
+  <w:style w:type="character" w:styleId="IntenseReference">
     <w:name w:val="Intense Reference"/>
-    <w:basedOn w:val="a1"/>
+    <w:basedOn w:val="DefaultParagraphFont"/>
     <w:uiPriority w:val="32"/>
     <w:qFormat/>
     <w:rsid w:val="00384DA0"/>
@@ -23929,9 +24159,9 @@
       <w:u w:val="single"/>
     </w:rPr>
   </w:style>
-  <w:style w:type="character" w:styleId="afe">
+  <w:style w:type="character" w:styleId="BookTitle">
     <w:name w:val="Book Title"/>
-    <w:basedOn w:val="a1"/>
+    <w:basedOn w:val="DefaultParagraphFont"/>
     <w:uiPriority w:val="33"/>
     <w:qFormat/>
     <w:rsid w:val="00384DA0"/>
@@ -23942,10 +24172,10 @@
       <w:spacing w:val="5"/>
     </w:rPr>
   </w:style>
-  <w:style w:type="paragraph" w:styleId="aff">
+  <w:style w:type="paragraph" w:styleId="TOCHeading">
     <w:name w:val="TOC Heading"/>
-    <w:basedOn w:val="1"/>
-    <w:next w:val="a0"/>
+    <w:basedOn w:val="Heading1"/>
+    <w:next w:val="Normal"/>
     <w:uiPriority w:val="39"/>
     <w:unhideWhenUsed/>
     <w:qFormat/>
@@ -23954,9 +24184,9 @@
       <w:outlineLvl w:val="9"/>
     </w:pPr>
   </w:style>
-  <w:style w:type="paragraph" w:customStyle="1" w:styleId="aff0">
+  <w:style w:type="paragraph" w:customStyle="1" w:styleId="a0">
     <w:name w:val="код"/>
-    <w:basedOn w:val="a0"/>
+    <w:basedOn w:val="Normal"/>
     <w:link w:val="Char"/>
     <w:qFormat/>
     <w:rsid w:val="00384DA0"/>
@@ -23968,10 +24198,10 @@
       <w:rFonts w:ascii="Tahoma" w:hAnsi="Tahoma" w:cs="Arial"/>
     </w:rPr>
   </w:style>
-  <w:style w:type="character" w:customStyle="1" w:styleId="ad">
-    <w:name w:val="Списък на абзаци Знак"/>
-    <w:basedOn w:val="a1"/>
-    <w:link w:val="ac"/>
+  <w:style w:type="character" w:customStyle="1" w:styleId="ListParagraphChar">
+    <w:name w:val="List Paragraph Char"/>
+    <w:basedOn w:val="DefaultParagraphFont"/>
+    <w:link w:val="ListParagraph"/>
     <w:uiPriority w:val="34"/>
     <w:rsid w:val="00231966"/>
     <w:rPr>
@@ -23982,8 +24212,8 @@
   </w:style>
   <w:style w:type="character" w:customStyle="1" w:styleId="Char">
     <w:name w:val="код Char"/>
-    <w:basedOn w:val="a1"/>
-    <w:link w:val="aff0"/>
+    <w:basedOn w:val="DefaultParagraphFont"/>
+    <w:link w:val="a0"/>
     <w:rsid w:val="00384DA0"/>
     <w:rPr>
       <w:rFonts w:ascii="Tahoma" w:hAnsi="Tahoma" w:cs="Arial"/>
@@ -23991,10 +24221,10 @@
       <w:szCs w:val="24"/>
     </w:rPr>
   </w:style>
-  <w:style w:type="paragraph" w:styleId="11">
+  <w:style w:type="paragraph" w:styleId="TOC1">
     <w:name w:val="toc 1"/>
-    <w:basedOn w:val="a0"/>
-    <w:next w:val="a0"/>
+    <w:basedOn w:val="Normal"/>
+    <w:next w:val="Normal"/>
     <w:autoRedefine/>
     <w:uiPriority w:val="39"/>
     <w:unhideWhenUsed/>
@@ -24003,10 +24233,10 @@
       <w:spacing w:after="100"/>
     </w:pPr>
   </w:style>
-  <w:style w:type="paragraph" w:styleId="21">
+  <w:style w:type="paragraph" w:styleId="TOC2">
     <w:name w:val="toc 2"/>
-    <w:basedOn w:val="a0"/>
-    <w:next w:val="a0"/>
+    <w:basedOn w:val="Normal"/>
+    <w:next w:val="Normal"/>
     <w:autoRedefine/>
     <w:uiPriority w:val="39"/>
     <w:unhideWhenUsed/>
@@ -24016,10 +24246,10 @@
       <w:ind w:left="240"/>
     </w:pPr>
   </w:style>
-  <w:style w:type="paragraph" w:styleId="31">
+  <w:style w:type="paragraph" w:styleId="TOC3">
     <w:name w:val="toc 3"/>
-    <w:basedOn w:val="a0"/>
-    <w:next w:val="a0"/>
+    <w:basedOn w:val="Normal"/>
+    <w:next w:val="Normal"/>
     <w:autoRedefine/>
     <w:uiPriority w:val="39"/>
     <w:unhideWhenUsed/>
@@ -24029,9 +24259,9 @@
       <w:ind w:left="480"/>
     </w:pPr>
   </w:style>
-  <w:style w:type="character" w:styleId="HTML">
+  <w:style w:type="character" w:styleId="HTMLCode">
     <w:name w:val="HTML Code"/>
-    <w:basedOn w:val="a1"/>
+    <w:basedOn w:val="DefaultParagraphFont"/>
     <w:uiPriority w:val="99"/>
     <w:semiHidden/>
     <w:unhideWhenUsed/>
@@ -24044,7 +24274,7 @@
   </w:style>
   <w:style w:type="paragraph" w:customStyle="1" w:styleId="a">
     <w:name w:val="точка"/>
-    <w:basedOn w:val="a0"/>
+    <w:basedOn w:val="Normal"/>
     <w:link w:val="Char0"/>
     <w:qFormat/>
     <w:rsid w:val="002B6D09"/>
@@ -24062,7 +24292,7 @@
   </w:style>
   <w:style w:type="character" w:customStyle="1" w:styleId="Char0">
     <w:name w:val="точка Char"/>
-    <w:basedOn w:val="a1"/>
+    <w:basedOn w:val="DefaultParagraphFont"/>
     <w:link w:val="a"/>
     <w:rsid w:val="002B6D09"/>
     <w:rPr>
@@ -24074,10 +24304,10 @@
       <w:lang w:eastAsia="bg-BG"/>
     </w:rPr>
   </w:style>
-  <w:style w:type="paragraph" w:styleId="HTML0">
+  <w:style w:type="paragraph" w:styleId="HTMLPreformatted">
     <w:name w:val="HTML Preformatted"/>
-    <w:basedOn w:val="a0"/>
-    <w:link w:val="HTML1"/>
+    <w:basedOn w:val="Normal"/>
+    <w:link w:val="HTMLPreformattedChar"/>
     <w:uiPriority w:val="99"/>
     <w:unhideWhenUsed/>
     <w:rsid w:val="00782E28"/>
@@ -24110,10 +24340,10 @@
       <w:szCs w:val="20"/>
     </w:rPr>
   </w:style>
-  <w:style w:type="character" w:customStyle="1" w:styleId="HTML1">
-    <w:name w:val="HTML стандартен Знак"/>
-    <w:basedOn w:val="a1"/>
-    <w:link w:val="HTML0"/>
+  <w:style w:type="character" w:customStyle="1" w:styleId="HTMLPreformattedChar">
+    <w:name w:val="HTML Preformatted Char"/>
+    <w:basedOn w:val="DefaultParagraphFont"/>
+    <w:link w:val="HTMLPreformatted"/>
     <w:uiPriority w:val="99"/>
     <w:rsid w:val="00782E28"/>
     <w:rPr>
@@ -24125,1409 +24355,142 @@
   </w:style>
   <w:style w:type="character" w:customStyle="1" w:styleId="text-text-primary-3">
     <w:name w:val="text-text-primary-3"/>
-    <w:basedOn w:val="a1"/>
+    <w:basedOn w:val="DefaultParagraphFont"/>
     <w:rsid w:val="00716AEF"/>
   </w:style>
   <w:style w:type="character" w:customStyle="1" w:styleId="hljs-keyword">
     <w:name w:val="hljs-keyword"/>
-    <w:basedOn w:val="a1"/>
+    <w:basedOn w:val="DefaultParagraphFont"/>
     <w:rsid w:val="00716AEF"/>
   </w:style>
   <w:style w:type="character" w:customStyle="1" w:styleId="hljs-title">
     <w:name w:val="hljs-title"/>
-    <w:basedOn w:val="a1"/>
+    <w:basedOn w:val="DefaultParagraphFont"/>
     <w:rsid w:val="004E5D4E"/>
   </w:style>
   <w:style w:type="character" w:customStyle="1" w:styleId="hljs-number">
     <w:name w:val="hljs-number"/>
-    <w:basedOn w:val="a1"/>
+    <w:basedOn w:val="DefaultParagraphFont"/>
     <w:rsid w:val="004E5D4E"/>
   </w:style>
   <w:style w:type="character" w:customStyle="1" w:styleId="hljs-literal">
     <w:name w:val="hljs-literal"/>
-    <w:basedOn w:val="a1"/>
+    <w:basedOn w:val="DefaultParagraphFont"/>
     <w:rsid w:val="004E5D4E"/>
   </w:style>
   <w:style w:type="character" w:customStyle="1" w:styleId="hljs-params">
     <w:name w:val="hljs-params"/>
-    <w:basedOn w:val="a1"/>
+    <w:basedOn w:val="DefaultParagraphFont"/>
     <w:rsid w:val="004E5D4E"/>
   </w:style>
   <w:style w:type="character" w:customStyle="1" w:styleId="hljs-string">
     <w:name w:val="hljs-string"/>
-    <w:basedOn w:val="a1"/>
+    <w:basedOn w:val="DefaultParagraphFont"/>
     <w:rsid w:val="004E5D4E"/>
   </w:style>
   <w:style w:type="character" w:customStyle="1" w:styleId="hljs-subst">
     <w:name w:val="hljs-subst"/>
-    <w:basedOn w:val="a1"/>
+    <w:basedOn w:val="DefaultParagraphFont"/>
     <w:rsid w:val="004E5D4E"/>
   </w:style>
   <w:style w:type="character" w:customStyle="1" w:styleId="hljs-meta">
     <w:name w:val="hljs-meta"/>
-    <w:basedOn w:val="a1"/>
+    <w:basedOn w:val="DefaultParagraphFont"/>
     <w:rsid w:val="004E5D4E"/>
   </w:style>
   <w:style w:type="character" w:customStyle="1" w:styleId="hljs-builtin">
     <w:name w:val="hljs-built_in"/>
-    <w:basedOn w:val="a1"/>
+    <w:basedOn w:val="DefaultParagraphFont"/>
     <w:rsid w:val="00B7581D"/>
   </w:style>
   <w:style w:type="character" w:customStyle="1" w:styleId="hljs-comment">
     <w:name w:val="hljs-comment"/>
-    <w:basedOn w:val="a1"/>
+    <w:basedOn w:val="DefaultParagraphFont"/>
     <w:rsid w:val="00B7581D"/>
   </w:style>
   <w:style w:type="character" w:customStyle="1" w:styleId="ellipsis-text">
     <w:name w:val="ellipsis-text"/>
-    <w:basedOn w:val="a1"/>
+    <w:basedOn w:val="DefaultParagraphFont"/>
     <w:rsid w:val="0059159F"/>
   </w:style>
   <w:style w:type="character" w:customStyle="1" w:styleId="user-input-text">
     <w:name w:val="user-input-text"/>
-    <w:basedOn w:val="a1"/>
+    <w:basedOn w:val="DefaultParagraphFont"/>
     <w:rsid w:val="0059159F"/>
   </w:style>
   <w:style w:type="character" w:customStyle="1" w:styleId="inline-flex">
     <w:name w:val="inline-flex"/>
-    <w:basedOn w:val="a1"/>
+    <w:basedOn w:val="DefaultParagraphFont"/>
     <w:rsid w:val="0059159F"/>
   </w:style>
   <w:style w:type="character" w:customStyle="1" w:styleId="hljs-function">
     <w:name w:val="hljs-function"/>
-    <w:basedOn w:val="a1"/>
+    <w:basedOn w:val="DefaultParagraphFont"/>
     <w:rsid w:val="0059159F"/>
   </w:style>
   <w:style w:type="character" w:customStyle="1" w:styleId="hljs-type">
     <w:name w:val="hljs-type"/>
-    <w:basedOn w:val="a1"/>
+    <w:basedOn w:val="DefaultParagraphFont"/>
     <w:rsid w:val="0059159F"/>
   </w:style>
   <w:style w:type="character" w:customStyle="1" w:styleId="hljs-punctuation">
     <w:name w:val="hljs-punctuation"/>
-    <w:basedOn w:val="a1"/>
+    <w:basedOn w:val="DefaultParagraphFont"/>
     <w:rsid w:val="0059159F"/>
   </w:style>
   <w:style w:type="character" w:customStyle="1" w:styleId="hljs-attr">
     <w:name w:val="hljs-attr"/>
-    <w:basedOn w:val="a1"/>
+    <w:basedOn w:val="DefaultParagraphFont"/>
     <w:rsid w:val="0059159F"/>
   </w:style>
   <w:style w:type="character" w:customStyle="1" w:styleId="hljs-tag">
     <w:name w:val="hljs-tag"/>
-    <w:basedOn w:val="a1"/>
+    <w:basedOn w:val="DefaultParagraphFont"/>
     <w:rsid w:val="0059159F"/>
   </w:style>
   <w:style w:type="character" w:customStyle="1" w:styleId="hljs-name">
     <w:name w:val="hljs-name"/>
-    <w:basedOn w:val="a1"/>
+    <w:basedOn w:val="DefaultParagraphFont"/>
     <w:rsid w:val="0059159F"/>
   </w:style>
   <w:style w:type="character" w:customStyle="1" w:styleId="css">
     <w:name w:val="css"/>
-    <w:basedOn w:val="a1"/>
+    <w:basedOn w:val="DefaultParagraphFont"/>
     <w:rsid w:val="0059159F"/>
   </w:style>
   <w:style w:type="character" w:customStyle="1" w:styleId="hljs-selector-tag">
     <w:name w:val="hljs-selector-tag"/>
-    <w:basedOn w:val="a1"/>
+    <w:basedOn w:val="DefaultParagraphFont"/>
     <w:rsid w:val="0059159F"/>
   </w:style>
   <w:style w:type="character" w:customStyle="1" w:styleId="hljs-attribute">
     <w:name w:val="hljs-attribute"/>
-    <w:basedOn w:val="a1"/>
+    <w:basedOn w:val="DefaultParagraphFont"/>
     <w:rsid w:val="0059159F"/>
   </w:style>
   <w:style w:type="character" w:customStyle="1" w:styleId="hljs-selector-class">
     <w:name w:val="hljs-selector-class"/>
-    <w:basedOn w:val="a1"/>
+    <w:basedOn w:val="DefaultParagraphFont"/>
     <w:rsid w:val="0059159F"/>
   </w:style>
   <w:style w:type="character" w:customStyle="1" w:styleId="javascript">
     <w:name w:val="javascript"/>
-    <w:basedOn w:val="a1"/>
+    <w:basedOn w:val="DefaultParagraphFont"/>
     <w:rsid w:val="0059159F"/>
   </w:style>
   <w:style w:type="character" w:customStyle="1" w:styleId="hljs-regexp">
     <w:name w:val="hljs-regexp"/>
-    <w:basedOn w:val="a1"/>
+    <w:basedOn w:val="DefaultParagraphFont"/>
     <w:rsid w:val="0059159F"/>
   </w:style>
   <w:style w:type="character" w:customStyle="1" w:styleId="hljs-property">
     <w:name w:val="hljs-property"/>
-    <w:basedOn w:val="a1"/>
+    <w:basedOn w:val="DefaultParagraphFont"/>
     <w:rsid w:val="0059159F"/>
   </w:style>
   <w:style w:type="character" w:customStyle="1" w:styleId="hljs-variable">
     <w:name w:val="hljs-variable"/>
-    <w:basedOn w:val="a1"/>
-    <w:rsid w:val="0059159F"/>
-  </w:style>
-</w:styles>
-</file>
-
-<file path=word/stylesWithEffects.xml><?xml version="1.0" encoding="utf-8"?>
-<w:styles xmlns:wpc="http://schemas.microsoft.com/office/word/2010/wordprocessingCanvas" xmlns:mc="http://schemas.openxmlformats.org/markup-compatibility/2006" xmlns:o="urn:schemas-microsoft-com:office:office" xmlns:r="http://schemas.openxmlformats.org/officeDocument/2006/relationships" xmlns:m="http://schemas.openxmlformats.org/officeDocument/2006/math" xmlns:v="urn:schemas-microsoft-com:vml" xmlns:wp14="http://schemas.microsoft.com/office/word/2010/wordprocessingDrawing" xmlns:wp="http://schemas.openxmlformats.org/drawingml/2006/wordprocessingDrawing" xmlns:w10="urn:schemas-microsoft-com:office:word" xmlns:w="http://schemas.openxmlformats.org/wordprocessingml/2006/main" xmlns:w14="http://schemas.microsoft.com/office/word/2010/wordml" xmlns:wpg="http://schemas.microsoft.com/office/word/2010/wordprocessingGroup" xmlns:wpi="http://schemas.microsoft.com/office/word/2010/wordprocessingInk" xmlns:wne="http://schemas.microsoft.com/office/word/2006/wordml" xmlns:wps="http://schemas.microsoft.com/office/word/2010/wordprocessingShape" mc:Ignorable="w14 wp14">
-  <w:docDefaults>
-    <w:rPrDefault>
-      <w:rPr>
-        <w:rFonts w:asciiTheme="minorHAnsi" w:eastAsiaTheme="minorEastAsia" w:hAnsiTheme="minorHAnsi" w:cstheme="minorBidi"/>
-        <w:sz w:val="22"/>
-        <w:szCs w:val="22"/>
-        <w:lang w:val="bg-BG" w:eastAsia="en-US" w:bidi="ar-SA"/>
-      </w:rPr>
-    </w:rPrDefault>
-    <w:pPrDefault>
-      <w:pPr>
-        <w:spacing w:after="160" w:line="259" w:lineRule="auto"/>
-      </w:pPr>
-    </w:pPrDefault>
-  </w:docDefaults>
-  <w:latentStyles w:defLockedState="0" w:defUIPriority="99" w:defSemiHidden="1" w:defUnhideWhenUsed="1" w:defQFormat="0" w:count="267">
-    <w:lsdException w:name="Normal" w:semiHidden="0" w:uiPriority="0" w:unhideWhenUsed="0" w:qFormat="1"/>
-    <w:lsdException w:name="heading 1" w:semiHidden="0" w:uiPriority="9" w:unhideWhenUsed="0" w:qFormat="1"/>
-    <w:lsdException w:name="heading 2" w:uiPriority="9" w:qFormat="1"/>
-    <w:lsdException w:name="heading 3" w:uiPriority="9" w:qFormat="1"/>
-    <w:lsdException w:name="heading 4" w:uiPriority="9" w:qFormat="1"/>
-    <w:lsdException w:name="heading 5" w:uiPriority="9" w:qFormat="1"/>
-    <w:lsdException w:name="heading 6" w:uiPriority="9" w:qFormat="1"/>
-    <w:lsdException w:name="heading 7" w:uiPriority="9" w:qFormat="1"/>
-    <w:lsdException w:name="heading 8" w:uiPriority="9" w:qFormat="1"/>
-    <w:lsdException w:name="heading 9" w:uiPriority="9" w:qFormat="1"/>
-    <w:lsdException w:name="toc 1" w:uiPriority="39"/>
-    <w:lsdException w:name="toc 2" w:uiPriority="39"/>
-    <w:lsdException w:name="toc 3" w:uiPriority="39"/>
-    <w:lsdException w:name="toc 4" w:uiPriority="39"/>
-    <w:lsdException w:name="toc 5" w:uiPriority="39"/>
-    <w:lsdException w:name="toc 6" w:uiPriority="39"/>
-    <w:lsdException w:name="toc 7" w:uiPriority="39"/>
-    <w:lsdException w:name="toc 8" w:uiPriority="39"/>
-    <w:lsdException w:name="toc 9" w:uiPriority="39"/>
-    <w:lsdException w:name="caption" w:uiPriority="35" w:qFormat="1"/>
-    <w:lsdException w:name="Title" w:semiHidden="0" w:uiPriority="10" w:unhideWhenUsed="0" w:qFormat="1"/>
-    <w:lsdException w:name="Default Paragraph Font" w:uiPriority="1"/>
-    <w:lsdException w:name="Subtitle" w:semiHidden="0" w:uiPriority="11" w:unhideWhenUsed="0" w:qFormat="1"/>
-    <w:lsdException w:name="Strong" w:semiHidden="0" w:uiPriority="22" w:unhideWhenUsed="0" w:qFormat="1"/>
-    <w:lsdException w:name="Emphasis" w:semiHidden="0" w:uiPriority="20" w:unhideWhenUsed="0" w:qFormat="1"/>
-    <w:lsdException w:name="Table Grid" w:semiHidden="0" w:uiPriority="59" w:unhideWhenUsed="0"/>
-    <w:lsdException w:name="Placeholder Text" w:unhideWhenUsed="0"/>
-    <w:lsdException w:name="No Spacing" w:semiHidden="0" w:uiPriority="1" w:unhideWhenUsed="0" w:qFormat="1"/>
-    <w:lsdException w:name="Light Shading" w:semiHidden="0" w:uiPriority="60" w:unhideWhenUsed="0"/>
-    <w:lsdException w:name="Light List" w:semiHidden="0" w:uiPriority="61" w:unhideWhenUsed="0"/>
-    <w:lsdException w:name="Light Grid" w:semiHidden="0" w:uiPriority="62" w:unhideWhenUsed="0"/>
-    <w:lsdException w:name="Medium Shading 1" w:semiHidden="0" w:uiPriority="63" w:unhideWhenUsed="0"/>
-    <w:lsdException w:name="Medium Shading 2" w:semiHidden="0" w:uiPriority="64" w:unhideWhenUsed="0"/>
-    <w:lsdException w:name="Medium List 1" w:semiHidden="0" w:uiPriority="65" w:unhideWhenUsed="0"/>
-    <w:lsdException w:name="Medium List 2" w:semiHidden="0" w:uiPriority="66" w:unhideWhenUsed="0"/>
-    <w:lsdException w:name="Medium Grid 1" w:semiHidden="0" w:uiPriority="67" w:unhideWhenUsed="0"/>
-    <w:lsdException w:name="Medium Grid 2" w:semiHidden="0" w:uiPriority="68" w:unhideWhenUsed="0"/>
-    <w:lsdException w:name="Medium Grid 3" w:semiHidden="0" w:uiPriority="69" w:unhideWhenUsed="0"/>
-    <w:lsdException w:name="Dark List" w:semiHidden="0" w:uiPriority="70" w:unhideWhenUsed="0"/>
-    <w:lsdException w:name="Colorful Shading" w:semiHidden="0" w:uiPriority="71" w:unhideWhenUsed="0"/>
-    <w:lsdException w:name="Colorful List" w:semiHidden="0" w:uiPriority="72" w:unhideWhenUsed="0"/>
-    <w:lsdException w:name="Colorful Grid" w:semiHidden="0" w:uiPriority="73" w:unhideWhenUsed="0"/>
-    <w:lsdException w:name="Light Shading Accent 1" w:semiHidden="0" w:uiPriority="60" w:unhideWhenUsed="0"/>
-    <w:lsdException w:name="Light List Accent 1" w:semiHidden="0" w:uiPriority="61" w:unhideWhenUsed="0"/>
-    <w:lsdException w:name="Light Grid Accent 1" w:semiHidden="0" w:uiPriority="62" w:unhideWhenUsed="0"/>
-    <w:lsdException w:name="Medium Shading 1 Accent 1" w:semiHidden="0" w:uiPriority="63" w:unhideWhenUsed="0"/>
-    <w:lsdException w:name="Medium Shading 2 Accent 1" w:semiHidden="0" w:uiPriority="64" w:unhideWhenUsed="0"/>
-    <w:lsdException w:name="Medium List 1 Accent 1" w:semiHidden="0" w:uiPriority="65" w:unhideWhenUsed="0"/>
-    <w:lsdException w:name="Revision" w:unhideWhenUsed="0"/>
-    <w:lsdException w:name="List Paragraph" w:semiHidden="0" w:uiPriority="34" w:unhideWhenUsed="0" w:qFormat="1"/>
-    <w:lsdException w:name="Quote" w:semiHidden="0" w:uiPriority="29" w:unhideWhenUsed="0" w:qFormat="1"/>
-    <w:lsdException w:name="Intense Quote" w:semiHidden="0" w:uiPriority="30" w:unhideWhenUsed="0" w:qFormat="1"/>
-    <w:lsdException w:name="Medium List 2 Accent 1" w:semiHidden="0" w:uiPriority="66" w:unhideWhenUsed="0"/>
-    <w:lsdException w:name="Medium Grid 1 Accent 1" w:semiHidden="0" w:uiPriority="67" w:unhideWhenUsed="0"/>
-    <w:lsdException w:name="Medium Grid 2 Accent 1" w:semiHidden="0" w:uiPriority="68" w:unhideWhenUsed="0"/>
-    <w:lsdException w:name="Medium Grid 3 Accent 1" w:semiHidden="0" w:uiPriority="69" w:unhideWhenUsed="0"/>
-    <w:lsdException w:name="Dark List Accent 1" w:semiHidden="0" w:uiPriority="70" w:unhideWhenUsed="0"/>
-    <w:lsdException w:name="Colorful Shading Accent 1" w:semiHidden="0" w:uiPriority="71" w:unhideWhenUsed="0"/>
-    <w:lsdException w:name="Colorful List Accent 1" w:semiHidden="0" w:uiPriority="72" w:unhideWhenUsed="0"/>
-    <w:lsdException w:name="Colorful Grid Accent 1" w:semiHidden="0" w:uiPriority="73" w:unhideWhenUsed="0"/>
-    <w:lsdException w:name="Light Shading Accent 2" w:semiHidden="0" w:uiPriority="60" w:unhideWhenUsed="0"/>
-    <w:lsdException w:name="Light List Accent 2" w:semiHidden="0" w:uiPriority="61" w:unhideWhenUsed="0"/>
-    <w:lsdException w:name="Light Grid Accent 2" w:semiHidden="0" w:uiPriority="62" w:unhideWhenUsed="0"/>
-    <w:lsdException w:name="Medium Shading 1 Accent 2" w:semiHidden="0" w:uiPriority="63" w:unhideWhenUsed="0"/>
-    <w:lsdException w:name="Medium Shading 2 Accent 2" w:semiHidden="0" w:uiPriority="64" w:unhideWhenUsed="0"/>
-    <w:lsdException w:name="Medium List 1 Accent 2" w:semiHidden="0" w:uiPriority="65" w:unhideWhenUsed="0"/>
-    <w:lsdException w:name="Medium List 2 Accent 2" w:semiHidden="0" w:uiPriority="66" w:unhideWhenUsed="0"/>
-    <w:lsdException w:name="Medium Grid 1 Accent 2" w:semiHidden="0" w:uiPriority="67" w:unhideWhenUsed="0"/>
-    <w:lsdException w:name="Medium Grid 2 Accent 2" w:semiHidden="0" w:uiPriority="68" w:unhideWhenUsed="0"/>
-    <w:lsdException w:name="Medium Grid 3 Accent 2" w:semiHidden="0" w:uiPriority="69" w:unhideWhenUsed="0"/>
-    <w:lsdException w:name="Dark List Accent 2" w:semiHidden="0" w:uiPriority="70" w:unhideWhenUsed="0"/>
-    <w:lsdException w:name="Colorful Shading Accent 2" w:semiHidden="0" w:uiPriority="71" w:unhideWhenUsed="0"/>
-    <w:lsdException w:name="Colorful List Accent 2" w:semiHidden="0" w:uiPriority="72" w:unhideWhenUsed="0"/>
-    <w:lsdException w:name="Colorful Grid Accent 2" w:semiHidden="0" w:uiPriority="73" w:unhideWhenUsed="0"/>
-    <w:lsdException w:name="Light Shading Accent 3" w:semiHidden="0" w:uiPriority="60" w:unhideWhenUsed="0"/>
-    <w:lsdException w:name="Light List Accent 3" w:semiHidden="0" w:uiPriority="61" w:unhideWhenUsed="0"/>
-    <w:lsdException w:name="Light Grid Accent 3" w:semiHidden="0" w:uiPriority="62" w:unhideWhenUsed="0"/>
-    <w:lsdException w:name="Medium Shading 1 Accent 3" w:semiHidden="0" w:uiPriority="63" w:unhideWhenUsed="0"/>
-    <w:lsdException w:name="Medium Shading 2 Accent 3" w:semiHidden="0" w:uiPriority="64" w:unhideWhenUsed="0"/>
-    <w:lsdException w:name="Medium List 1 Accent 3" w:semiHidden="0" w:uiPriority="65" w:unhideWhenUsed="0"/>
-    <w:lsdException w:name="Medium List 2 Accent 3" w:semiHidden="0" w:uiPriority="66" w:unhideWhenUsed="0"/>
-    <w:lsdException w:name="Medium Grid 1 Accent 3" w:semiHidden="0" w:uiPriority="67" w:unhideWhenUsed="0"/>
-    <w:lsdException w:name="Medium Grid 2 Accent 3" w:semiHidden="0" w:uiPriority="68" w:unhideWhenUsed="0"/>
-    <w:lsdException w:name="Medium Grid 3 Accent 3" w:semiHidden="0" w:uiPriority="69" w:unhideWhenUsed="0"/>
-    <w:lsdException w:name="Dark List Accent 3" w:semiHidden="0" w:uiPriority="70" w:unhideWhenUsed="0"/>
-    <w:lsdException w:name="Colorful Shading Accent 3" w:semiHidden="0" w:uiPriority="71" w:unhideWhenUsed="0"/>
-    <w:lsdException w:name="Colorful List Accent 3" w:semiHidden="0" w:uiPriority="72" w:unhideWhenUsed="0"/>
-    <w:lsdException w:name="Colorful Grid Accent 3" w:semiHidden="0" w:uiPriority="73" w:unhideWhenUsed="0"/>
-    <w:lsdException w:name="Light Shading Accent 4" w:semiHidden="0" w:uiPriority="60" w:unhideWhenUsed="0"/>
-    <w:lsdException w:name="Light List Accent 4" w:semiHidden="0" w:uiPriority="61" w:unhideWhenUsed="0"/>
-    <w:lsdException w:name="Light Grid Accent 4" w:semiHidden="0" w:uiPriority="62" w:unhideWhenUsed="0"/>
-    <w:lsdException w:name="Medium Shading 1 Accent 4" w:semiHidden="0" w:uiPriority="63" w:unhideWhenUsed="0"/>
-    <w:lsdException w:name="Medium Shading 2 Accent 4" w:semiHidden="0" w:uiPriority="64" w:unhideWhenUsed="0"/>
-    <w:lsdException w:name="Medium List 1 Accent 4" w:semiHidden="0" w:uiPriority="65" w:unhideWhenUsed="0"/>
-    <w:lsdException w:name="Medium List 2 Accent 4" w:semiHidden="0" w:uiPriority="66" w:unhideWhenUsed="0"/>
-    <w:lsdException w:name="Medium Grid 1 Accent 4" w:semiHidden="0" w:uiPriority="67" w:unhideWhenUsed="0"/>
-    <w:lsdException w:name="Medium Grid 2 Accent 4" w:semiHidden="0" w:uiPriority="68" w:unhideWhenUsed="0"/>
-    <w:lsdException w:name="Medium Grid 3 Accent 4" w:semiHidden="0" w:uiPriority="69" w:unhideWhenUsed="0"/>
-    <w:lsdException w:name="Dark List Accent 4" w:semiHidden="0" w:uiPriority="70" w:unhideWhenUsed="0"/>
-    <w:lsdException w:name="Colorful Shading Accent 4" w:semiHidden="0" w:uiPriority="71" w:unhideWhenUsed="0"/>
-    <w:lsdException w:name="Colorful List Accent 4" w:semiHidden="0" w:uiPriority="72" w:unhideWhenUsed="0"/>
-    <w:lsdException w:name="Colorful Grid Accent 4" w:semiHidden="0" w:uiPriority="73" w:unhideWhenUsed="0"/>
-    <w:lsdException w:name="Light Shading Accent 5" w:semiHidden="0" w:uiPriority="60" w:unhideWhenUsed="0"/>
-    <w:lsdException w:name="Light List Accent 5" w:semiHidden="0" w:uiPriority="61" w:unhideWhenUsed="0"/>
-    <w:lsdException w:name="Light Grid Accent 5" w:semiHidden="0" w:uiPriority="62" w:unhideWhenUsed="0"/>
-    <w:lsdException w:name="Medium Shading 1 Accent 5" w:semiHidden="0" w:uiPriority="63" w:unhideWhenUsed="0"/>
-    <w:lsdException w:name="Medium Shading 2 Accent 5" w:semiHidden="0" w:uiPriority="64" w:unhideWhenUsed="0"/>
-    <w:lsdException w:name="Medium List 1 Accent 5" w:semiHidden="0" w:uiPriority="65" w:unhideWhenUsed="0"/>
-    <w:lsdException w:name="Medium List 2 Accent 5" w:semiHidden="0" w:uiPriority="66" w:unhideWhenUsed="0"/>
-    <w:lsdException w:name="Medium Grid 1 Accent 5" w:semiHidden="0" w:uiPriority="67" w:unhideWhenUsed="0"/>
-    <w:lsdException w:name="Medium Grid 2 Accent 5" w:semiHidden="0" w:uiPriority="68" w:unhideWhenUsed="0"/>
-    <w:lsdException w:name="Medium Grid 3 Accent 5" w:semiHidden="0" w:uiPriority="69" w:unhideWhenUsed="0"/>
-    <w:lsdException w:name="Dark List Accent 5" w:semiHidden="0" w:uiPriority="70" w:unhideWhenUsed="0"/>
-    <w:lsdException w:name="Colorful Shading Accent 5" w:semiHidden="0" w:uiPriority="71" w:unhideWhenUsed="0"/>
-    <w:lsdException w:name="Colorful List Accent 5" w:semiHidden="0" w:uiPriority="72" w:unhideWhenUsed="0"/>
-    <w:lsdException w:name="Colorful Grid Accent 5" w:semiHidden="0" w:uiPriority="73" w:unhideWhenUsed="0"/>
-    <w:lsdException w:name="Light Shading Accent 6" w:semiHidden="0" w:uiPriority="60" w:unhideWhenUsed="0"/>
-    <w:lsdException w:name="Light List Accent 6" w:semiHidden="0" w:uiPriority="61" w:unhideWhenUsed="0"/>
-    <w:lsdException w:name="Light Grid Accent 6" w:semiHidden="0" w:uiPriority="62" w:unhideWhenUsed="0"/>
-    <w:lsdException w:name="Medium Shading 1 Accent 6" w:semiHidden="0" w:uiPriority="63" w:unhideWhenUsed="0"/>
-    <w:lsdException w:name="Medium Shading 2 Accent 6" w:semiHidden="0" w:uiPriority="64" w:unhideWhenUsed="0"/>
-    <w:lsdException w:name="Medium List 1 Accent 6" w:semiHidden="0" w:uiPriority="65" w:unhideWhenUsed="0"/>
-    <w:lsdException w:name="Medium List 2 Accent 6" w:semiHidden="0" w:uiPriority="66" w:unhideWhenUsed="0"/>
-    <w:lsdException w:name="Medium Grid 1 Accent 6" w:semiHidden="0" w:uiPriority="67" w:unhideWhenUsed="0"/>
-    <w:lsdException w:name="Medium Grid 2 Accent 6" w:semiHidden="0" w:uiPriority="68" w:unhideWhenUsed="0"/>
-    <w:lsdException w:name="Medium Grid 3 Accent 6" w:semiHidden="0" w:uiPriority="69" w:unhideWhenUsed="0"/>
-    <w:lsdException w:name="Dark List Accent 6" w:semiHidden="0" w:uiPriority="70" w:unhideWhenUsed="0"/>
-    <w:lsdException w:name="Colorful Shading Accent 6" w:semiHidden="0" w:uiPriority="71" w:unhideWhenUsed="0"/>
-    <w:lsdException w:name="Colorful List Accent 6" w:semiHidden="0" w:uiPriority="72" w:unhideWhenUsed="0"/>
-    <w:lsdException w:name="Colorful Grid Accent 6" w:semiHidden="0" w:uiPriority="73" w:unhideWhenUsed="0"/>
-    <w:lsdException w:name="Subtle Emphasis" w:semiHidden="0" w:uiPriority="19" w:unhideWhenUsed="0" w:qFormat="1"/>
-    <w:lsdException w:name="Intense Emphasis" w:semiHidden="0" w:uiPriority="21" w:unhideWhenUsed="0" w:qFormat="1"/>
-    <w:lsdException w:name="Subtle Reference" w:semiHidden="0" w:uiPriority="31" w:unhideWhenUsed="0" w:qFormat="1"/>
-    <w:lsdException w:name="Intense Reference" w:semiHidden="0" w:uiPriority="32" w:unhideWhenUsed="0" w:qFormat="1"/>
-    <w:lsdException w:name="Book Title" w:semiHidden="0" w:uiPriority="33" w:unhideWhenUsed="0" w:qFormat="1"/>
-    <w:lsdException w:name="Bibliography" w:uiPriority="37"/>
-    <w:lsdException w:name="TOC Heading" w:uiPriority="39" w:qFormat="1"/>
-  </w:latentStyles>
-  <w:style w:type="paragraph" w:default="1" w:styleId="a0">
-    <w:name w:val="Normal"/>
-    <w:qFormat/>
-    <w:rsid w:val="00310B1A"/>
-    <w:pPr>
-      <w:spacing w:before="240" w:after="0" w:line="360" w:lineRule="auto"/>
-      <w:ind w:firstLine="851"/>
-      <w:jc w:val="both"/>
-    </w:pPr>
-    <w:rPr>
-      <w:rFonts w:ascii="Times New Roman" w:hAnsi="Times New Roman" w:cs="Times New Roman"/>
-      <w:sz w:val="24"/>
-      <w:szCs w:val="24"/>
-      <w:lang w:eastAsia="bg-BG"/>
-    </w:rPr>
-  </w:style>
-  <w:style w:type="paragraph" w:styleId="1">
-    <w:name w:val="heading 1"/>
-    <w:basedOn w:val="a0"/>
-    <w:next w:val="a0"/>
-    <w:link w:val="10"/>
-    <w:uiPriority w:val="9"/>
-    <w:qFormat/>
-    <w:rsid w:val="00310B1A"/>
-    <w:pPr>
-      <w:keepNext/>
-      <w:keepLines/>
-      <w:numPr>
-        <w:numId w:val="1"/>
-      </w:numPr>
-      <w:pBdr>
-        <w:bottom w:val="single" w:sz="4" w:space="1" w:color="595959" w:themeColor="text1" w:themeTint="A6"/>
-      </w:pBdr>
-      <w:spacing w:before="480" w:after="360"/>
-      <w:ind w:left="431" w:hanging="431"/>
-      <w:outlineLvl w:val="0"/>
-    </w:pPr>
-    <w:rPr>
-      <w:rFonts w:asciiTheme="majorHAnsi" w:eastAsia="Times New Roman" w:hAnsiTheme="majorHAnsi" w:cstheme="majorBidi"/>
-      <w:b/>
-      <w:bCs/>
-      <w:smallCaps/>
-      <w:color w:val="000000" w:themeColor="text1"/>
-      <w:sz w:val="36"/>
-      <w:szCs w:val="36"/>
-    </w:rPr>
-  </w:style>
-  <w:style w:type="paragraph" w:styleId="2">
-    <w:name w:val="heading 2"/>
-    <w:basedOn w:val="a0"/>
-    <w:next w:val="a0"/>
-    <w:link w:val="20"/>
-    <w:uiPriority w:val="9"/>
-    <w:unhideWhenUsed/>
-    <w:qFormat/>
-    <w:rsid w:val="0091636F"/>
-    <w:pPr>
-      <w:keepNext/>
-      <w:keepLines/>
-      <w:numPr>
-        <w:ilvl w:val="1"/>
-        <w:numId w:val="1"/>
-      </w:numPr>
-      <w:spacing w:before="360"/>
-      <w:ind w:left="578" w:hanging="578"/>
-      <w:outlineLvl w:val="1"/>
-    </w:pPr>
-    <w:rPr>
-      <w:rFonts w:asciiTheme="majorHAnsi" w:eastAsiaTheme="majorEastAsia" w:hAnsiTheme="majorHAnsi" w:cstheme="majorBidi"/>
-      <w:b/>
-      <w:bCs/>
-      <w:smallCaps/>
-      <w:color w:val="000000" w:themeColor="text1"/>
-      <w:sz w:val="28"/>
-      <w:szCs w:val="28"/>
-    </w:rPr>
-  </w:style>
-  <w:style w:type="paragraph" w:styleId="3">
-    <w:name w:val="heading 3"/>
-    <w:basedOn w:val="a0"/>
-    <w:next w:val="a0"/>
-    <w:link w:val="30"/>
-    <w:uiPriority w:val="9"/>
-    <w:unhideWhenUsed/>
-    <w:qFormat/>
-    <w:rsid w:val="00C528A5"/>
-    <w:pPr>
-      <w:keepNext/>
-      <w:keepLines/>
-      <w:numPr>
-        <w:ilvl w:val="2"/>
-        <w:numId w:val="1"/>
-      </w:numPr>
-      <w:spacing w:before="200"/>
-      <w:outlineLvl w:val="2"/>
-    </w:pPr>
-    <w:rPr>
-      <w:rFonts w:asciiTheme="majorHAnsi" w:eastAsia="Times New Roman" w:hAnsiTheme="majorHAnsi" w:cstheme="majorBidi"/>
-      <w:b/>
-      <w:bCs/>
-      <w:color w:val="000000" w:themeColor="text1"/>
-    </w:rPr>
-  </w:style>
-  <w:style w:type="paragraph" w:styleId="4">
-    <w:name w:val="heading 4"/>
-    <w:basedOn w:val="a0"/>
-    <w:next w:val="a0"/>
-    <w:link w:val="40"/>
-    <w:uiPriority w:val="9"/>
-    <w:unhideWhenUsed/>
-    <w:qFormat/>
-    <w:rsid w:val="00384DA0"/>
-    <w:pPr>
-      <w:keepNext/>
-      <w:keepLines/>
-      <w:numPr>
-        <w:ilvl w:val="3"/>
-        <w:numId w:val="1"/>
-      </w:numPr>
-      <w:spacing w:before="200"/>
-      <w:outlineLvl w:val="3"/>
-    </w:pPr>
-    <w:rPr>
-      <w:rFonts w:asciiTheme="majorHAnsi" w:eastAsiaTheme="majorEastAsia" w:hAnsiTheme="majorHAnsi" w:cstheme="majorBidi"/>
-      <w:b/>
-      <w:bCs/>
-      <w:i/>
-      <w:iCs/>
-      <w:color w:val="000000" w:themeColor="text1"/>
-    </w:rPr>
-  </w:style>
-  <w:style w:type="paragraph" w:styleId="5">
-    <w:name w:val="heading 5"/>
-    <w:basedOn w:val="a0"/>
-    <w:next w:val="a0"/>
-    <w:link w:val="50"/>
-    <w:uiPriority w:val="9"/>
-    <w:semiHidden/>
-    <w:unhideWhenUsed/>
-    <w:qFormat/>
-    <w:rsid w:val="00384DA0"/>
-    <w:pPr>
-      <w:keepNext/>
-      <w:keepLines/>
-      <w:numPr>
-        <w:ilvl w:val="4"/>
-        <w:numId w:val="1"/>
-      </w:numPr>
-      <w:spacing w:before="200"/>
-      <w:outlineLvl w:val="4"/>
-    </w:pPr>
-    <w:rPr>
-      <w:rFonts w:asciiTheme="majorHAnsi" w:eastAsiaTheme="majorEastAsia" w:hAnsiTheme="majorHAnsi" w:cstheme="majorBidi"/>
-      <w:color w:val="17365D" w:themeColor="text2" w:themeShade="BF"/>
-    </w:rPr>
-  </w:style>
-  <w:style w:type="paragraph" w:styleId="6">
-    <w:name w:val="heading 6"/>
-    <w:basedOn w:val="a0"/>
-    <w:next w:val="a0"/>
-    <w:link w:val="60"/>
-    <w:uiPriority w:val="9"/>
-    <w:semiHidden/>
-    <w:unhideWhenUsed/>
-    <w:qFormat/>
-    <w:rsid w:val="00384DA0"/>
-    <w:pPr>
-      <w:keepNext/>
-      <w:keepLines/>
-      <w:numPr>
-        <w:ilvl w:val="5"/>
-        <w:numId w:val="1"/>
-      </w:numPr>
-      <w:spacing w:before="200"/>
-      <w:outlineLvl w:val="5"/>
-    </w:pPr>
-    <w:rPr>
-      <w:rFonts w:asciiTheme="majorHAnsi" w:eastAsiaTheme="majorEastAsia" w:hAnsiTheme="majorHAnsi" w:cstheme="majorBidi"/>
-      <w:i/>
-      <w:iCs/>
-      <w:color w:val="17365D" w:themeColor="text2" w:themeShade="BF"/>
-    </w:rPr>
-  </w:style>
-  <w:style w:type="paragraph" w:styleId="7">
-    <w:name w:val="heading 7"/>
-    <w:basedOn w:val="a0"/>
-    <w:next w:val="a0"/>
-    <w:link w:val="70"/>
-    <w:uiPriority w:val="9"/>
-    <w:semiHidden/>
-    <w:unhideWhenUsed/>
-    <w:qFormat/>
-    <w:rsid w:val="00384DA0"/>
-    <w:pPr>
-      <w:keepNext/>
-      <w:keepLines/>
-      <w:numPr>
-        <w:ilvl w:val="6"/>
-        <w:numId w:val="1"/>
-      </w:numPr>
-      <w:spacing w:before="200"/>
-      <w:outlineLvl w:val="6"/>
-    </w:pPr>
-    <w:rPr>
-      <w:rFonts w:asciiTheme="majorHAnsi" w:eastAsiaTheme="majorEastAsia" w:hAnsiTheme="majorHAnsi" w:cstheme="majorBidi"/>
-      <w:i/>
-      <w:iCs/>
-      <w:color w:val="404040" w:themeColor="text1" w:themeTint="BF"/>
-    </w:rPr>
-  </w:style>
-  <w:style w:type="paragraph" w:styleId="8">
-    <w:name w:val="heading 8"/>
-    <w:basedOn w:val="a0"/>
-    <w:next w:val="a0"/>
-    <w:link w:val="80"/>
-    <w:uiPriority w:val="9"/>
-    <w:semiHidden/>
-    <w:unhideWhenUsed/>
-    <w:qFormat/>
-    <w:rsid w:val="00384DA0"/>
-    <w:pPr>
-      <w:keepNext/>
-      <w:keepLines/>
-      <w:numPr>
-        <w:ilvl w:val="7"/>
-        <w:numId w:val="1"/>
-      </w:numPr>
-      <w:spacing w:before="200"/>
-      <w:outlineLvl w:val="7"/>
-    </w:pPr>
-    <w:rPr>
-      <w:rFonts w:asciiTheme="majorHAnsi" w:eastAsiaTheme="majorEastAsia" w:hAnsiTheme="majorHAnsi" w:cstheme="majorBidi"/>
-      <w:color w:val="404040" w:themeColor="text1" w:themeTint="BF"/>
-      <w:sz w:val="20"/>
-      <w:szCs w:val="20"/>
-    </w:rPr>
-  </w:style>
-  <w:style w:type="paragraph" w:styleId="9">
-    <w:name w:val="heading 9"/>
-    <w:basedOn w:val="a0"/>
-    <w:next w:val="a0"/>
-    <w:link w:val="90"/>
-    <w:uiPriority w:val="9"/>
-    <w:semiHidden/>
-    <w:unhideWhenUsed/>
-    <w:qFormat/>
-    <w:rsid w:val="00384DA0"/>
-    <w:pPr>
-      <w:keepNext/>
-      <w:keepLines/>
-      <w:numPr>
-        <w:ilvl w:val="8"/>
-        <w:numId w:val="1"/>
-      </w:numPr>
-      <w:spacing w:before="200"/>
-      <w:outlineLvl w:val="8"/>
-    </w:pPr>
-    <w:rPr>
-      <w:rFonts w:asciiTheme="majorHAnsi" w:eastAsiaTheme="majorEastAsia" w:hAnsiTheme="majorHAnsi" w:cstheme="majorBidi"/>
-      <w:i/>
-      <w:iCs/>
-      <w:color w:val="404040" w:themeColor="text1" w:themeTint="BF"/>
-      <w:sz w:val="20"/>
-      <w:szCs w:val="20"/>
-    </w:rPr>
-  </w:style>
-  <w:style w:type="character" w:default="1" w:styleId="a1">
-    <w:name w:val="Default Paragraph Font"/>
-    <w:uiPriority w:val="1"/>
-    <w:semiHidden/>
-    <w:unhideWhenUsed/>
-  </w:style>
-  <w:style w:type="table" w:default="1" w:styleId="a2">
-    <w:name w:val="Normal Table"/>
-    <w:uiPriority w:val="99"/>
-    <w:semiHidden/>
-    <w:unhideWhenUsed/>
-    <w:tblPr>
-      <w:tblInd w:w="0" w:type="dxa"/>
-      <w:tblCellMar>
-        <w:top w:w="0" w:type="dxa"/>
-        <w:left w:w="108" w:type="dxa"/>
-        <w:bottom w:w="0" w:type="dxa"/>
-        <w:right w:w="108" w:type="dxa"/>
-      </w:tblCellMar>
-    </w:tblPr>
-  </w:style>
-  <w:style w:type="numbering" w:default="1" w:styleId="a3">
-    <w:name w:val="No List"/>
-    <w:uiPriority w:val="99"/>
-    <w:semiHidden/>
-    <w:unhideWhenUsed/>
-  </w:style>
-  <w:style w:type="paragraph" w:styleId="a4">
-    <w:name w:val="Balloon Text"/>
-    <w:basedOn w:val="a0"/>
-    <w:link w:val="a5"/>
-    <w:uiPriority w:val="99"/>
-    <w:semiHidden/>
-    <w:unhideWhenUsed/>
-    <w:rsid w:val="00DE2771"/>
-    <w:pPr>
-      <w:spacing w:line="240" w:lineRule="auto"/>
-    </w:pPr>
-    <w:rPr>
-      <w:rFonts w:ascii="Tahoma" w:hAnsi="Tahoma" w:cs="Tahoma"/>
-      <w:sz w:val="16"/>
-      <w:szCs w:val="16"/>
-    </w:rPr>
-  </w:style>
-  <w:style w:type="character" w:customStyle="1" w:styleId="a5">
-    <w:name w:val="Изнесен текст Знак"/>
-    <w:basedOn w:val="a1"/>
-    <w:link w:val="a4"/>
-    <w:uiPriority w:val="99"/>
-    <w:semiHidden/>
-    <w:rsid w:val="00DE2771"/>
-    <w:rPr>
-      <w:rFonts w:ascii="Tahoma" w:hAnsi="Tahoma" w:cs="Tahoma"/>
-      <w:sz w:val="16"/>
-      <w:szCs w:val="16"/>
-    </w:rPr>
-  </w:style>
-  <w:style w:type="paragraph" w:styleId="a6">
-    <w:name w:val="Normal (Web)"/>
-    <w:basedOn w:val="a0"/>
-    <w:uiPriority w:val="99"/>
-    <w:unhideWhenUsed/>
-    <w:rsid w:val="00105525"/>
-    <w:pPr>
-      <w:spacing w:before="100" w:beforeAutospacing="1" w:after="100" w:afterAutospacing="1" w:line="240" w:lineRule="auto"/>
-    </w:pPr>
-    <w:rPr>
-      <w:rFonts w:eastAsia="Times New Roman"/>
-    </w:rPr>
-  </w:style>
-  <w:style w:type="character" w:styleId="a7">
-    <w:name w:val="Hyperlink"/>
-    <w:basedOn w:val="a1"/>
-    <w:uiPriority w:val="99"/>
-    <w:unhideWhenUsed/>
-    <w:rsid w:val="00105525"/>
-    <w:rPr>
-      <w:color w:val="0000FF"/>
-      <w:u w:val="single"/>
-    </w:rPr>
-  </w:style>
-  <w:style w:type="paragraph" w:styleId="a8">
-    <w:name w:val="header"/>
-    <w:basedOn w:val="a0"/>
-    <w:link w:val="a9"/>
-    <w:uiPriority w:val="99"/>
-    <w:unhideWhenUsed/>
-    <w:rsid w:val="00506156"/>
-    <w:pPr>
-      <w:tabs>
-        <w:tab w:val="center" w:pos="4536"/>
-        <w:tab w:val="right" w:pos="9072"/>
-      </w:tabs>
-      <w:spacing w:line="240" w:lineRule="auto"/>
-    </w:pPr>
-  </w:style>
-  <w:style w:type="character" w:customStyle="1" w:styleId="a9">
-    <w:name w:val="Горен колонтитул Знак"/>
-    <w:basedOn w:val="a1"/>
-    <w:link w:val="a8"/>
-    <w:uiPriority w:val="99"/>
-    <w:rsid w:val="00506156"/>
-  </w:style>
-  <w:style w:type="paragraph" w:styleId="aa">
-    <w:name w:val="footer"/>
-    <w:basedOn w:val="a0"/>
-    <w:link w:val="ab"/>
-    <w:uiPriority w:val="99"/>
-    <w:unhideWhenUsed/>
-    <w:rsid w:val="00506156"/>
-    <w:pPr>
-      <w:tabs>
-        <w:tab w:val="center" w:pos="4536"/>
-        <w:tab w:val="right" w:pos="9072"/>
-      </w:tabs>
-      <w:spacing w:line="240" w:lineRule="auto"/>
-    </w:pPr>
-  </w:style>
-  <w:style w:type="character" w:customStyle="1" w:styleId="ab">
-    <w:name w:val="Долен колонтитул Знак"/>
-    <w:basedOn w:val="a1"/>
-    <w:link w:val="aa"/>
-    <w:uiPriority w:val="99"/>
-    <w:rsid w:val="00506156"/>
-  </w:style>
-  <w:style w:type="paragraph" w:styleId="ac">
-    <w:name w:val="List Paragraph"/>
-    <w:basedOn w:val="a0"/>
-    <w:link w:val="ad"/>
-    <w:uiPriority w:val="34"/>
-    <w:qFormat/>
-    <w:rsid w:val="00304F91"/>
-    <w:pPr>
-      <w:ind w:left="720"/>
-      <w:contextualSpacing/>
-    </w:pPr>
-  </w:style>
-  <w:style w:type="character" w:customStyle="1" w:styleId="10">
-    <w:name w:val="Заглавие 1 Знак"/>
-    <w:basedOn w:val="a1"/>
-    <w:link w:val="1"/>
-    <w:uiPriority w:val="9"/>
-    <w:rsid w:val="00310B1A"/>
-    <w:rPr>
-      <w:rFonts w:asciiTheme="majorHAnsi" w:eastAsia="Times New Roman" w:hAnsiTheme="majorHAnsi" w:cstheme="majorBidi"/>
-      <w:b/>
-      <w:bCs/>
-      <w:smallCaps/>
-      <w:color w:val="000000" w:themeColor="text1"/>
-      <w:sz w:val="36"/>
-      <w:szCs w:val="36"/>
-      <w:lang w:eastAsia="bg-BG"/>
-    </w:rPr>
-  </w:style>
-  <w:style w:type="character" w:customStyle="1" w:styleId="20">
-    <w:name w:val="Заглавие 2 Знак"/>
-    <w:basedOn w:val="a1"/>
-    <w:link w:val="2"/>
-    <w:uiPriority w:val="9"/>
-    <w:rsid w:val="0091636F"/>
-    <w:rPr>
-      <w:rFonts w:asciiTheme="majorHAnsi" w:eastAsiaTheme="majorEastAsia" w:hAnsiTheme="majorHAnsi" w:cstheme="majorBidi"/>
-      <w:b/>
-      <w:bCs/>
-      <w:smallCaps/>
-      <w:color w:val="000000" w:themeColor="text1"/>
-      <w:sz w:val="28"/>
-      <w:szCs w:val="28"/>
-      <w:lang w:eastAsia="bg-BG"/>
-    </w:rPr>
-  </w:style>
-  <w:style w:type="character" w:customStyle="1" w:styleId="30">
-    <w:name w:val="Заглавие 3 Знак"/>
-    <w:basedOn w:val="a1"/>
-    <w:link w:val="3"/>
-    <w:uiPriority w:val="9"/>
-    <w:rsid w:val="00C528A5"/>
-    <w:rPr>
-      <w:rFonts w:asciiTheme="majorHAnsi" w:eastAsia="Times New Roman" w:hAnsiTheme="majorHAnsi" w:cstheme="majorBidi"/>
-      <w:b/>
-      <w:bCs/>
-      <w:color w:val="000000" w:themeColor="text1"/>
-      <w:sz w:val="24"/>
-      <w:szCs w:val="24"/>
-      <w:lang w:eastAsia="bg-BG"/>
-    </w:rPr>
-  </w:style>
-  <w:style w:type="character" w:customStyle="1" w:styleId="40">
-    <w:name w:val="Заглавие 4 Знак"/>
-    <w:basedOn w:val="a1"/>
-    <w:link w:val="4"/>
-    <w:uiPriority w:val="9"/>
-    <w:rsid w:val="00384DA0"/>
-    <w:rPr>
-      <w:rFonts w:asciiTheme="majorHAnsi" w:eastAsiaTheme="majorEastAsia" w:hAnsiTheme="majorHAnsi" w:cstheme="majorBidi"/>
-      <w:b/>
-      <w:bCs/>
-      <w:i/>
-      <w:iCs/>
-      <w:color w:val="000000" w:themeColor="text1"/>
-      <w:sz w:val="24"/>
-      <w:szCs w:val="24"/>
-    </w:rPr>
-  </w:style>
-  <w:style w:type="character" w:customStyle="1" w:styleId="50">
-    <w:name w:val="Заглавие 5 Знак"/>
-    <w:basedOn w:val="a1"/>
-    <w:link w:val="5"/>
-    <w:uiPriority w:val="9"/>
-    <w:semiHidden/>
-    <w:rsid w:val="00384DA0"/>
-    <w:rPr>
-      <w:rFonts w:asciiTheme="majorHAnsi" w:eastAsiaTheme="majorEastAsia" w:hAnsiTheme="majorHAnsi" w:cstheme="majorBidi"/>
-      <w:color w:val="17365D" w:themeColor="text2" w:themeShade="BF"/>
-      <w:sz w:val="24"/>
-      <w:szCs w:val="24"/>
-    </w:rPr>
-  </w:style>
-  <w:style w:type="character" w:customStyle="1" w:styleId="60">
-    <w:name w:val="Заглавие 6 Знак"/>
-    <w:basedOn w:val="a1"/>
-    <w:link w:val="6"/>
-    <w:uiPriority w:val="9"/>
-    <w:semiHidden/>
-    <w:rsid w:val="00384DA0"/>
-    <w:rPr>
-      <w:rFonts w:asciiTheme="majorHAnsi" w:eastAsiaTheme="majorEastAsia" w:hAnsiTheme="majorHAnsi" w:cstheme="majorBidi"/>
-      <w:i/>
-      <w:iCs/>
-      <w:color w:val="17365D" w:themeColor="text2" w:themeShade="BF"/>
-      <w:sz w:val="24"/>
-      <w:szCs w:val="24"/>
-    </w:rPr>
-  </w:style>
-  <w:style w:type="character" w:customStyle="1" w:styleId="70">
-    <w:name w:val="Заглавие 7 Знак"/>
-    <w:basedOn w:val="a1"/>
-    <w:link w:val="7"/>
-    <w:uiPriority w:val="9"/>
-    <w:semiHidden/>
-    <w:rsid w:val="00384DA0"/>
-    <w:rPr>
-      <w:rFonts w:asciiTheme="majorHAnsi" w:eastAsiaTheme="majorEastAsia" w:hAnsiTheme="majorHAnsi" w:cstheme="majorBidi"/>
-      <w:i/>
-      <w:iCs/>
-      <w:color w:val="404040" w:themeColor="text1" w:themeTint="BF"/>
-      <w:sz w:val="24"/>
-      <w:szCs w:val="24"/>
-    </w:rPr>
-  </w:style>
-  <w:style w:type="character" w:customStyle="1" w:styleId="80">
-    <w:name w:val="Заглавие 8 Знак"/>
-    <w:basedOn w:val="a1"/>
-    <w:link w:val="8"/>
-    <w:uiPriority w:val="9"/>
-    <w:semiHidden/>
-    <w:rsid w:val="00384DA0"/>
-    <w:rPr>
-      <w:rFonts w:asciiTheme="majorHAnsi" w:eastAsiaTheme="majorEastAsia" w:hAnsiTheme="majorHAnsi" w:cstheme="majorBidi"/>
-      <w:color w:val="404040" w:themeColor="text1" w:themeTint="BF"/>
-      <w:sz w:val="20"/>
-      <w:szCs w:val="20"/>
-    </w:rPr>
-  </w:style>
-  <w:style w:type="character" w:customStyle="1" w:styleId="90">
-    <w:name w:val="Заглавие 9 Знак"/>
-    <w:basedOn w:val="a1"/>
-    <w:link w:val="9"/>
-    <w:uiPriority w:val="9"/>
-    <w:semiHidden/>
-    <w:rsid w:val="00384DA0"/>
-    <w:rPr>
-      <w:rFonts w:asciiTheme="majorHAnsi" w:eastAsiaTheme="majorEastAsia" w:hAnsiTheme="majorHAnsi" w:cstheme="majorBidi"/>
-      <w:i/>
-      <w:iCs/>
-      <w:color w:val="404040" w:themeColor="text1" w:themeTint="BF"/>
-      <w:sz w:val="20"/>
-      <w:szCs w:val="20"/>
-    </w:rPr>
-  </w:style>
-  <w:style w:type="paragraph" w:styleId="ae">
-    <w:name w:val="caption"/>
-    <w:basedOn w:val="a0"/>
-    <w:next w:val="a0"/>
-    <w:uiPriority w:val="35"/>
-    <w:semiHidden/>
-    <w:unhideWhenUsed/>
-    <w:qFormat/>
-    <w:rsid w:val="00384DA0"/>
-    <w:pPr>
-      <w:spacing w:after="200" w:line="240" w:lineRule="auto"/>
-    </w:pPr>
-    <w:rPr>
-      <w:i/>
-      <w:iCs/>
-      <w:color w:val="1F497D" w:themeColor="text2"/>
-      <w:sz w:val="18"/>
-      <w:szCs w:val="18"/>
-    </w:rPr>
-  </w:style>
-  <w:style w:type="paragraph" w:styleId="af">
-    <w:name w:val="Title"/>
-    <w:basedOn w:val="a0"/>
-    <w:next w:val="a0"/>
-    <w:link w:val="af0"/>
-    <w:uiPriority w:val="10"/>
-    <w:qFormat/>
-    <w:rsid w:val="00384DA0"/>
-    <w:pPr>
-      <w:spacing w:line="240" w:lineRule="auto"/>
-      <w:contextualSpacing/>
-    </w:pPr>
-    <w:rPr>
-      <w:rFonts w:asciiTheme="majorHAnsi" w:eastAsiaTheme="majorEastAsia" w:hAnsiTheme="majorHAnsi" w:cstheme="majorBidi"/>
-      <w:color w:val="000000" w:themeColor="text1"/>
-      <w:sz w:val="56"/>
-      <w:szCs w:val="56"/>
-    </w:rPr>
-  </w:style>
-  <w:style w:type="character" w:customStyle="1" w:styleId="af0">
-    <w:name w:val="Заглавие Знак"/>
-    <w:basedOn w:val="a1"/>
-    <w:link w:val="af"/>
-    <w:uiPriority w:val="10"/>
-    <w:rsid w:val="00384DA0"/>
-    <w:rPr>
-      <w:rFonts w:asciiTheme="majorHAnsi" w:eastAsiaTheme="majorEastAsia" w:hAnsiTheme="majorHAnsi" w:cstheme="majorBidi"/>
-      <w:color w:val="000000" w:themeColor="text1"/>
-      <w:sz w:val="56"/>
-      <w:szCs w:val="56"/>
-    </w:rPr>
-  </w:style>
-  <w:style w:type="paragraph" w:styleId="af1">
-    <w:name w:val="Subtitle"/>
-    <w:basedOn w:val="a0"/>
-    <w:next w:val="a0"/>
-    <w:link w:val="af2"/>
-    <w:uiPriority w:val="11"/>
-    <w:qFormat/>
-    <w:rsid w:val="00384DA0"/>
-    <w:pPr>
-      <w:numPr>
-        <w:ilvl w:val="1"/>
-      </w:numPr>
-      <w:ind w:firstLine="851"/>
-    </w:pPr>
-    <w:rPr>
-      <w:color w:val="5A5A5A" w:themeColor="text1" w:themeTint="A5"/>
-      <w:spacing w:val="10"/>
-    </w:rPr>
-  </w:style>
-  <w:style w:type="character" w:customStyle="1" w:styleId="af2">
-    <w:name w:val="Подзаглавие Знак"/>
-    <w:basedOn w:val="a1"/>
-    <w:link w:val="af1"/>
-    <w:uiPriority w:val="11"/>
-    <w:rsid w:val="00384DA0"/>
-    <w:rPr>
-      <w:color w:val="5A5A5A" w:themeColor="text1" w:themeTint="A5"/>
-      <w:spacing w:val="10"/>
-    </w:rPr>
-  </w:style>
-  <w:style w:type="character" w:styleId="af3">
-    <w:name w:val="Strong"/>
-    <w:basedOn w:val="a1"/>
-    <w:uiPriority w:val="22"/>
-    <w:qFormat/>
-    <w:rsid w:val="00384DA0"/>
-    <w:rPr>
-      <w:b/>
-      <w:bCs/>
-      <w:color w:val="000000" w:themeColor="text1"/>
-    </w:rPr>
-  </w:style>
-  <w:style w:type="character" w:styleId="af4">
-    <w:name w:val="Emphasis"/>
-    <w:basedOn w:val="a1"/>
-    <w:uiPriority w:val="20"/>
-    <w:qFormat/>
-    <w:rsid w:val="00384DA0"/>
-    <w:rPr>
-      <w:i/>
-      <w:iCs/>
-      <w:color w:val="auto"/>
-    </w:rPr>
-  </w:style>
-  <w:style w:type="paragraph" w:styleId="af5">
-    <w:name w:val="No Spacing"/>
-    <w:uiPriority w:val="1"/>
-    <w:qFormat/>
-    <w:rsid w:val="00384DA0"/>
-    <w:pPr>
-      <w:spacing w:after="0" w:line="240" w:lineRule="auto"/>
-    </w:pPr>
-  </w:style>
-  <w:style w:type="paragraph" w:styleId="af6">
-    <w:name w:val="Quote"/>
-    <w:basedOn w:val="a0"/>
-    <w:next w:val="a0"/>
-    <w:link w:val="af7"/>
-    <w:uiPriority w:val="29"/>
-    <w:qFormat/>
-    <w:rsid w:val="00384DA0"/>
-    <w:pPr>
-      <w:spacing w:before="160"/>
-      <w:ind w:left="720" w:right="720"/>
-    </w:pPr>
-    <w:rPr>
-      <w:i/>
-      <w:iCs/>
-      <w:color w:val="000000" w:themeColor="text1"/>
-    </w:rPr>
-  </w:style>
-  <w:style w:type="character" w:customStyle="1" w:styleId="af7">
-    <w:name w:val="Цитат Знак"/>
-    <w:basedOn w:val="a1"/>
-    <w:link w:val="af6"/>
-    <w:uiPriority w:val="29"/>
-    <w:rsid w:val="00384DA0"/>
-    <w:rPr>
-      <w:i/>
-      <w:iCs/>
-      <w:color w:val="000000" w:themeColor="text1"/>
-    </w:rPr>
-  </w:style>
-  <w:style w:type="paragraph" w:styleId="af8">
-    <w:name w:val="Intense Quote"/>
-    <w:basedOn w:val="a0"/>
-    <w:next w:val="a0"/>
-    <w:link w:val="af9"/>
-    <w:uiPriority w:val="30"/>
-    <w:qFormat/>
-    <w:rsid w:val="00384DA0"/>
-    <w:pPr>
-      <w:pBdr>
-        <w:top w:val="single" w:sz="24" w:space="1" w:color="F2F2F2" w:themeColor="background1" w:themeShade="F2"/>
-        <w:bottom w:val="single" w:sz="24" w:space="1" w:color="F2F2F2" w:themeColor="background1" w:themeShade="F2"/>
-      </w:pBdr>
-      <w:shd w:val="clear" w:color="auto" w:fill="F2F2F2" w:themeFill="background1" w:themeFillShade="F2"/>
-      <w:ind w:left="936" w:right="936"/>
-      <w:jc w:val="center"/>
-    </w:pPr>
-    <w:rPr>
-      <w:color w:val="000000" w:themeColor="text1"/>
-    </w:rPr>
-  </w:style>
-  <w:style w:type="character" w:customStyle="1" w:styleId="af9">
-    <w:name w:val="Интензивно цитиране Знак"/>
-    <w:basedOn w:val="a1"/>
-    <w:link w:val="af8"/>
-    <w:uiPriority w:val="30"/>
-    <w:rsid w:val="00384DA0"/>
-    <w:rPr>
-      <w:color w:val="000000" w:themeColor="text1"/>
-      <w:shd w:val="clear" w:color="auto" w:fill="F2F2F2" w:themeFill="background1" w:themeFillShade="F2"/>
-    </w:rPr>
-  </w:style>
-  <w:style w:type="character" w:styleId="afa">
-    <w:name w:val="Subtle Emphasis"/>
-    <w:basedOn w:val="a1"/>
-    <w:uiPriority w:val="19"/>
-    <w:qFormat/>
-    <w:rsid w:val="00384DA0"/>
-    <w:rPr>
-      <w:i/>
-      <w:iCs/>
-      <w:color w:val="404040" w:themeColor="text1" w:themeTint="BF"/>
-    </w:rPr>
-  </w:style>
-  <w:style w:type="character" w:styleId="afb">
-    <w:name w:val="Intense Emphasis"/>
-    <w:basedOn w:val="a1"/>
-    <w:uiPriority w:val="21"/>
-    <w:qFormat/>
-    <w:rsid w:val="00384DA0"/>
-    <w:rPr>
-      <w:b/>
-      <w:bCs/>
-      <w:i/>
-      <w:iCs/>
-      <w:caps/>
-    </w:rPr>
-  </w:style>
-  <w:style w:type="character" w:styleId="afc">
-    <w:name w:val="Subtle Reference"/>
-    <w:basedOn w:val="a1"/>
-    <w:uiPriority w:val="31"/>
-    <w:qFormat/>
-    <w:rsid w:val="00384DA0"/>
-    <w:rPr>
-      <w:smallCaps/>
-      <w:color w:val="404040" w:themeColor="text1" w:themeTint="BF"/>
-      <w:u w:val="single" w:color="7F7F7F" w:themeColor="text1" w:themeTint="80"/>
-    </w:rPr>
-  </w:style>
-  <w:style w:type="character" w:styleId="afd">
-    <w:name w:val="Intense Reference"/>
-    <w:basedOn w:val="a1"/>
-    <w:uiPriority w:val="32"/>
-    <w:qFormat/>
-    <w:rsid w:val="00384DA0"/>
-    <w:rPr>
-      <w:b/>
-      <w:bCs/>
-      <w:smallCaps/>
-      <w:u w:val="single"/>
-    </w:rPr>
-  </w:style>
-  <w:style w:type="character" w:styleId="afe">
-    <w:name w:val="Book Title"/>
-    <w:basedOn w:val="a1"/>
-    <w:uiPriority w:val="33"/>
-    <w:qFormat/>
-    <w:rsid w:val="00384DA0"/>
-    <w:rPr>
-      <w:b w:val="0"/>
-      <w:bCs w:val="0"/>
-      <w:smallCaps/>
-      <w:spacing w:val="5"/>
-    </w:rPr>
-  </w:style>
-  <w:style w:type="paragraph" w:styleId="aff">
-    <w:name w:val="TOC Heading"/>
-    <w:basedOn w:val="1"/>
-    <w:next w:val="a0"/>
-    <w:uiPriority w:val="39"/>
-    <w:unhideWhenUsed/>
-    <w:qFormat/>
-    <w:rsid w:val="00384DA0"/>
-    <w:pPr>
-      <w:outlineLvl w:val="9"/>
-    </w:pPr>
-  </w:style>
-  <w:style w:type="paragraph" w:customStyle="1" w:styleId="aff0">
-    <w:name w:val="код"/>
-    <w:basedOn w:val="a0"/>
-    <w:link w:val="Char"/>
-    <w:qFormat/>
-    <w:rsid w:val="00384DA0"/>
-    <w:pPr>
-      <w:spacing w:line="240" w:lineRule="auto"/>
-      <w:ind w:left="851" w:firstLine="0"/>
-    </w:pPr>
-    <w:rPr>
-      <w:rFonts w:ascii="Tahoma" w:hAnsi="Tahoma" w:cs="Arial"/>
-    </w:rPr>
-  </w:style>
-  <w:style w:type="character" w:customStyle="1" w:styleId="ad">
-    <w:name w:val="Списък на абзаци Знак"/>
-    <w:basedOn w:val="a1"/>
-    <w:link w:val="ac"/>
-    <w:uiPriority w:val="34"/>
-    <w:rsid w:val="00231966"/>
-    <w:rPr>
-      <w:rFonts w:ascii="Times New Roman" w:hAnsi="Times New Roman" w:cs="Times New Roman"/>
-      <w:sz w:val="24"/>
-      <w:szCs w:val="24"/>
-    </w:rPr>
-  </w:style>
-  <w:style w:type="character" w:customStyle="1" w:styleId="Char">
-    <w:name w:val="код Char"/>
-    <w:basedOn w:val="a1"/>
-    <w:link w:val="aff0"/>
-    <w:rsid w:val="00384DA0"/>
-    <w:rPr>
-      <w:rFonts w:ascii="Tahoma" w:hAnsi="Tahoma" w:cs="Arial"/>
-      <w:sz w:val="24"/>
-      <w:szCs w:val="24"/>
-    </w:rPr>
-  </w:style>
-  <w:style w:type="paragraph" w:styleId="11">
-    <w:name w:val="toc 1"/>
-    <w:basedOn w:val="a0"/>
-    <w:next w:val="a0"/>
-    <w:autoRedefine/>
-    <w:uiPriority w:val="39"/>
-    <w:unhideWhenUsed/>
-    <w:rsid w:val="00231966"/>
-    <w:pPr>
-      <w:spacing w:after="100"/>
-    </w:pPr>
-  </w:style>
-  <w:style w:type="paragraph" w:styleId="21">
-    <w:name w:val="toc 2"/>
-    <w:basedOn w:val="a0"/>
-    <w:next w:val="a0"/>
-    <w:autoRedefine/>
-    <w:uiPriority w:val="39"/>
-    <w:unhideWhenUsed/>
-    <w:rsid w:val="00231966"/>
-    <w:pPr>
-      <w:spacing w:after="100"/>
-      <w:ind w:left="240"/>
-    </w:pPr>
-  </w:style>
-  <w:style w:type="paragraph" w:styleId="31">
-    <w:name w:val="toc 3"/>
-    <w:basedOn w:val="a0"/>
-    <w:next w:val="a0"/>
-    <w:autoRedefine/>
-    <w:uiPriority w:val="39"/>
-    <w:unhideWhenUsed/>
-    <w:rsid w:val="00231966"/>
-    <w:pPr>
-      <w:spacing w:after="100"/>
-      <w:ind w:left="480"/>
-    </w:pPr>
-  </w:style>
-  <w:style w:type="character" w:styleId="HTML">
-    <w:name w:val="HTML Code"/>
-    <w:basedOn w:val="a1"/>
-    <w:uiPriority w:val="99"/>
-    <w:semiHidden/>
-    <w:unhideWhenUsed/>
-    <w:rsid w:val="00FD18AE"/>
-    <w:rPr>
-      <w:rFonts w:ascii="Courier New" w:eastAsia="Times New Roman" w:hAnsi="Courier New" w:cs="Courier New"/>
-      <w:sz w:val="20"/>
-      <w:szCs w:val="20"/>
-    </w:rPr>
-  </w:style>
-  <w:style w:type="paragraph" w:customStyle="1" w:styleId="a">
-    <w:name w:val="точка"/>
-    <w:basedOn w:val="a0"/>
-    <w:link w:val="Char0"/>
-    <w:qFormat/>
-    <w:rsid w:val="002B6D09"/>
-    <w:pPr>
-      <w:numPr>
-        <w:numId w:val="3"/>
-      </w:numPr>
-      <w:shd w:val="clear" w:color="auto" w:fill="FFFFFF"/>
-      <w:spacing w:before="0" w:after="120" w:line="276" w:lineRule="auto"/>
-    </w:pPr>
-    <w:rPr>
-      <w:rFonts w:eastAsia="Times New Roman"/>
-      <w:bCs/>
-    </w:rPr>
-  </w:style>
-  <w:style w:type="character" w:customStyle="1" w:styleId="Char0">
-    <w:name w:val="точка Char"/>
-    <w:basedOn w:val="a1"/>
-    <w:link w:val="a"/>
-    <w:rsid w:val="002B6D09"/>
-    <w:rPr>
-      <w:rFonts w:ascii="Times New Roman" w:eastAsia="Times New Roman" w:hAnsi="Times New Roman" w:cs="Times New Roman"/>
-      <w:bCs/>
-      <w:sz w:val="24"/>
-      <w:szCs w:val="24"/>
-      <w:shd w:val="clear" w:color="auto" w:fill="FFFFFF"/>
-      <w:lang w:eastAsia="bg-BG"/>
-    </w:rPr>
-  </w:style>
-  <w:style w:type="paragraph" w:styleId="HTML0">
-    <w:name w:val="HTML Preformatted"/>
-    <w:basedOn w:val="a0"/>
-    <w:link w:val="HTML1"/>
-    <w:uiPriority w:val="99"/>
-    <w:unhideWhenUsed/>
-    <w:rsid w:val="00782E28"/>
-    <w:pPr>
-      <w:tabs>
-        <w:tab w:val="left" w:pos="916"/>
-        <w:tab w:val="left" w:pos="1832"/>
-        <w:tab w:val="left" w:pos="2748"/>
-        <w:tab w:val="left" w:pos="3664"/>
-        <w:tab w:val="left" w:pos="4580"/>
-        <w:tab w:val="left" w:pos="5496"/>
-        <w:tab w:val="left" w:pos="6412"/>
-        <w:tab w:val="left" w:pos="7328"/>
-        <w:tab w:val="left" w:pos="8244"/>
-        <w:tab w:val="left" w:pos="9160"/>
-        <w:tab w:val="left" w:pos="10076"/>
-        <w:tab w:val="left" w:pos="10992"/>
-        <w:tab w:val="left" w:pos="11908"/>
-        <w:tab w:val="left" w:pos="12824"/>
-        <w:tab w:val="left" w:pos="13740"/>
-        <w:tab w:val="left" w:pos="14656"/>
-      </w:tabs>
-      <w:spacing w:line="240" w:lineRule="auto"/>
-      <w:ind w:firstLine="0"/>
-      <w:jc w:val="left"/>
-    </w:pPr>
-    <w:rPr>
-      <w:rFonts w:ascii="Courier New" w:eastAsia="Times New Roman" w:hAnsi="Courier New" w:cs="Courier New"/>
-      <w:sz w:val="20"/>
-      <w:szCs w:val="20"/>
-    </w:rPr>
-  </w:style>
-  <w:style w:type="character" w:customStyle="1" w:styleId="HTML1">
-    <w:name w:val="HTML стандартен Знак"/>
-    <w:basedOn w:val="a1"/>
-    <w:link w:val="HTML0"/>
-    <w:uiPriority w:val="99"/>
-    <w:rsid w:val="00782E28"/>
-    <w:rPr>
-      <w:rFonts w:ascii="Courier New" w:eastAsia="Times New Roman" w:hAnsi="Courier New" w:cs="Courier New"/>
-      <w:sz w:val="20"/>
-      <w:szCs w:val="20"/>
-      <w:lang w:eastAsia="bg-BG"/>
-    </w:rPr>
-  </w:style>
-  <w:style w:type="character" w:customStyle="1" w:styleId="text-text-primary-3">
-    <w:name w:val="text-text-primary-3"/>
-    <w:basedOn w:val="a1"/>
-    <w:rsid w:val="00716AEF"/>
-  </w:style>
-  <w:style w:type="character" w:customStyle="1" w:styleId="hljs-keyword">
-    <w:name w:val="hljs-keyword"/>
-    <w:basedOn w:val="a1"/>
-    <w:rsid w:val="00716AEF"/>
-  </w:style>
-  <w:style w:type="character" w:customStyle="1" w:styleId="hljs-title">
-    <w:name w:val="hljs-title"/>
-    <w:basedOn w:val="a1"/>
-    <w:rsid w:val="004E5D4E"/>
-  </w:style>
-  <w:style w:type="character" w:customStyle="1" w:styleId="hljs-number">
-    <w:name w:val="hljs-number"/>
-    <w:basedOn w:val="a1"/>
-    <w:rsid w:val="004E5D4E"/>
-  </w:style>
-  <w:style w:type="character" w:customStyle="1" w:styleId="hljs-literal">
-    <w:name w:val="hljs-literal"/>
-    <w:basedOn w:val="a1"/>
-    <w:rsid w:val="004E5D4E"/>
-  </w:style>
-  <w:style w:type="character" w:customStyle="1" w:styleId="hljs-params">
-    <w:name w:val="hljs-params"/>
-    <w:basedOn w:val="a1"/>
-    <w:rsid w:val="004E5D4E"/>
-  </w:style>
-  <w:style w:type="character" w:customStyle="1" w:styleId="hljs-string">
-    <w:name w:val="hljs-string"/>
-    <w:basedOn w:val="a1"/>
-    <w:rsid w:val="004E5D4E"/>
-  </w:style>
-  <w:style w:type="character" w:customStyle="1" w:styleId="hljs-subst">
-    <w:name w:val="hljs-subst"/>
-    <w:basedOn w:val="a1"/>
-    <w:rsid w:val="004E5D4E"/>
-  </w:style>
-  <w:style w:type="character" w:customStyle="1" w:styleId="hljs-meta">
-    <w:name w:val="hljs-meta"/>
-    <w:basedOn w:val="a1"/>
-    <w:rsid w:val="004E5D4E"/>
-  </w:style>
-  <w:style w:type="character" w:customStyle="1" w:styleId="hljs-builtin">
-    <w:name w:val="hljs-built_in"/>
-    <w:basedOn w:val="a1"/>
-    <w:rsid w:val="00B7581D"/>
-  </w:style>
-  <w:style w:type="character" w:customStyle="1" w:styleId="hljs-comment">
-    <w:name w:val="hljs-comment"/>
-    <w:basedOn w:val="a1"/>
-    <w:rsid w:val="00B7581D"/>
-  </w:style>
-  <w:style w:type="character" w:customStyle="1" w:styleId="ellipsis-text">
-    <w:name w:val="ellipsis-text"/>
-    <w:basedOn w:val="a1"/>
-    <w:rsid w:val="0059159F"/>
-  </w:style>
-  <w:style w:type="character" w:customStyle="1" w:styleId="user-input-text">
-    <w:name w:val="user-input-text"/>
-    <w:basedOn w:val="a1"/>
-    <w:rsid w:val="0059159F"/>
-  </w:style>
-  <w:style w:type="character" w:customStyle="1" w:styleId="inline-flex">
-    <w:name w:val="inline-flex"/>
-    <w:basedOn w:val="a1"/>
-    <w:rsid w:val="0059159F"/>
-  </w:style>
-  <w:style w:type="character" w:customStyle="1" w:styleId="hljs-function">
-    <w:name w:val="hljs-function"/>
-    <w:basedOn w:val="a1"/>
-    <w:rsid w:val="0059159F"/>
-  </w:style>
-  <w:style w:type="character" w:customStyle="1" w:styleId="hljs-type">
-    <w:name w:val="hljs-type"/>
-    <w:basedOn w:val="a1"/>
-    <w:rsid w:val="0059159F"/>
-  </w:style>
-  <w:style w:type="character" w:customStyle="1" w:styleId="hljs-punctuation">
-    <w:name w:val="hljs-punctuation"/>
-    <w:basedOn w:val="a1"/>
-    <w:rsid w:val="0059159F"/>
-  </w:style>
-  <w:style w:type="character" w:customStyle="1" w:styleId="hljs-attr">
-    <w:name w:val="hljs-attr"/>
-    <w:basedOn w:val="a1"/>
-    <w:rsid w:val="0059159F"/>
-  </w:style>
-  <w:style w:type="character" w:customStyle="1" w:styleId="hljs-tag">
-    <w:name w:val="hljs-tag"/>
-    <w:basedOn w:val="a1"/>
-    <w:rsid w:val="0059159F"/>
-  </w:style>
-  <w:style w:type="character" w:customStyle="1" w:styleId="hljs-name">
-    <w:name w:val="hljs-name"/>
-    <w:basedOn w:val="a1"/>
-    <w:rsid w:val="0059159F"/>
-  </w:style>
-  <w:style w:type="character" w:customStyle="1" w:styleId="css">
-    <w:name w:val="css"/>
-    <w:basedOn w:val="a1"/>
-    <w:rsid w:val="0059159F"/>
-  </w:style>
-  <w:style w:type="character" w:customStyle="1" w:styleId="hljs-selector-tag">
-    <w:name w:val="hljs-selector-tag"/>
-    <w:basedOn w:val="a1"/>
-    <w:rsid w:val="0059159F"/>
-  </w:style>
-  <w:style w:type="character" w:customStyle="1" w:styleId="hljs-attribute">
-    <w:name w:val="hljs-attribute"/>
-    <w:basedOn w:val="a1"/>
-    <w:rsid w:val="0059159F"/>
-  </w:style>
-  <w:style w:type="character" w:customStyle="1" w:styleId="hljs-selector-class">
-    <w:name w:val="hljs-selector-class"/>
-    <w:basedOn w:val="a1"/>
-    <w:rsid w:val="0059159F"/>
-  </w:style>
-  <w:style w:type="character" w:customStyle="1" w:styleId="javascript">
-    <w:name w:val="javascript"/>
-    <w:basedOn w:val="a1"/>
-    <w:rsid w:val="0059159F"/>
-  </w:style>
-  <w:style w:type="character" w:customStyle="1" w:styleId="hljs-regexp">
-    <w:name w:val="hljs-regexp"/>
-    <w:basedOn w:val="a1"/>
-    <w:rsid w:val="0059159F"/>
-  </w:style>
-  <w:style w:type="character" w:customStyle="1" w:styleId="hljs-property">
-    <w:name w:val="hljs-property"/>
-    <w:basedOn w:val="a1"/>
-    <w:rsid w:val="0059159F"/>
-  </w:style>
-  <w:style w:type="character" w:customStyle="1" w:styleId="hljs-variable">
-    <w:name w:val="hljs-variable"/>
-    <w:basedOn w:val="a1"/>
+    <w:basedOn w:val="DefaultParagraphFont"/>
     <w:rsid w:val="0059159F"/>
   </w:style>
 </w:styles>
@@ -25821,7 +24784,7 @@
 </file>
 
 <file path=customXml/itemProps1.xml><?xml version="1.0" encoding="utf-8"?>
-<ds:datastoreItem xmlns:ds="http://schemas.openxmlformats.org/officeDocument/2006/customXml" ds:itemID="{B0EE676D-2BF9-41BA-9E76-169299CD6FCC}">
+<ds:datastoreItem xmlns:ds="http://schemas.openxmlformats.org/officeDocument/2006/customXml" ds:itemID="{A601B792-C3FF-4E09-B909-DCD55D338196}">
   <ds:schemaRefs>
     <ds:schemaRef ds:uri="http://schemas.openxmlformats.org/officeDocument/2006/bibliography"/>
   </ds:schemaRefs>
